--- a/PCP P&ID ListRegisters/DF-RE-0111PM-E-94229-13 WTP 4 IO LIST DOCUMENT – LIST OF INPUTS & OUTPUTS.docx
+++ b/PCP P&ID ListRegisters/DF-RE-0111PM-E-94229-13 WTP 4 IO LIST DOCUMENT – LIST OF INPUTS & OUTPUTS.docx
@@ -2328,16 +2328,29 @@
     </w:p>
     <w:p>
       <w:pPr>
-        <w:pStyle w:val="Header"/>
-        <w:tabs>
-          <w:tab w:val="clear" w:pos="4680"/>
-          <w:tab w:val="clear" w:pos="9360"/>
-        </w:tabs>
-        <w:spacing w:before="120" w:after="120" w:line="259" w:lineRule="auto"/>
-        <w:jc w:val="center"/>
+        <w:spacing w:line="240" w:lineRule="auto"/>
         <w:rPr>
-          <w:rFonts w:asciiTheme="majorHAnsi" w:hAnsiTheme="majorHAnsi" w:cstheme="majorHAnsi"/>
+          <w:rFonts w:ascii="Calibri" w:eastAsia="Times New Roman" w:hAnsi="Calibri" w:cs="Calibri"/>
           <w:b/>
+          <w:bCs/>
+          <w:color w:val="000000"/>
+          <w:sz w:val="16"/>
+          <w:szCs w:val="16"/>
+          <w:lang w:val="en-ID" w:eastAsia="en-ID"/>
+        </w:rPr>
+      </w:pPr>
+    </w:p>
+    <w:p>
+      <w:pPr>
+        <w:spacing w:line="240" w:lineRule="auto"/>
+        <w:rPr>
+          <w:rFonts w:ascii="Calibri" w:eastAsia="Times New Roman" w:hAnsi="Calibri" w:cs="Calibri"/>
+          <w:b/>
+          <w:bCs/>
+          <w:color w:val="000000"/>
+          <w:sz w:val="16"/>
+          <w:szCs w:val="16"/>
+          <w:lang w:val="en-ID" w:eastAsia="en-ID"/>
         </w:rPr>
       </w:pPr>
     </w:p>
@@ -2362,29 +2375,6 @@
           <w:docGrid w:linePitch="360"/>
         </w:sectPr>
       </w:pPr>
-    </w:p>
-    <w:p>
-      <w:pPr>
-        <w:pStyle w:val="Header"/>
-        <w:tabs>
-          <w:tab w:val="clear" w:pos="4680"/>
-          <w:tab w:val="clear" w:pos="9360"/>
-          <w:tab w:val="left" w:pos="1348"/>
-        </w:tabs>
-        <w:spacing w:before="120" w:after="120" w:line="259" w:lineRule="auto"/>
-        <w:rPr>
-          <w:rFonts w:asciiTheme="majorHAnsi" w:hAnsiTheme="majorHAnsi" w:cstheme="majorHAnsi"/>
-          <w:b/>
-        </w:rPr>
-      </w:pPr>
-      <w:r>
-        <w:rPr>
-          <w:rFonts w:asciiTheme="majorHAnsi" w:hAnsiTheme="majorHAnsi" w:cstheme="majorHAnsi"/>
-          <w:b/>
-        </w:rPr>
-        <w:lastRenderedPageBreak/>
-        <w:tab/>
-      </w:r>
     </w:p>
     <w:tbl>
       <w:tblPr>
@@ -2447,6 +2437,14 @@
                 <w:lang w:val="en-ID" w:eastAsia="en-ID"/>
               </w:rPr>
             </w:pPr>
+            <w:r>
+              <w:rPr>
+                <w:rFonts w:asciiTheme="majorHAnsi" w:hAnsiTheme="majorHAnsi" w:cstheme="majorHAnsi"/>
+                <w:b/>
+              </w:rPr>
+              <w:lastRenderedPageBreak/>
+              <w:tab/>
+            </w:r>
             <w:bookmarkStart w:id="0" w:name="_Hlk218260176"/>
             <w:r>
               <w:rPr>
@@ -3448,9 +3446,13 @@
           </w:tcPr>
           <w:p>
             <w:pPr>
-              <w:pStyle w:val="Heading1"/>
+              <w:keepNext/>
+              <w:spacing w:before="60" w:after="60" w:line="240" w:lineRule="auto"/>
+              <w:jc w:val="both"/>
+              <w:outlineLvl w:val="0"/>
               <w:rPr>
                 <w:rFonts w:ascii="Calibri" w:hAnsi="Calibri" w:cs="Calibri"/>
+                <w:b/>
                 <w:sz w:val="16"/>
                 <w:szCs w:val="16"/>
                 <w:lang w:val="en-ID" w:eastAsia="en-ID"/>
@@ -3460,6 +3462,8 @@
             <w:bookmarkStart w:id="2" w:name="_Toc206760396"/>
             <w:r>
               <w:rPr>
+                <w:rFonts w:ascii="Times New Roman" w:hAnsi="Times New Roman" w:cs="Times New Roman"/>
+                <w:b/>
                 <w:sz w:val="16"/>
                 <w:szCs w:val="16"/>
                 <w:lang w:val="en-ID" w:eastAsia="en-ID"/>
@@ -3490,22 +3494,17 @@
           </w:tcPr>
           <w:p>
             <w:pPr>
-              <w:pStyle w:val="ListParagraph"/>
-              <w:widowControl/>
               <w:numPr>
                 <w:ilvl w:val="0"/>
                 <w:numId w:val="31"/>
               </w:numPr>
-              <w:autoSpaceDE/>
-              <w:autoSpaceDN/>
-              <w:spacing w:before="0"/>
+              <w:spacing w:after="0" w:line="240" w:lineRule="auto"/>
               <w:contextualSpacing/>
-              <w:jc w:val="left"/>
-              <w:rPr>
-                <w:rFonts w:asciiTheme="minorHAnsi" w:eastAsia="Times New Roman" w:hAnsiTheme="minorHAnsi" w:cstheme="minorHAnsi"/>
-                <w:sz w:val="16"/>
-                <w:szCs w:val="16"/>
-                <w:lang w:val="en-ID" w:eastAsia="en-ID"/>
+              <w:rPr>
+                <w:rFonts w:eastAsia="Times New Roman" w:cstheme="minorHAnsi"/>
+                <w:sz w:val="16"/>
+                <w:szCs w:val="16"/>
+                <w:lang w:val="en-ID" w:eastAsia="en-ID" w:bidi="en-US"/>
               </w:rPr>
             </w:pPr>
           </w:p>
@@ -4066,22 +4065,17 @@
           </w:tcPr>
           <w:p>
             <w:pPr>
-              <w:pStyle w:val="ListParagraph"/>
-              <w:widowControl/>
               <w:numPr>
                 <w:ilvl w:val="0"/>
                 <w:numId w:val="31"/>
               </w:numPr>
-              <w:autoSpaceDE/>
-              <w:autoSpaceDN/>
-              <w:spacing w:before="0"/>
+              <w:spacing w:after="0" w:line="240" w:lineRule="auto"/>
               <w:contextualSpacing/>
-              <w:jc w:val="left"/>
-              <w:rPr>
-                <w:rFonts w:asciiTheme="minorHAnsi" w:eastAsia="Times New Roman" w:hAnsiTheme="minorHAnsi" w:cstheme="minorHAnsi"/>
-                <w:sz w:val="16"/>
-                <w:szCs w:val="16"/>
-                <w:lang w:val="en-ID" w:eastAsia="en-ID"/>
+              <w:rPr>
+                <w:rFonts w:eastAsia="Times New Roman" w:cstheme="minorHAnsi"/>
+                <w:sz w:val="16"/>
+                <w:szCs w:val="16"/>
+                <w:lang w:val="en-ID" w:eastAsia="en-ID" w:bidi="en-US"/>
               </w:rPr>
             </w:pPr>
           </w:p>
@@ -4152,7 +4146,7 @@
                 <w:sz w:val="16"/>
                 <w:szCs w:val="16"/>
               </w:rPr>
-              <w:t>TP-01A</w:t>
+              <w:t>Trip TP-01A</w:t>
             </w:r>
           </w:p>
         </w:tc>
@@ -4637,23 +4631,19 @@
           </w:tcPr>
           <w:p>
             <w:pPr>
-              <w:pStyle w:val="ListParagraph"/>
-              <w:widowControl/>
               <w:numPr>
                 <w:ilvl w:val="0"/>
                 <w:numId w:val="31"/>
               </w:numPr>
-              <w:autoSpaceDE/>
-              <w:autoSpaceDN/>
-              <w:spacing w:before="0"/>
+              <w:spacing w:after="0" w:line="240" w:lineRule="auto"/>
               <w:contextualSpacing/>
               <w:jc w:val="center"/>
               <w:rPr>
-                <w:rFonts w:asciiTheme="minorHAnsi" w:eastAsia="Times New Roman" w:hAnsiTheme="minorHAnsi" w:cstheme="minorHAnsi"/>
-                <w:color w:val="000000"/>
-                <w:sz w:val="16"/>
-                <w:szCs w:val="16"/>
-                <w:lang w:val="en-ID" w:eastAsia="en-ID"/>
+                <w:rFonts w:eastAsia="Times New Roman" w:cstheme="minorHAnsi"/>
+                <w:color w:val="000000"/>
+                <w:sz w:val="16"/>
+                <w:szCs w:val="16"/>
+                <w:lang w:val="en-ID" w:eastAsia="en-ID" w:bidi="en-US"/>
               </w:rPr>
             </w:pPr>
           </w:p>
@@ -4724,7 +4714,7 @@
                 <w:sz w:val="16"/>
                 <w:szCs w:val="16"/>
               </w:rPr>
-              <w:t>TP-01B</w:t>
+              <w:t>Trip TP-01B</w:t>
             </w:r>
           </w:p>
         </w:tc>
@@ -5207,23 +5197,19 @@
           </w:tcPr>
           <w:p>
             <w:pPr>
-              <w:pStyle w:val="ListParagraph"/>
-              <w:widowControl/>
               <w:numPr>
                 <w:ilvl w:val="0"/>
                 <w:numId w:val="31"/>
               </w:numPr>
-              <w:autoSpaceDE/>
-              <w:autoSpaceDN/>
-              <w:spacing w:before="0"/>
+              <w:spacing w:after="0" w:line="240" w:lineRule="auto"/>
               <w:contextualSpacing/>
               <w:jc w:val="center"/>
               <w:rPr>
-                <w:rFonts w:asciiTheme="minorHAnsi" w:eastAsia="Times New Roman" w:hAnsiTheme="minorHAnsi" w:cstheme="minorHAnsi"/>
-                <w:color w:val="000000"/>
-                <w:sz w:val="16"/>
-                <w:szCs w:val="16"/>
-                <w:lang w:val="en-ID" w:eastAsia="en-ID"/>
+                <w:rFonts w:eastAsia="Times New Roman" w:cstheme="minorHAnsi"/>
+                <w:color w:val="000000"/>
+                <w:sz w:val="16"/>
+                <w:szCs w:val="16"/>
+                <w:lang w:val="en-ID" w:eastAsia="en-ID" w:bidi="en-US"/>
               </w:rPr>
             </w:pPr>
           </w:p>
@@ -5258,23 +5244,7 @@
                 <w:sz w:val="16"/>
                 <w:szCs w:val="16"/>
               </w:rPr>
-              <w:t>T-TP-</w:t>
-            </w:r>
-            <w:r>
-              <w:rPr>
-                <w:rFonts w:cs="Arial"/>
-                <w:sz w:val="16"/>
-                <w:szCs w:val="16"/>
-              </w:rPr>
-              <w:t>XX</w:t>
-            </w:r>
-            <w:r>
-              <w:rPr>
-                <w:rFonts w:cs="Arial"/>
-                <w:sz w:val="16"/>
-                <w:szCs w:val="16"/>
-              </w:rPr>
-              <w:t>A</w:t>
+              <w:t>T-TP-XXA</w:t>
             </w:r>
           </w:p>
         </w:tc>
@@ -5308,23 +5278,7 @@
                 <w:sz w:val="16"/>
                 <w:szCs w:val="16"/>
               </w:rPr>
-              <w:t>Trip TP-</w:t>
-            </w:r>
-            <w:r>
-              <w:rPr>
-                <w:rFonts w:cs="Arial"/>
-                <w:sz w:val="16"/>
-                <w:szCs w:val="16"/>
-              </w:rPr>
-              <w:t>XX</w:t>
-            </w:r>
-            <w:r>
-              <w:rPr>
-                <w:rFonts w:cs="Arial"/>
-                <w:sz w:val="16"/>
-                <w:szCs w:val="16"/>
-              </w:rPr>
-              <w:t>A</w:t>
+              <w:t>Trip TP-XXA</w:t>
             </w:r>
           </w:p>
         </w:tc>
@@ -5807,23 +5761,19 @@
           </w:tcPr>
           <w:p>
             <w:pPr>
-              <w:pStyle w:val="ListParagraph"/>
-              <w:widowControl/>
               <w:numPr>
                 <w:ilvl w:val="0"/>
                 <w:numId w:val="31"/>
               </w:numPr>
-              <w:autoSpaceDE/>
-              <w:autoSpaceDN/>
-              <w:spacing w:before="0"/>
+              <w:spacing w:after="0" w:line="240" w:lineRule="auto"/>
               <w:contextualSpacing/>
               <w:jc w:val="center"/>
               <w:rPr>
-                <w:rFonts w:asciiTheme="minorHAnsi" w:eastAsia="Times New Roman" w:hAnsiTheme="minorHAnsi" w:cstheme="minorHAnsi"/>
-                <w:color w:val="000000"/>
-                <w:sz w:val="16"/>
-                <w:szCs w:val="16"/>
-                <w:lang w:val="en-ID" w:eastAsia="en-ID"/>
+                <w:rFonts w:eastAsia="Times New Roman" w:cstheme="minorHAnsi"/>
+                <w:color w:val="000000"/>
+                <w:sz w:val="16"/>
+                <w:szCs w:val="16"/>
+                <w:lang w:val="en-ID" w:eastAsia="en-ID" w:bidi="en-US"/>
               </w:rPr>
             </w:pPr>
           </w:p>
@@ -5858,23 +5808,7 @@
                 <w:sz w:val="16"/>
                 <w:szCs w:val="16"/>
               </w:rPr>
-              <w:t>T-TP-</w:t>
-            </w:r>
-            <w:r>
-              <w:rPr>
-                <w:rFonts w:cs="Arial"/>
-                <w:sz w:val="16"/>
-                <w:szCs w:val="16"/>
-              </w:rPr>
-              <w:t>XX</w:t>
-            </w:r>
-            <w:r>
-              <w:rPr>
-                <w:rFonts w:cs="Arial"/>
-                <w:sz w:val="16"/>
-                <w:szCs w:val="16"/>
-              </w:rPr>
-              <w:t>B</w:t>
+              <w:t>T-TP-XXB</w:t>
             </w:r>
           </w:p>
         </w:tc>
@@ -5908,23 +5842,7 @@
                 <w:sz w:val="16"/>
                 <w:szCs w:val="16"/>
               </w:rPr>
-              <w:t>Trip TP-</w:t>
-            </w:r>
-            <w:r>
-              <w:rPr>
-                <w:rFonts w:cs="Arial"/>
-                <w:sz w:val="16"/>
-                <w:szCs w:val="16"/>
-              </w:rPr>
-              <w:t>XX</w:t>
-            </w:r>
-            <w:r>
-              <w:rPr>
-                <w:rFonts w:cs="Arial"/>
-                <w:sz w:val="16"/>
-                <w:szCs w:val="16"/>
-              </w:rPr>
-              <w:t>B</w:t>
+              <w:t>Trip TP-XXB</w:t>
             </w:r>
           </w:p>
         </w:tc>
@@ -6407,23 +6325,19 @@
           </w:tcPr>
           <w:p>
             <w:pPr>
-              <w:pStyle w:val="ListParagraph"/>
-              <w:widowControl/>
               <w:numPr>
                 <w:ilvl w:val="0"/>
                 <w:numId w:val="31"/>
               </w:numPr>
-              <w:autoSpaceDE/>
-              <w:autoSpaceDN/>
-              <w:spacing w:before="0"/>
+              <w:spacing w:after="0" w:line="240" w:lineRule="auto"/>
               <w:contextualSpacing/>
               <w:jc w:val="center"/>
               <w:rPr>
-                <w:rFonts w:asciiTheme="minorHAnsi" w:eastAsia="Times New Roman" w:hAnsiTheme="minorHAnsi" w:cstheme="minorHAnsi"/>
-                <w:color w:val="000000"/>
-                <w:sz w:val="16"/>
-                <w:szCs w:val="16"/>
-                <w:lang w:val="en-ID" w:eastAsia="en-ID"/>
+                <w:rFonts w:eastAsia="Times New Roman" w:cstheme="minorHAnsi"/>
+                <w:color w:val="000000"/>
+                <w:sz w:val="16"/>
+                <w:szCs w:val="16"/>
+                <w:lang w:val="en-ID" w:eastAsia="en-ID" w:bidi="en-US"/>
               </w:rPr>
             </w:pPr>
           </w:p>
@@ -6458,7 +6372,7 @@
                 <w:sz w:val="16"/>
                 <w:szCs w:val="16"/>
               </w:rPr>
-              <w:t>AV-101 (OP)</w:t>
+              <w:t>AV-107 (OP)</w:t>
             </w:r>
           </w:p>
         </w:tc>
@@ -6492,7 +6406,7 @@
                 <w:sz w:val="16"/>
                 <w:szCs w:val="16"/>
               </w:rPr>
-              <w:t>AV-101</w:t>
+              <w:t>AV-107</w:t>
             </w:r>
           </w:p>
         </w:tc>
@@ -6747,15 +6661,7 @@
                 <w:sz w:val="16"/>
                 <w:szCs w:val="16"/>
               </w:rPr>
-              <w:t>I.</w:t>
-            </w:r>
-            <w:r>
-              <w:rPr>
-                <w:rFonts w:cs="Arial"/>
-                <w:sz w:val="16"/>
-                <w:szCs w:val="16"/>
-              </w:rPr>
-              <w:t>5</w:t>
+              <w:t>I.5</w:t>
             </w:r>
           </w:p>
         </w:tc>
@@ -6983,23 +6889,19 @@
           </w:tcPr>
           <w:p>
             <w:pPr>
-              <w:pStyle w:val="ListParagraph"/>
-              <w:widowControl/>
               <w:numPr>
                 <w:ilvl w:val="0"/>
                 <w:numId w:val="31"/>
               </w:numPr>
-              <w:autoSpaceDE/>
-              <w:autoSpaceDN/>
-              <w:spacing w:before="0"/>
+              <w:spacing w:after="0" w:line="240" w:lineRule="auto"/>
               <w:contextualSpacing/>
               <w:jc w:val="center"/>
               <w:rPr>
-                <w:rFonts w:asciiTheme="minorHAnsi" w:eastAsia="Times New Roman" w:hAnsiTheme="minorHAnsi" w:cstheme="minorHAnsi"/>
-                <w:color w:val="000000"/>
-                <w:sz w:val="16"/>
-                <w:szCs w:val="16"/>
-                <w:lang w:val="en-ID" w:eastAsia="en-ID"/>
+                <w:rFonts w:eastAsia="Times New Roman" w:cstheme="minorHAnsi"/>
+                <w:color w:val="000000"/>
+                <w:sz w:val="16"/>
+                <w:szCs w:val="16"/>
+                <w:lang w:val="en-ID" w:eastAsia="en-ID" w:bidi="en-US"/>
               </w:rPr>
             </w:pPr>
           </w:p>
@@ -7036,7 +6938,7 @@
                 <w:szCs w:val="16"/>
                 <w:lang w:val="en-ID" w:eastAsia="en-ID"/>
               </w:rPr>
-              <w:t>AV-101 (CL)</w:t>
+              <w:t>AV-107 (CL)</w:t>
             </w:r>
           </w:p>
         </w:tc>
@@ -7545,23 +7447,19 @@
           </w:tcPr>
           <w:p>
             <w:pPr>
-              <w:pStyle w:val="ListParagraph"/>
-              <w:widowControl/>
               <w:numPr>
                 <w:ilvl w:val="0"/>
                 <w:numId w:val="31"/>
               </w:numPr>
-              <w:autoSpaceDE/>
-              <w:autoSpaceDN/>
-              <w:spacing w:before="0"/>
+              <w:spacing w:after="0" w:line="240" w:lineRule="auto"/>
               <w:contextualSpacing/>
               <w:jc w:val="center"/>
               <w:rPr>
-                <w:rFonts w:asciiTheme="minorHAnsi" w:eastAsia="Times New Roman" w:hAnsiTheme="minorHAnsi" w:cstheme="minorHAnsi"/>
-                <w:color w:val="000000"/>
-                <w:sz w:val="16"/>
-                <w:szCs w:val="16"/>
-                <w:lang w:val="en-ID" w:eastAsia="en-ID"/>
+                <w:rFonts w:eastAsia="Times New Roman" w:cstheme="minorHAnsi"/>
+                <w:color w:val="000000"/>
+                <w:sz w:val="16"/>
+                <w:szCs w:val="16"/>
+                <w:lang w:val="en-ID" w:eastAsia="en-ID" w:bidi="en-US"/>
               </w:rPr>
             </w:pPr>
           </w:p>
@@ -7596,7 +7494,7 @@
                 <w:sz w:val="16"/>
                 <w:szCs w:val="16"/>
               </w:rPr>
-              <w:t>AV-102 (OP)</w:t>
+              <w:t>AV-101 (OP)</w:t>
             </w:r>
           </w:p>
         </w:tc>
@@ -7630,7 +7528,7 @@
                 <w:sz w:val="16"/>
                 <w:szCs w:val="16"/>
               </w:rPr>
-              <w:t>AV-102</w:t>
+              <w:t>AV-101</w:t>
             </w:r>
           </w:p>
         </w:tc>
@@ -8113,23 +8011,19 @@
           </w:tcPr>
           <w:p>
             <w:pPr>
-              <w:pStyle w:val="ListParagraph"/>
-              <w:widowControl/>
               <w:numPr>
                 <w:ilvl w:val="0"/>
                 <w:numId w:val="31"/>
               </w:numPr>
-              <w:autoSpaceDE/>
-              <w:autoSpaceDN/>
-              <w:spacing w:before="0"/>
+              <w:spacing w:after="0" w:line="240" w:lineRule="auto"/>
               <w:contextualSpacing/>
               <w:jc w:val="center"/>
               <w:rPr>
-                <w:rFonts w:asciiTheme="minorHAnsi" w:eastAsia="Times New Roman" w:hAnsiTheme="minorHAnsi" w:cstheme="minorHAnsi"/>
-                <w:color w:val="000000"/>
-                <w:sz w:val="16"/>
-                <w:szCs w:val="16"/>
-                <w:lang w:val="en-ID" w:eastAsia="en-ID"/>
+                <w:rFonts w:eastAsia="Times New Roman" w:cstheme="minorHAnsi"/>
+                <w:color w:val="000000"/>
+                <w:sz w:val="16"/>
+                <w:szCs w:val="16"/>
+                <w:lang w:val="en-ID" w:eastAsia="en-ID" w:bidi="en-US"/>
               </w:rPr>
             </w:pPr>
           </w:p>
@@ -8166,7 +8060,7 @@
                 <w:szCs w:val="16"/>
                 <w:lang w:val="en-ID" w:eastAsia="en-ID"/>
               </w:rPr>
-              <w:t>AV-102 (CL)</w:t>
+              <w:t>AV-101 (CL)</w:t>
             </w:r>
           </w:p>
         </w:tc>
@@ -8675,23 +8569,19 @@
           </w:tcPr>
           <w:p>
             <w:pPr>
-              <w:pStyle w:val="ListParagraph"/>
-              <w:widowControl/>
               <w:numPr>
                 <w:ilvl w:val="0"/>
                 <w:numId w:val="31"/>
               </w:numPr>
-              <w:autoSpaceDE/>
-              <w:autoSpaceDN/>
-              <w:spacing w:before="0"/>
+              <w:spacing w:after="0" w:line="240" w:lineRule="auto"/>
               <w:contextualSpacing/>
               <w:jc w:val="center"/>
               <w:rPr>
-                <w:rFonts w:asciiTheme="minorHAnsi" w:eastAsia="Times New Roman" w:hAnsiTheme="minorHAnsi" w:cstheme="minorHAnsi"/>
-                <w:color w:val="000000"/>
-                <w:sz w:val="16"/>
-                <w:szCs w:val="16"/>
-                <w:lang w:val="en-ID" w:eastAsia="en-ID"/>
+                <w:rFonts w:eastAsia="Times New Roman" w:cstheme="minorHAnsi"/>
+                <w:color w:val="000000"/>
+                <w:sz w:val="16"/>
+                <w:szCs w:val="16"/>
+                <w:lang w:val="en-ID" w:eastAsia="en-ID" w:bidi="en-US"/>
               </w:rPr>
             </w:pPr>
           </w:p>
@@ -8726,7 +8616,7 @@
                 <w:sz w:val="16"/>
                 <w:szCs w:val="16"/>
               </w:rPr>
-              <w:t>AV-103 (OP)</w:t>
+              <w:t>AV-119 (OP)</w:t>
             </w:r>
           </w:p>
         </w:tc>
@@ -8762,7 +8652,7 @@
                 <w:szCs w:val="16"/>
                 <w:lang w:val="en-ID" w:eastAsia="en-ID"/>
               </w:rPr>
-              <w:t>AV-103</w:t>
+              <w:t>AV-119</w:t>
             </w:r>
           </w:p>
         </w:tc>
@@ -9245,23 +9135,19 @@
           </w:tcPr>
           <w:p>
             <w:pPr>
-              <w:pStyle w:val="ListParagraph"/>
-              <w:widowControl/>
               <w:numPr>
                 <w:ilvl w:val="0"/>
                 <w:numId w:val="31"/>
               </w:numPr>
-              <w:autoSpaceDE/>
-              <w:autoSpaceDN/>
-              <w:spacing w:before="0"/>
+              <w:spacing w:after="0" w:line="240" w:lineRule="auto"/>
               <w:contextualSpacing/>
               <w:jc w:val="center"/>
               <w:rPr>
-                <w:rFonts w:asciiTheme="minorHAnsi" w:eastAsia="Times New Roman" w:hAnsiTheme="minorHAnsi" w:cstheme="minorHAnsi"/>
-                <w:color w:val="000000"/>
-                <w:sz w:val="16"/>
-                <w:szCs w:val="16"/>
-                <w:lang w:val="en-ID" w:eastAsia="en-ID"/>
+                <w:rFonts w:eastAsia="Times New Roman" w:cstheme="minorHAnsi"/>
+                <w:color w:val="000000"/>
+                <w:sz w:val="16"/>
+                <w:szCs w:val="16"/>
+                <w:lang w:val="en-ID" w:eastAsia="en-ID" w:bidi="en-US"/>
               </w:rPr>
             </w:pPr>
           </w:p>
@@ -9296,7 +9182,7 @@
                 <w:szCs w:val="16"/>
                 <w:lang w:val="en-ID" w:eastAsia="en-ID"/>
               </w:rPr>
-              <w:t>AV-103 (CL)</w:t>
+              <w:t>AV-119 (CL)</w:t>
             </w:r>
           </w:p>
         </w:tc>
@@ -9806,23 +9692,19 @@
           </w:tcPr>
           <w:p>
             <w:pPr>
-              <w:pStyle w:val="ListParagraph"/>
-              <w:widowControl/>
               <w:numPr>
                 <w:ilvl w:val="0"/>
                 <w:numId w:val="31"/>
               </w:numPr>
-              <w:autoSpaceDE/>
-              <w:autoSpaceDN/>
-              <w:spacing w:before="0"/>
+              <w:spacing w:after="0" w:line="240" w:lineRule="auto"/>
               <w:contextualSpacing/>
               <w:jc w:val="center"/>
               <w:rPr>
-                <w:rFonts w:asciiTheme="minorHAnsi" w:eastAsia="Times New Roman" w:hAnsiTheme="minorHAnsi" w:cstheme="minorHAnsi"/>
-                <w:color w:val="000000"/>
-                <w:sz w:val="16"/>
-                <w:szCs w:val="16"/>
-                <w:lang w:val="en-ID" w:eastAsia="en-ID"/>
+                <w:rFonts w:eastAsia="Times New Roman" w:cstheme="minorHAnsi"/>
+                <w:color w:val="000000"/>
+                <w:sz w:val="16"/>
+                <w:szCs w:val="16"/>
+                <w:lang w:val="en-ID" w:eastAsia="en-ID" w:bidi="en-US"/>
               </w:rPr>
             </w:pPr>
           </w:p>
@@ -9857,7 +9739,7 @@
                 <w:sz w:val="16"/>
                 <w:szCs w:val="16"/>
               </w:rPr>
-              <w:t>AV-104 (OP)</w:t>
+              <w:t>AV-120 (OP)</w:t>
             </w:r>
           </w:p>
         </w:tc>
@@ -9868,32 +9750,33 @@
             <w:tcBorders>
               <w:top w:val="single" w:sz="4" w:space="0" w:color="auto"/>
               <w:left w:val="nil"/>
-              <w:right w:val="single" w:sz="4" w:space="0" w:color="auto"/>
-            </w:tcBorders>
-            <w:noWrap/>
-            <w:vAlign w:val="center"/>
-          </w:tcPr>
-          <w:p>
-            <w:pPr>
-              <w:spacing w:line="240" w:lineRule="auto"/>
-              <w:jc w:val="center"/>
-              <w:rPr>
-                <w:rFonts w:eastAsia="Times New Roman" w:cs="Arial"/>
-                <w:color w:val="000000"/>
-                <w:sz w:val="16"/>
-                <w:szCs w:val="16"/>
-                <w:lang w:val="en-ID" w:eastAsia="en-ID"/>
-              </w:rPr>
-            </w:pPr>
-            <w:r>
-              <w:rPr>
-                <w:rFonts w:eastAsia="Times New Roman" w:cs="Arial"/>
-                <w:color w:val="000000"/>
-                <w:sz w:val="16"/>
-                <w:szCs w:val="16"/>
-                <w:lang w:val="en-ID" w:eastAsia="en-ID"/>
-              </w:rPr>
-              <w:t>AV-104</w:t>
+              <w:bottom w:val="single" w:sz="4" w:space="0" w:color="auto"/>
+              <w:right w:val="single" w:sz="4" w:space="0" w:color="auto"/>
+            </w:tcBorders>
+            <w:noWrap/>
+            <w:vAlign w:val="center"/>
+          </w:tcPr>
+          <w:p>
+            <w:pPr>
+              <w:spacing w:line="240" w:lineRule="auto"/>
+              <w:jc w:val="center"/>
+              <w:rPr>
+                <w:rFonts w:eastAsia="Times New Roman" w:cs="Arial"/>
+                <w:color w:val="000000"/>
+                <w:sz w:val="16"/>
+                <w:szCs w:val="16"/>
+                <w:lang w:val="en-ID" w:eastAsia="en-ID"/>
+              </w:rPr>
+            </w:pPr>
+            <w:r>
+              <w:rPr>
+                <w:rFonts w:eastAsia="Times New Roman" w:cs="Arial"/>
+                <w:color w:val="000000"/>
+                <w:sz w:val="16"/>
+                <w:szCs w:val="16"/>
+                <w:lang w:val="en-ID" w:eastAsia="en-ID"/>
+              </w:rPr>
+              <w:t>AV-120</w:t>
             </w:r>
           </w:p>
         </w:tc>
@@ -10376,23 +10259,19 @@
           </w:tcPr>
           <w:p>
             <w:pPr>
-              <w:pStyle w:val="ListParagraph"/>
-              <w:widowControl/>
               <w:numPr>
                 <w:ilvl w:val="0"/>
                 <w:numId w:val="31"/>
               </w:numPr>
-              <w:autoSpaceDE/>
-              <w:autoSpaceDN/>
-              <w:spacing w:before="0"/>
+              <w:spacing w:after="0" w:line="240" w:lineRule="auto"/>
               <w:contextualSpacing/>
               <w:jc w:val="center"/>
               <w:rPr>
-                <w:rFonts w:asciiTheme="minorHAnsi" w:eastAsia="Times New Roman" w:hAnsiTheme="minorHAnsi" w:cstheme="minorHAnsi"/>
-                <w:color w:val="000000"/>
-                <w:sz w:val="16"/>
-                <w:szCs w:val="16"/>
-                <w:lang w:val="en-ID" w:eastAsia="en-ID"/>
+                <w:rFonts w:eastAsia="Times New Roman" w:cstheme="minorHAnsi"/>
+                <w:color w:val="000000"/>
+                <w:sz w:val="16"/>
+                <w:szCs w:val="16"/>
+                <w:lang w:val="en-ID" w:eastAsia="en-ID" w:bidi="en-US"/>
               </w:rPr>
             </w:pPr>
           </w:p>
@@ -10427,7 +10306,7 @@
                 <w:sz w:val="16"/>
                 <w:szCs w:val="16"/>
               </w:rPr>
-              <w:t>AV-104 (CL)</w:t>
+              <w:t>AV-120 (CL)</w:t>
             </w:r>
           </w:p>
         </w:tc>
@@ -10437,6 +10316,7 @@
             <w:vMerge/>
             <w:tcBorders>
               <w:left w:val="nil"/>
+              <w:bottom w:val="single" w:sz="4" w:space="0" w:color="auto"/>
               <w:right w:val="single" w:sz="4" w:space="0" w:color="auto"/>
             </w:tcBorders>
             <w:noWrap/>
@@ -10937,23 +10817,19 @@
           </w:tcPr>
           <w:p>
             <w:pPr>
-              <w:pStyle w:val="ListParagraph"/>
-              <w:widowControl/>
               <w:numPr>
                 <w:ilvl w:val="0"/>
                 <w:numId w:val="31"/>
               </w:numPr>
-              <w:autoSpaceDE/>
-              <w:autoSpaceDN/>
-              <w:spacing w:before="0"/>
+              <w:spacing w:after="0" w:line="240" w:lineRule="auto"/>
               <w:contextualSpacing/>
               <w:jc w:val="center"/>
               <w:rPr>
-                <w:rFonts w:asciiTheme="minorHAnsi" w:eastAsia="Times New Roman" w:hAnsiTheme="minorHAnsi" w:cstheme="minorHAnsi"/>
-                <w:color w:val="000000"/>
-                <w:sz w:val="16"/>
-                <w:szCs w:val="16"/>
-                <w:lang w:val="en-ID" w:eastAsia="en-ID"/>
+                <w:rFonts w:eastAsia="Times New Roman" w:cstheme="minorHAnsi"/>
+                <w:color w:val="000000"/>
+                <w:sz w:val="16"/>
+                <w:szCs w:val="16"/>
+                <w:lang w:val="en-ID" w:eastAsia="en-ID" w:bidi="en-US"/>
               </w:rPr>
             </w:pPr>
           </w:p>
@@ -10986,7 +10862,7 @@
                 <w:sz w:val="16"/>
                 <w:szCs w:val="16"/>
               </w:rPr>
-              <w:t>AV-105 (OP)</w:t>
+              <w:t>AV-121 (OP)</w:t>
             </w:r>
           </w:p>
         </w:tc>
@@ -10994,33 +10870,34 @@
           <w:tcPr>
             <w:tcW w:w="1687" w:type="dxa"/>
             <w:tcBorders>
-              <w:left w:val="nil"/>
-              <w:right w:val="single" w:sz="4" w:space="0" w:color="auto"/>
-            </w:tcBorders>
-            <w:noWrap/>
-            <w:vAlign w:val="center"/>
-          </w:tcPr>
-          <w:p>
-            <w:pPr>
-              <w:spacing w:line="240" w:lineRule="auto"/>
-              <w:jc w:val="center"/>
-              <w:rPr>
-                <w:rFonts w:eastAsia="Times New Roman" w:cs="Arial"/>
-                <w:color w:val="000000"/>
-                <w:sz w:val="16"/>
-                <w:szCs w:val="16"/>
-                <w:lang w:val="en-ID" w:eastAsia="en-ID"/>
-              </w:rPr>
-            </w:pPr>
-            <w:r>
-              <w:rPr>
-                <w:rFonts w:eastAsia="Times New Roman" w:cs="Arial"/>
-                <w:color w:val="000000"/>
-                <w:sz w:val="16"/>
-                <w:szCs w:val="16"/>
-                <w:lang w:val="en-ID" w:eastAsia="en-ID"/>
-              </w:rPr>
-              <w:t>AV-105</w:t>
+              <w:top w:val="single" w:sz="4" w:space="0" w:color="auto"/>
+              <w:left w:val="nil"/>
+              <w:right w:val="single" w:sz="4" w:space="0" w:color="auto"/>
+            </w:tcBorders>
+            <w:noWrap/>
+            <w:vAlign w:val="center"/>
+          </w:tcPr>
+          <w:p>
+            <w:pPr>
+              <w:spacing w:line="240" w:lineRule="auto"/>
+              <w:jc w:val="center"/>
+              <w:rPr>
+                <w:rFonts w:eastAsia="Times New Roman" w:cs="Arial"/>
+                <w:color w:val="000000"/>
+                <w:sz w:val="16"/>
+                <w:szCs w:val="16"/>
+                <w:lang w:val="en-ID" w:eastAsia="en-ID"/>
+              </w:rPr>
+            </w:pPr>
+            <w:r>
+              <w:rPr>
+                <w:rFonts w:eastAsia="Times New Roman" w:cs="Arial"/>
+                <w:color w:val="000000"/>
+                <w:sz w:val="16"/>
+                <w:szCs w:val="16"/>
+                <w:lang w:val="en-ID" w:eastAsia="en-ID"/>
+              </w:rPr>
+              <w:t>AV-121</w:t>
             </w:r>
           </w:p>
         </w:tc>
@@ -11498,8 +11375,13 @@
           </w:tcPr>
           <w:p>
             <w:pPr>
-              <w:pStyle w:val="Heading1"/>
-              <w:rPr>
+              <w:keepNext/>
+              <w:spacing w:before="60" w:after="60" w:line="240" w:lineRule="auto"/>
+              <w:jc w:val="both"/>
+              <w:outlineLvl w:val="0"/>
+              <w:rPr>
+                <w:rFonts w:ascii="Times New Roman" w:hAnsi="Times New Roman" w:cs="Times New Roman"/>
+                <w:b/>
                 <w:sz w:val="16"/>
                 <w:szCs w:val="16"/>
                 <w:lang w:val="en-ID" w:eastAsia="en-ID"/>
@@ -11509,11 +11391,12 @@
             <w:bookmarkStart w:id="4" w:name="_Toc206760397"/>
             <w:r>
               <w:rPr>
-                <w:sz w:val="16"/>
-                <w:szCs w:val="16"/>
-                <w:lang w:val="en-ID" w:eastAsia="en-ID"/>
-              </w:rPr>
-              <w:lastRenderedPageBreak/>
+                <w:rFonts w:ascii="Times New Roman" w:hAnsi="Times New Roman" w:cs="Times New Roman"/>
+                <w:b/>
+                <w:sz w:val="16"/>
+                <w:szCs w:val="16"/>
+                <w:lang w:val="en-ID" w:eastAsia="en-ID"/>
+              </w:rPr>
               <w:t>DIGITAL OUTPUT MODULES</w:t>
             </w:r>
             <w:bookmarkEnd w:id="3"/>
@@ -11540,29 +11423,27 @@
           </w:tcPr>
           <w:p>
             <w:pPr>
-              <w:pStyle w:val="ListParagraph"/>
-              <w:widowControl/>
               <w:numPr>
                 <w:ilvl w:val="0"/>
                 <w:numId w:val="32"/>
               </w:numPr>
-              <w:autoSpaceDE/>
-              <w:autoSpaceDN/>
-              <w:spacing w:before="0"/>
+              <w:spacing w:after="0" w:line="240" w:lineRule="auto"/>
               <w:contextualSpacing/>
               <w:jc w:val="center"/>
               <w:rPr>
-                <w:rFonts w:eastAsia="Times New Roman" w:cstheme="minorHAnsi"/>
-                <w:color w:val="000000"/>
-                <w:sz w:val="16"/>
-                <w:szCs w:val="16"/>
-                <w:lang w:val="en-ID" w:eastAsia="en-ID"/>
-              </w:rPr>
-            </w:pPr>
-            <w:r>
-              <w:rPr>
-                <w:sz w:val="16"/>
-                <w:szCs w:val="16"/>
+                <w:rFonts w:ascii="Arial" w:eastAsia="Times New Roman" w:hAnsi="Arial" w:cstheme="minorHAnsi"/>
+                <w:color w:val="000000"/>
+                <w:sz w:val="16"/>
+                <w:szCs w:val="16"/>
+                <w:lang w:val="en-ID" w:eastAsia="en-ID" w:bidi="en-US"/>
+              </w:rPr>
+            </w:pPr>
+            <w:r>
+              <w:rPr>
+                <w:rFonts w:ascii="Arial" w:eastAsia="Arial" w:hAnsi="Arial" w:cs="Arial"/>
+                <w:sz w:val="16"/>
+                <w:szCs w:val="16"/>
+                <w:lang w:bidi="en-US"/>
               </w:rPr>
               <w:t>1</w:t>
             </w:r>
@@ -12136,30 +12017,29 @@
           </w:tcPr>
           <w:p>
             <w:pPr>
-              <w:pStyle w:val="ListParagraph"/>
-              <w:widowControl/>
               <w:numPr>
                 <w:ilvl w:val="0"/>
                 <w:numId w:val="32"/>
               </w:numPr>
-              <w:autoSpaceDE/>
-              <w:autoSpaceDN/>
-              <w:spacing w:before="0"/>
+              <w:spacing w:after="0" w:line="240" w:lineRule="auto"/>
               <w:contextualSpacing/>
               <w:jc w:val="center"/>
               <w:rPr>
-                <w:rFonts w:eastAsia="Times New Roman" w:cstheme="minorHAnsi"/>
-                <w:color w:val="000000"/>
-                <w:sz w:val="16"/>
-                <w:szCs w:val="16"/>
-                <w:lang w:val="en-ID" w:eastAsia="en-ID"/>
-              </w:rPr>
-            </w:pPr>
-            <w:r>
-              <w:rPr>
-                <w:sz w:val="16"/>
-                <w:szCs w:val="16"/>
-              </w:rPr>
+                <w:rFonts w:ascii="Arial" w:eastAsia="Times New Roman" w:hAnsi="Arial" w:cstheme="minorHAnsi"/>
+                <w:color w:val="000000"/>
+                <w:sz w:val="16"/>
+                <w:szCs w:val="16"/>
+                <w:lang w:val="en-ID" w:eastAsia="en-ID" w:bidi="en-US"/>
+              </w:rPr>
+            </w:pPr>
+            <w:r>
+              <w:rPr>
+                <w:rFonts w:ascii="Arial" w:eastAsia="Arial" w:hAnsi="Arial" w:cs="Arial"/>
+                <w:sz w:val="16"/>
+                <w:szCs w:val="16"/>
+                <w:lang w:bidi="en-US"/>
+              </w:rPr>
+              <w:lastRenderedPageBreak/>
               <w:t>2</w:t>
             </w:r>
           </w:p>
@@ -12720,29 +12600,27 @@
           </w:tcPr>
           <w:p>
             <w:pPr>
-              <w:pStyle w:val="ListParagraph"/>
-              <w:widowControl/>
               <w:numPr>
                 <w:ilvl w:val="0"/>
                 <w:numId w:val="32"/>
               </w:numPr>
-              <w:autoSpaceDE/>
-              <w:autoSpaceDN/>
-              <w:spacing w:before="0"/>
+              <w:spacing w:after="0" w:line="240" w:lineRule="auto"/>
               <w:contextualSpacing/>
               <w:jc w:val="center"/>
               <w:rPr>
-                <w:rFonts w:eastAsia="Times New Roman" w:cstheme="minorHAnsi"/>
-                <w:color w:val="000000"/>
-                <w:sz w:val="16"/>
-                <w:szCs w:val="16"/>
-                <w:lang w:val="en-ID" w:eastAsia="en-ID"/>
-              </w:rPr>
-            </w:pPr>
-            <w:r>
-              <w:rPr>
-                <w:sz w:val="16"/>
-                <w:szCs w:val="16"/>
+                <w:rFonts w:ascii="Arial" w:eastAsia="Times New Roman" w:hAnsi="Arial" w:cstheme="minorHAnsi"/>
+                <w:color w:val="000000"/>
+                <w:sz w:val="16"/>
+                <w:szCs w:val="16"/>
+                <w:lang w:val="en-ID" w:eastAsia="en-ID" w:bidi="en-US"/>
+              </w:rPr>
+            </w:pPr>
+            <w:r>
+              <w:rPr>
+                <w:rFonts w:ascii="Arial" w:eastAsia="Arial" w:hAnsi="Arial" w:cs="Arial"/>
+                <w:sz w:val="16"/>
+                <w:szCs w:val="16"/>
+                <w:lang w:bidi="en-US"/>
               </w:rPr>
               <w:t>3</w:t>
             </w:r>
@@ -12778,23 +12656,7 @@
                 <w:sz w:val="16"/>
                 <w:szCs w:val="16"/>
               </w:rPr>
-              <w:t>QTP-</w:t>
-            </w:r>
-            <w:r>
-              <w:rPr>
-                <w:rFonts w:cs="Arial"/>
-                <w:sz w:val="16"/>
-                <w:szCs w:val="16"/>
-              </w:rPr>
-              <w:t>XX</w:t>
-            </w:r>
-            <w:r>
-              <w:rPr>
-                <w:rFonts w:cs="Arial"/>
-                <w:sz w:val="16"/>
-                <w:szCs w:val="16"/>
-              </w:rPr>
-              <w:t>A</w:t>
+              <w:t>QTP-XXA</w:t>
             </w:r>
           </w:p>
         </w:tc>
@@ -12828,23 +12690,7 @@
                 <w:sz w:val="16"/>
                 <w:szCs w:val="16"/>
               </w:rPr>
-              <w:t>TP-</w:t>
-            </w:r>
-            <w:r>
-              <w:rPr>
-                <w:rFonts w:cs="Arial"/>
-                <w:sz w:val="16"/>
-                <w:szCs w:val="16"/>
-              </w:rPr>
-              <w:t>XX</w:t>
-            </w:r>
-            <w:r>
-              <w:rPr>
-                <w:rFonts w:cs="Arial"/>
-                <w:sz w:val="16"/>
-                <w:szCs w:val="16"/>
-              </w:rPr>
-              <w:t>A</w:t>
+              <w:t>TP-XXA</w:t>
             </w:r>
           </w:p>
         </w:tc>
@@ -13336,29 +13182,27 @@
           </w:tcPr>
           <w:p>
             <w:pPr>
-              <w:pStyle w:val="ListParagraph"/>
-              <w:widowControl/>
               <w:numPr>
                 <w:ilvl w:val="0"/>
                 <w:numId w:val="32"/>
               </w:numPr>
-              <w:autoSpaceDE/>
-              <w:autoSpaceDN/>
-              <w:spacing w:before="0"/>
+              <w:spacing w:after="0" w:line="240" w:lineRule="auto"/>
               <w:contextualSpacing/>
               <w:jc w:val="center"/>
               <w:rPr>
-                <w:rFonts w:eastAsia="Times New Roman" w:cstheme="minorHAnsi"/>
-                <w:color w:val="000000"/>
-                <w:sz w:val="16"/>
-                <w:szCs w:val="16"/>
-                <w:lang w:val="en-ID" w:eastAsia="en-ID"/>
-              </w:rPr>
-            </w:pPr>
-            <w:r>
-              <w:rPr>
-                <w:sz w:val="16"/>
-                <w:szCs w:val="16"/>
+                <w:rFonts w:ascii="Arial" w:eastAsia="Times New Roman" w:hAnsi="Arial" w:cstheme="minorHAnsi"/>
+                <w:color w:val="000000"/>
+                <w:sz w:val="16"/>
+                <w:szCs w:val="16"/>
+                <w:lang w:val="en-ID" w:eastAsia="en-ID" w:bidi="en-US"/>
+              </w:rPr>
+            </w:pPr>
+            <w:r>
+              <w:rPr>
+                <w:rFonts w:ascii="Arial" w:eastAsia="Arial" w:hAnsi="Arial" w:cs="Arial"/>
+                <w:sz w:val="16"/>
+                <w:szCs w:val="16"/>
+                <w:lang w:bidi="en-US"/>
               </w:rPr>
               <w:t>4</w:t>
             </w:r>
@@ -13394,23 +13238,7 @@
                 <w:sz w:val="16"/>
                 <w:szCs w:val="16"/>
               </w:rPr>
-              <w:t>QTP-</w:t>
-            </w:r>
-            <w:r>
-              <w:rPr>
-                <w:rFonts w:cs="Arial"/>
-                <w:sz w:val="16"/>
-                <w:szCs w:val="16"/>
-              </w:rPr>
-              <w:t>XX</w:t>
-            </w:r>
-            <w:r>
-              <w:rPr>
-                <w:rFonts w:cs="Arial"/>
-                <w:sz w:val="16"/>
-                <w:szCs w:val="16"/>
-              </w:rPr>
-              <w:t>B</w:t>
+              <w:t>QTP-XXB</w:t>
             </w:r>
           </w:p>
         </w:tc>
@@ -13444,23 +13272,7 @@
                 <w:sz w:val="16"/>
                 <w:szCs w:val="16"/>
               </w:rPr>
-              <w:t>TP-</w:t>
-            </w:r>
-            <w:r>
-              <w:rPr>
-                <w:rFonts w:cs="Arial"/>
-                <w:sz w:val="16"/>
-                <w:szCs w:val="16"/>
-              </w:rPr>
-              <w:t>XX</w:t>
-            </w:r>
-            <w:r>
-              <w:rPr>
-                <w:rFonts w:cs="Arial"/>
-                <w:sz w:val="16"/>
-                <w:szCs w:val="16"/>
-              </w:rPr>
-              <w:t>B</w:t>
+              <w:t>TP-XXB</w:t>
             </w:r>
           </w:p>
         </w:tc>
@@ -13952,29 +13764,27 @@
           </w:tcPr>
           <w:p>
             <w:pPr>
-              <w:pStyle w:val="ListParagraph"/>
-              <w:widowControl/>
               <w:numPr>
                 <w:ilvl w:val="0"/>
                 <w:numId w:val="32"/>
               </w:numPr>
-              <w:autoSpaceDE/>
-              <w:autoSpaceDN/>
-              <w:spacing w:before="0"/>
+              <w:spacing w:after="0" w:line="240" w:lineRule="auto"/>
               <w:contextualSpacing/>
               <w:jc w:val="center"/>
               <w:rPr>
-                <w:rFonts w:eastAsia="Times New Roman" w:cstheme="minorHAnsi"/>
-                <w:color w:val="000000"/>
-                <w:sz w:val="16"/>
-                <w:szCs w:val="16"/>
-                <w:lang w:val="en-ID" w:eastAsia="en-ID"/>
-              </w:rPr>
-            </w:pPr>
-            <w:r>
-              <w:rPr>
-                <w:sz w:val="16"/>
-                <w:szCs w:val="16"/>
+                <w:rFonts w:ascii="Arial" w:eastAsia="Times New Roman" w:hAnsi="Arial" w:cstheme="minorHAnsi"/>
+                <w:color w:val="000000"/>
+                <w:sz w:val="16"/>
+                <w:szCs w:val="16"/>
+                <w:lang w:val="en-ID" w:eastAsia="en-ID" w:bidi="en-US"/>
+              </w:rPr>
+            </w:pPr>
+            <w:r>
+              <w:rPr>
+                <w:rFonts w:ascii="Arial" w:eastAsia="Arial" w:hAnsi="Arial" w:cs="Arial"/>
+                <w:sz w:val="16"/>
+                <w:szCs w:val="16"/>
+                <w:lang w:bidi="en-US"/>
               </w:rPr>
               <w:t>5</w:t>
             </w:r>
@@ -14010,15 +13820,7 @@
                 <w:sz w:val="16"/>
                 <w:szCs w:val="16"/>
               </w:rPr>
-              <w:t>Q</w:t>
-            </w:r>
-            <w:r>
-              <w:rPr>
-                <w:rFonts w:cs="Arial"/>
-                <w:sz w:val="16"/>
-                <w:szCs w:val="16"/>
-              </w:rPr>
-              <w:t>DP-01</w:t>
+              <w:t>QDP-01</w:t>
             </w:r>
           </w:p>
         </w:tc>
@@ -14544,29 +14346,27 @@
           </w:tcPr>
           <w:p>
             <w:pPr>
-              <w:pStyle w:val="ListParagraph"/>
-              <w:widowControl/>
               <w:numPr>
                 <w:ilvl w:val="0"/>
                 <w:numId w:val="32"/>
               </w:numPr>
-              <w:autoSpaceDE/>
-              <w:autoSpaceDN/>
-              <w:spacing w:before="0"/>
+              <w:spacing w:after="0" w:line="240" w:lineRule="auto"/>
               <w:contextualSpacing/>
               <w:jc w:val="center"/>
               <w:rPr>
-                <w:rFonts w:eastAsia="Times New Roman" w:cstheme="minorHAnsi"/>
-                <w:color w:val="000000"/>
-                <w:sz w:val="16"/>
-                <w:szCs w:val="16"/>
-                <w:lang w:val="en-ID" w:eastAsia="en-ID"/>
-              </w:rPr>
-            </w:pPr>
-            <w:r>
-              <w:rPr>
-                <w:sz w:val="16"/>
-                <w:szCs w:val="16"/>
+                <w:rFonts w:ascii="Arial" w:eastAsia="Times New Roman" w:hAnsi="Arial" w:cstheme="minorHAnsi"/>
+                <w:color w:val="000000"/>
+                <w:sz w:val="16"/>
+                <w:szCs w:val="16"/>
+                <w:lang w:val="en-ID" w:eastAsia="en-ID" w:bidi="en-US"/>
+              </w:rPr>
+            </w:pPr>
+            <w:r>
+              <w:rPr>
+                <w:rFonts w:ascii="Arial" w:eastAsia="Arial" w:hAnsi="Arial" w:cs="Arial"/>
+                <w:sz w:val="16"/>
+                <w:szCs w:val="16"/>
+                <w:lang w:bidi="en-US"/>
               </w:rPr>
               <w:t>6</w:t>
             </w:r>
@@ -14602,15 +14402,7 @@
                 <w:sz w:val="16"/>
                 <w:szCs w:val="16"/>
               </w:rPr>
-              <w:t>Q</w:t>
-            </w:r>
-            <w:r>
-              <w:rPr>
-                <w:rFonts w:cs="Arial"/>
-                <w:sz w:val="16"/>
-                <w:szCs w:val="16"/>
-              </w:rPr>
-              <w:t>AV-101</w:t>
+              <w:t>QAV-107</w:t>
             </w:r>
           </w:p>
         </w:tc>
@@ -14644,7 +14436,7 @@
                 <w:sz w:val="16"/>
                 <w:szCs w:val="16"/>
               </w:rPr>
-              <w:t>AV-101</w:t>
+              <w:t>AV-107</w:t>
             </w:r>
           </w:p>
         </w:tc>
@@ -15136,29 +14928,27 @@
           </w:tcPr>
           <w:p>
             <w:pPr>
-              <w:pStyle w:val="ListParagraph"/>
-              <w:widowControl/>
               <w:numPr>
                 <w:ilvl w:val="0"/>
                 <w:numId w:val="32"/>
               </w:numPr>
-              <w:autoSpaceDE/>
-              <w:autoSpaceDN/>
-              <w:spacing w:before="0"/>
+              <w:spacing w:after="0" w:line="240" w:lineRule="auto"/>
               <w:contextualSpacing/>
               <w:jc w:val="center"/>
               <w:rPr>
-                <w:rFonts w:eastAsia="Times New Roman" w:cstheme="minorHAnsi"/>
-                <w:color w:val="000000"/>
-                <w:sz w:val="16"/>
-                <w:szCs w:val="16"/>
-                <w:lang w:val="en-ID" w:eastAsia="en-ID"/>
-              </w:rPr>
-            </w:pPr>
-            <w:r>
-              <w:rPr>
-                <w:sz w:val="16"/>
-                <w:szCs w:val="16"/>
+                <w:rFonts w:ascii="Arial" w:eastAsia="Times New Roman" w:hAnsi="Arial" w:cstheme="minorHAnsi"/>
+                <w:color w:val="000000"/>
+                <w:sz w:val="16"/>
+                <w:szCs w:val="16"/>
+                <w:lang w:val="en-ID" w:eastAsia="en-ID" w:bidi="en-US"/>
+              </w:rPr>
+            </w:pPr>
+            <w:r>
+              <w:rPr>
+                <w:rFonts w:ascii="Arial" w:eastAsia="Arial" w:hAnsi="Arial" w:cs="Arial"/>
+                <w:sz w:val="16"/>
+                <w:szCs w:val="16"/>
+                <w:lang w:bidi="en-US"/>
               </w:rPr>
               <w:t>7</w:t>
             </w:r>
@@ -15194,15 +14984,7 @@
                 <w:sz w:val="16"/>
                 <w:szCs w:val="16"/>
               </w:rPr>
-              <w:t>QAV-10</w:t>
-            </w:r>
-            <w:r>
-              <w:rPr>
-                <w:rFonts w:cs="Arial"/>
-                <w:sz w:val="16"/>
-                <w:szCs w:val="16"/>
-              </w:rPr>
-              <w:t>2</w:t>
+              <w:t>QAV-101</w:t>
             </w:r>
           </w:p>
         </w:tc>
@@ -15236,15 +15018,7 @@
                 <w:sz w:val="16"/>
                 <w:szCs w:val="16"/>
               </w:rPr>
-              <w:t>AV-10</w:t>
-            </w:r>
-            <w:r>
-              <w:rPr>
-                <w:rFonts w:cs="Arial"/>
-                <w:sz w:val="16"/>
-                <w:szCs w:val="16"/>
-              </w:rPr>
-              <w:t>2</w:t>
+              <w:t>AV-101</w:t>
             </w:r>
           </w:p>
         </w:tc>
@@ -15736,29 +15510,27 @@
           </w:tcPr>
           <w:p>
             <w:pPr>
-              <w:pStyle w:val="ListParagraph"/>
-              <w:widowControl/>
               <w:numPr>
                 <w:ilvl w:val="0"/>
                 <w:numId w:val="32"/>
               </w:numPr>
-              <w:autoSpaceDE/>
-              <w:autoSpaceDN/>
-              <w:spacing w:before="0"/>
+              <w:spacing w:after="0" w:line="240" w:lineRule="auto"/>
               <w:contextualSpacing/>
               <w:jc w:val="center"/>
               <w:rPr>
-                <w:rFonts w:eastAsia="Times New Roman" w:cstheme="minorHAnsi"/>
-                <w:color w:val="000000"/>
-                <w:sz w:val="16"/>
-                <w:szCs w:val="16"/>
-                <w:lang w:val="en-ID" w:eastAsia="en-ID"/>
-              </w:rPr>
-            </w:pPr>
-            <w:r>
-              <w:rPr>
-                <w:sz w:val="16"/>
-                <w:szCs w:val="16"/>
+                <w:rFonts w:ascii="Arial" w:eastAsia="Times New Roman" w:hAnsi="Arial" w:cstheme="minorHAnsi"/>
+                <w:color w:val="000000"/>
+                <w:sz w:val="16"/>
+                <w:szCs w:val="16"/>
+                <w:lang w:val="en-ID" w:eastAsia="en-ID" w:bidi="en-US"/>
+              </w:rPr>
+            </w:pPr>
+            <w:r>
+              <w:rPr>
+                <w:rFonts w:ascii="Arial" w:eastAsia="Arial" w:hAnsi="Arial" w:cs="Arial"/>
+                <w:sz w:val="16"/>
+                <w:szCs w:val="16"/>
+                <w:lang w:bidi="en-US"/>
               </w:rPr>
               <w:t>8</w:t>
             </w:r>
@@ -15794,15 +15566,7 @@
                 <w:sz w:val="16"/>
                 <w:szCs w:val="16"/>
               </w:rPr>
-              <w:t>QAV-10</w:t>
-            </w:r>
-            <w:r>
-              <w:rPr>
-                <w:rFonts w:cs="Arial"/>
-                <w:sz w:val="16"/>
-                <w:szCs w:val="16"/>
-              </w:rPr>
-              <w:t>3</w:t>
+              <w:t>QAV-119</w:t>
             </w:r>
           </w:p>
         </w:tc>
@@ -15836,15 +15600,7 @@
                 <w:sz w:val="16"/>
                 <w:szCs w:val="16"/>
               </w:rPr>
-              <w:t>AV-10</w:t>
-            </w:r>
-            <w:r>
-              <w:rPr>
-                <w:rFonts w:cs="Arial"/>
-                <w:sz w:val="16"/>
-                <w:szCs w:val="16"/>
-              </w:rPr>
-              <w:t>3</w:t>
+              <w:t>AV-119</w:t>
             </w:r>
           </w:p>
         </w:tc>
@@ -16336,29 +16092,27 @@
           </w:tcPr>
           <w:p>
             <w:pPr>
-              <w:pStyle w:val="ListParagraph"/>
-              <w:widowControl/>
               <w:numPr>
                 <w:ilvl w:val="0"/>
                 <w:numId w:val="32"/>
               </w:numPr>
-              <w:autoSpaceDE/>
-              <w:autoSpaceDN/>
-              <w:spacing w:before="0"/>
+              <w:spacing w:after="0" w:line="240" w:lineRule="auto"/>
               <w:contextualSpacing/>
               <w:jc w:val="center"/>
               <w:rPr>
-                <w:rFonts w:eastAsia="Times New Roman" w:cstheme="minorHAnsi"/>
-                <w:color w:val="000000"/>
-                <w:sz w:val="16"/>
-                <w:szCs w:val="16"/>
-                <w:lang w:val="en-ID" w:eastAsia="en-ID"/>
-              </w:rPr>
-            </w:pPr>
-            <w:r>
-              <w:rPr>
-                <w:sz w:val="16"/>
-                <w:szCs w:val="16"/>
+                <w:rFonts w:ascii="Arial" w:eastAsia="Times New Roman" w:hAnsi="Arial" w:cstheme="minorHAnsi"/>
+                <w:color w:val="000000"/>
+                <w:sz w:val="16"/>
+                <w:szCs w:val="16"/>
+                <w:lang w:val="en-ID" w:eastAsia="en-ID" w:bidi="en-US"/>
+              </w:rPr>
+            </w:pPr>
+            <w:r>
+              <w:rPr>
+                <w:rFonts w:ascii="Arial" w:eastAsia="Arial" w:hAnsi="Arial" w:cs="Arial"/>
+                <w:sz w:val="16"/>
+                <w:szCs w:val="16"/>
+                <w:lang w:bidi="en-US"/>
               </w:rPr>
               <w:t>9</w:t>
             </w:r>
@@ -16394,15 +16148,7 @@
                 <w:sz w:val="16"/>
                 <w:szCs w:val="16"/>
               </w:rPr>
-              <w:t>QAV-10</w:t>
-            </w:r>
-            <w:r>
-              <w:rPr>
-                <w:rFonts w:cs="Arial"/>
-                <w:sz w:val="16"/>
-                <w:szCs w:val="16"/>
-              </w:rPr>
-              <w:t>4</w:t>
+              <w:t>QAV-120</w:t>
             </w:r>
           </w:p>
         </w:tc>
@@ -16436,15 +16182,7 @@
                 <w:sz w:val="16"/>
                 <w:szCs w:val="16"/>
               </w:rPr>
-              <w:t>AV-10</w:t>
-            </w:r>
-            <w:r>
-              <w:rPr>
-                <w:rFonts w:cs="Arial"/>
-                <w:sz w:val="16"/>
-                <w:szCs w:val="16"/>
-              </w:rPr>
-              <w:t>4</w:t>
+              <w:t>AV-120</w:t>
             </w:r>
           </w:p>
         </w:tc>
@@ -16936,29 +16674,27 @@
           </w:tcPr>
           <w:p>
             <w:pPr>
-              <w:pStyle w:val="ListParagraph"/>
-              <w:widowControl/>
               <w:numPr>
                 <w:ilvl w:val="0"/>
                 <w:numId w:val="32"/>
               </w:numPr>
-              <w:autoSpaceDE/>
-              <w:autoSpaceDN/>
-              <w:spacing w:before="0"/>
+              <w:spacing w:after="0" w:line="240" w:lineRule="auto"/>
               <w:contextualSpacing/>
               <w:jc w:val="center"/>
               <w:rPr>
-                <w:rFonts w:eastAsia="Times New Roman" w:cstheme="minorHAnsi"/>
-                <w:color w:val="000000"/>
-                <w:sz w:val="16"/>
-                <w:szCs w:val="16"/>
-                <w:lang w:val="en-ID" w:eastAsia="en-ID"/>
-              </w:rPr>
-            </w:pPr>
-            <w:r>
-              <w:rPr>
-                <w:sz w:val="16"/>
-                <w:szCs w:val="16"/>
+                <w:rFonts w:ascii="Arial" w:eastAsia="Times New Roman" w:hAnsi="Arial" w:cstheme="minorHAnsi"/>
+                <w:color w:val="000000"/>
+                <w:sz w:val="16"/>
+                <w:szCs w:val="16"/>
+                <w:lang w:val="en-ID" w:eastAsia="en-ID" w:bidi="en-US"/>
+              </w:rPr>
+            </w:pPr>
+            <w:r>
+              <w:rPr>
+                <w:rFonts w:ascii="Arial" w:eastAsia="Arial" w:hAnsi="Arial" w:cs="Arial"/>
+                <w:sz w:val="16"/>
+                <w:szCs w:val="16"/>
+                <w:lang w:bidi="en-US"/>
               </w:rPr>
               <w:t>10</w:t>
             </w:r>
@@ -16994,15 +16730,7 @@
                 <w:sz w:val="16"/>
                 <w:szCs w:val="16"/>
               </w:rPr>
-              <w:t>QAV-10</w:t>
-            </w:r>
-            <w:r>
-              <w:rPr>
-                <w:rFonts w:cs="Arial"/>
-                <w:sz w:val="16"/>
-                <w:szCs w:val="16"/>
-              </w:rPr>
-              <w:t>5</w:t>
+              <w:t>QAV-121</w:t>
             </w:r>
           </w:p>
         </w:tc>
@@ -17036,15 +16764,7 @@
                 <w:sz w:val="16"/>
                 <w:szCs w:val="16"/>
               </w:rPr>
-              <w:t>AV-10</w:t>
-            </w:r>
-            <w:r>
-              <w:rPr>
-                <w:rFonts w:cs="Arial"/>
-                <w:sz w:val="16"/>
-                <w:szCs w:val="16"/>
-              </w:rPr>
-              <w:t>5</w:t>
+              <w:t>AV-121</w:t>
             </w:r>
           </w:p>
         </w:tc>
@@ -17541,7 +17261,7 @@
           </w:tcPr>
           <w:p>
             <w:pPr>
-              <w:pStyle w:val="NoSpacing"/>
+              <w:spacing w:after="0" w:line="240" w:lineRule="auto"/>
               <w:rPr>
                 <w:rFonts w:ascii="Times New Roman" w:hAnsi="Times New Roman" w:cs="Times New Roman"/>
                 <w:b/>
@@ -17635,7 +17355,7 @@
                 <w:szCs w:val="16"/>
                 <w:lang w:val="en-ID" w:eastAsia="en-ID"/>
               </w:rPr>
-              <w:t>AV-105 (CL)</w:t>
+              <w:t>AV-121 (CL)</w:t>
             </w:r>
           </w:p>
         </w:tc>
@@ -17671,7 +17391,7 @@
                 <w:szCs w:val="16"/>
                 <w:lang w:val="en-ID" w:eastAsia="en-ID"/>
               </w:rPr>
-              <w:t>AV-105</w:t>
+              <w:t>AV-121</w:t>
             </w:r>
           </w:p>
         </w:tc>
@@ -17868,32 +17588,6 @@
                 <w:lang w:val="en-ID" w:eastAsia="en-ID"/>
               </w:rPr>
             </w:pPr>
-          </w:p>
-          <w:p>
-            <w:pPr>
-              <w:spacing w:line="240" w:lineRule="auto"/>
-              <w:jc w:val="center"/>
-              <w:rPr>
-                <w:rFonts w:eastAsia="Times New Roman" w:cstheme="minorHAnsi"/>
-                <w:color w:val="000000"/>
-                <w:sz w:val="16"/>
-                <w:szCs w:val="16"/>
-                <w:lang w:val="en-ID" w:eastAsia="en-ID"/>
-              </w:rPr>
-            </w:pPr>
-          </w:p>
-          <w:p>
-            <w:pPr>
-              <w:spacing w:line="240" w:lineRule="auto"/>
-              <w:jc w:val="center"/>
-              <w:rPr>
-                <w:rFonts w:eastAsia="Times New Roman" w:cstheme="minorHAnsi"/>
-                <w:color w:val="000000"/>
-                <w:sz w:val="16"/>
-                <w:szCs w:val="16"/>
-                <w:lang w:val="en-ID" w:eastAsia="en-ID"/>
-              </w:rPr>
-            </w:pPr>
             <w:r>
               <w:rPr>
                 <w:rFonts w:eastAsia="Times New Roman" w:cstheme="minorHAnsi"/>
@@ -17905,120 +17599,6 @@
               <w:t>C2</w:t>
             </w:r>
           </w:p>
-          <w:p>
-            <w:pPr>
-              <w:spacing w:line="240" w:lineRule="auto"/>
-              <w:jc w:val="center"/>
-              <w:rPr>
-                <w:rFonts w:eastAsia="Times New Roman" w:cstheme="minorHAnsi"/>
-                <w:color w:val="000000"/>
-                <w:sz w:val="16"/>
-                <w:szCs w:val="16"/>
-                <w:lang w:val="en-ID" w:eastAsia="en-ID"/>
-              </w:rPr>
-            </w:pPr>
-          </w:p>
-          <w:p>
-            <w:pPr>
-              <w:spacing w:line="240" w:lineRule="auto"/>
-              <w:jc w:val="center"/>
-              <w:rPr>
-                <w:rFonts w:eastAsia="Times New Roman" w:cstheme="minorHAnsi"/>
-                <w:color w:val="000000"/>
-                <w:sz w:val="16"/>
-                <w:szCs w:val="16"/>
-                <w:lang w:val="en-ID" w:eastAsia="en-ID"/>
-              </w:rPr>
-            </w:pPr>
-          </w:p>
-          <w:p>
-            <w:pPr>
-              <w:spacing w:line="240" w:lineRule="auto"/>
-              <w:jc w:val="center"/>
-              <w:rPr>
-                <w:rFonts w:eastAsia="Times New Roman" w:cstheme="minorHAnsi"/>
-                <w:color w:val="000000"/>
-                <w:sz w:val="16"/>
-                <w:szCs w:val="16"/>
-                <w:lang w:val="en-ID" w:eastAsia="en-ID"/>
-              </w:rPr>
-            </w:pPr>
-          </w:p>
-          <w:p>
-            <w:pPr>
-              <w:spacing w:line="240" w:lineRule="auto"/>
-              <w:jc w:val="center"/>
-              <w:rPr>
-                <w:rFonts w:eastAsia="Times New Roman" w:cstheme="minorHAnsi"/>
-                <w:color w:val="000000"/>
-                <w:sz w:val="16"/>
-                <w:szCs w:val="16"/>
-                <w:lang w:val="en-ID" w:eastAsia="en-ID"/>
-              </w:rPr>
-            </w:pPr>
-          </w:p>
-          <w:p>
-            <w:pPr>
-              <w:spacing w:line="240" w:lineRule="auto"/>
-              <w:jc w:val="center"/>
-              <w:rPr>
-                <w:rFonts w:eastAsia="Times New Roman" w:cstheme="minorHAnsi"/>
-                <w:color w:val="000000"/>
-                <w:sz w:val="16"/>
-                <w:szCs w:val="16"/>
-                <w:lang w:val="en-ID" w:eastAsia="en-ID"/>
-              </w:rPr>
-            </w:pPr>
-          </w:p>
-          <w:p>
-            <w:pPr>
-              <w:spacing w:line="240" w:lineRule="auto"/>
-              <w:jc w:val="center"/>
-              <w:rPr>
-                <w:rFonts w:eastAsia="Times New Roman" w:cstheme="minorHAnsi"/>
-                <w:color w:val="000000"/>
-                <w:sz w:val="16"/>
-                <w:szCs w:val="16"/>
-                <w:lang w:val="en-ID" w:eastAsia="en-ID"/>
-              </w:rPr>
-            </w:pPr>
-          </w:p>
-          <w:p>
-            <w:pPr>
-              <w:spacing w:line="240" w:lineRule="auto"/>
-              <w:jc w:val="center"/>
-              <w:rPr>
-                <w:rFonts w:eastAsia="Times New Roman" w:cstheme="minorHAnsi"/>
-                <w:color w:val="000000"/>
-                <w:sz w:val="16"/>
-                <w:szCs w:val="16"/>
-                <w:lang w:val="en-ID" w:eastAsia="en-ID"/>
-              </w:rPr>
-            </w:pPr>
-          </w:p>
-          <w:p>
-            <w:pPr>
-              <w:spacing w:line="240" w:lineRule="auto"/>
-              <w:jc w:val="center"/>
-              <w:rPr>
-                <w:rFonts w:eastAsia="Times New Roman" w:cstheme="minorHAnsi"/>
-                <w:color w:val="000000"/>
-                <w:sz w:val="16"/>
-                <w:szCs w:val="16"/>
-                <w:lang w:val="en-ID" w:eastAsia="en-ID"/>
-              </w:rPr>
-            </w:pPr>
-            <w:r>
-              <w:rPr>
-                <w:rFonts w:eastAsia="Times New Roman" w:cstheme="minorHAnsi"/>
-                <w:color w:val="000000"/>
-                <w:sz w:val="16"/>
-                <w:szCs w:val="16"/>
-                <w:lang w:val="en-ID" w:eastAsia="en-ID"/>
-              </w:rPr>
-              <w:t>C2</w:t>
-            </w:r>
-          </w:p>
         </w:tc>
         <w:tc>
           <w:tcPr>
@@ -18052,7 +17632,6 @@
                 <w:szCs w:val="16"/>
                 <w:lang w:val="en-ID" w:eastAsia="en-ID"/>
               </w:rPr>
-              <w:lastRenderedPageBreak/>
               <w:t>0</w:t>
             </w:r>
           </w:p>
@@ -18322,7 +17901,7 @@
                 <w:szCs w:val="16"/>
                 <w:lang w:val="en-ID" w:eastAsia="en-ID"/>
               </w:rPr>
-              <w:t>AV-106 (OP)</w:t>
+              <w:t>AV-122 (OP)</w:t>
             </w:r>
           </w:p>
         </w:tc>
@@ -18358,7 +17937,7 @@
                 <w:szCs w:val="16"/>
                 <w:lang w:val="en-ID" w:eastAsia="en-ID"/>
               </w:rPr>
-              <w:t>AV-106</w:t>
+              <w:t>AV-122</w:t>
             </w:r>
           </w:p>
         </w:tc>
@@ -18858,7 +18437,7 @@
                 <w:szCs w:val="16"/>
                 <w:lang w:val="en-ID" w:eastAsia="en-ID"/>
               </w:rPr>
-              <w:t>AV-106 (CL)</w:t>
+              <w:t>AV-122 (CL)</w:t>
             </w:r>
           </w:p>
         </w:tc>
@@ -20406,7 +19985,6 @@
                 <w:szCs w:val="16"/>
                 <w:lang w:val="en-ID" w:eastAsia="en-ID"/>
               </w:rPr>
-              <w:lastRenderedPageBreak/>
               <w:t>6.</w:t>
             </w:r>
           </w:p>
@@ -20478,27 +20056,7 @@
                 <w:szCs w:val="16"/>
                 <w:lang w:val="en-ID" w:eastAsia="en-ID"/>
               </w:rPr>
-              <w:t>A</w:t>
-            </w:r>
-            <w:r>
-              <w:rPr>
-                <w:rFonts w:eastAsia="Times New Roman" w:cstheme="minorHAnsi"/>
-                <w:color w:val="000000"/>
-                <w:sz w:val="16"/>
-                <w:szCs w:val="16"/>
-                <w:lang w:val="en-ID" w:eastAsia="en-ID"/>
-              </w:rPr>
-              <w:t>T</w:t>
-            </w:r>
-            <w:r>
-              <w:rPr>
-                <w:rFonts w:eastAsia="Times New Roman" w:cstheme="minorHAnsi"/>
-                <w:color w:val="000000"/>
-                <w:sz w:val="16"/>
-                <w:szCs w:val="16"/>
-                <w:lang w:val="en-ID" w:eastAsia="en-ID"/>
-              </w:rPr>
-              <w:t>-02</w:t>
+              <w:t>AT -02</w:t>
             </w:r>
           </w:p>
         </w:tc>
@@ -21464,6 +21022,7 @@
                 <w:szCs w:val="16"/>
                 <w:lang w:val="en-ID" w:eastAsia="en-ID"/>
               </w:rPr>
+              <w:lastRenderedPageBreak/>
               <w:t>8.</w:t>
             </w:r>
           </w:p>
@@ -21535,27 +21094,7 @@
                 <w:szCs w:val="16"/>
                 <w:lang w:val="en-ID" w:eastAsia="en-ID"/>
               </w:rPr>
-              <w:t>A</w:t>
-            </w:r>
-            <w:r>
-              <w:rPr>
-                <w:rFonts w:eastAsia="Times New Roman" w:cstheme="minorHAnsi"/>
-                <w:color w:val="000000"/>
-                <w:sz w:val="16"/>
-                <w:szCs w:val="16"/>
-                <w:lang w:val="en-ID" w:eastAsia="en-ID"/>
-              </w:rPr>
-              <w:t>T</w:t>
-            </w:r>
-            <w:r>
-              <w:rPr>
-                <w:rFonts w:eastAsia="Times New Roman" w:cstheme="minorHAnsi"/>
-                <w:color w:val="000000"/>
-                <w:sz w:val="16"/>
-                <w:szCs w:val="16"/>
-                <w:lang w:val="en-ID" w:eastAsia="en-ID"/>
-              </w:rPr>
-              <w:t>-03</w:t>
+              <w:t>AT -03</w:t>
             </w:r>
           </w:p>
         </w:tc>
@@ -22239,6 +21778,7 @@
             <w:vMerge/>
             <w:tcBorders>
               <w:left w:val="nil"/>
+              <w:bottom w:val="single" w:sz="4" w:space="0" w:color="auto"/>
               <w:right w:val="single" w:sz="4" w:space="0" w:color="auto"/>
             </w:tcBorders>
             <w:noWrap/>
@@ -22592,27 +22132,7 @@
                 <w:szCs w:val="16"/>
                 <w:lang w:val="en-ID" w:eastAsia="en-ID"/>
               </w:rPr>
-              <w:t>A</w:t>
-            </w:r>
-            <w:r>
-              <w:rPr>
-                <w:rFonts w:eastAsia="Times New Roman" w:cstheme="minorHAnsi"/>
-                <w:color w:val="000000"/>
-                <w:sz w:val="16"/>
-                <w:szCs w:val="16"/>
-                <w:lang w:val="en-ID" w:eastAsia="en-ID"/>
-              </w:rPr>
-              <w:t>T</w:t>
-            </w:r>
-            <w:r>
-              <w:rPr>
-                <w:rFonts w:eastAsia="Times New Roman" w:cstheme="minorHAnsi"/>
-                <w:color w:val="000000"/>
-                <w:sz w:val="16"/>
-                <w:szCs w:val="16"/>
-                <w:lang w:val="en-ID" w:eastAsia="en-ID"/>
-              </w:rPr>
-              <w:t>-04</w:t>
+              <w:t>AT -04</w:t>
             </w:r>
           </w:p>
         </w:tc>
@@ -22779,26 +22299,36 @@
         <w:tc>
           <w:tcPr>
             <w:tcW w:w="851" w:type="dxa"/>
-            <w:vMerge/>
-            <w:tcBorders>
-              <w:left w:val="nil"/>
-              <w:right w:val="single" w:sz="4" w:space="0" w:color="auto"/>
-            </w:tcBorders>
-            <w:noWrap/>
-            <w:vAlign w:val="center"/>
-          </w:tcPr>
-          <w:p>
-            <w:pPr>
-              <w:spacing w:line="240" w:lineRule="auto"/>
-              <w:jc w:val="center"/>
-              <w:rPr>
-                <w:rFonts w:eastAsia="Times New Roman" w:cstheme="minorHAnsi"/>
-                <w:color w:val="000000"/>
-                <w:sz w:val="16"/>
-                <w:szCs w:val="16"/>
-                <w:lang w:val="en-ID" w:eastAsia="en-ID"/>
-              </w:rPr>
-            </w:pPr>
+            <w:vMerge w:val="restart"/>
+            <w:tcBorders>
+              <w:left w:val="nil"/>
+              <w:right w:val="single" w:sz="4" w:space="0" w:color="auto"/>
+            </w:tcBorders>
+            <w:noWrap/>
+            <w:vAlign w:val="center"/>
+          </w:tcPr>
+          <w:p>
+            <w:pPr>
+              <w:spacing w:line="240" w:lineRule="auto"/>
+              <w:jc w:val="center"/>
+              <w:rPr>
+                <w:rFonts w:eastAsia="Times New Roman" w:cstheme="minorHAnsi"/>
+                <w:color w:val="000000"/>
+                <w:sz w:val="16"/>
+                <w:szCs w:val="16"/>
+                <w:lang w:val="en-ID" w:eastAsia="en-ID"/>
+              </w:rPr>
+            </w:pPr>
+            <w:r>
+              <w:rPr>
+                <w:rFonts w:eastAsia="Times New Roman" w:cstheme="minorHAnsi"/>
+                <w:color w:val="000000"/>
+                <w:sz w:val="16"/>
+                <w:szCs w:val="16"/>
+                <w:lang w:val="en-ID" w:eastAsia="en-ID"/>
+              </w:rPr>
+              <w:t>C2</w:t>
+            </w:r>
           </w:p>
         </w:tc>
         <w:tc>
@@ -24369,6 +23899,7 @@
               <w:jc w:val="center"/>
               <w:rPr>
                 <w:rFonts w:eastAsia="Times New Roman" w:cstheme="minorHAnsi"/>
+                <w:strike/>
                 <w:color w:val="000000"/>
                 <w:sz w:val="16"/>
                 <w:szCs w:val="16"/>
@@ -24395,15 +23926,17 @@
               <w:jc w:val="center"/>
               <w:rPr>
                 <w:rFonts w:eastAsia="Times New Roman" w:cstheme="minorHAnsi"/>
-                <w:color w:val="000000"/>
-                <w:sz w:val="16"/>
-                <w:szCs w:val="16"/>
-                <w:lang w:val="en-ID" w:eastAsia="en-ID"/>
-              </w:rPr>
-            </w:pPr>
-            <w:r>
-              <w:rPr>
-                <w:rFonts w:eastAsia="Times New Roman" w:cstheme="minorHAnsi"/>
+                <w:strike/>
+                <w:color w:val="000000"/>
+                <w:sz w:val="16"/>
+                <w:szCs w:val="16"/>
+                <w:lang w:val="en-ID" w:eastAsia="en-ID"/>
+              </w:rPr>
+            </w:pPr>
+            <w:r>
+              <w:rPr>
+                <w:rFonts w:eastAsia="Times New Roman" w:cstheme="minorHAnsi"/>
+                <w:strike/>
                 <w:color w:val="000000"/>
                 <w:sz w:val="16"/>
                 <w:szCs w:val="16"/>
@@ -25534,7 +25067,7 @@
           </w:tcPr>
           <w:p>
             <w:pPr>
-              <w:pStyle w:val="NoSpacing"/>
+              <w:spacing w:after="0" w:line="240" w:lineRule="auto"/>
               <w:rPr>
                 <w:rFonts w:ascii="Times New Roman" w:hAnsi="Times New Roman" w:cs="Times New Roman"/>
                 <w:sz w:val="16"/>
@@ -25989,7 +25522,7 @@
           </w:tcPr>
           <w:p>
             <w:pPr>
-              <w:pStyle w:val="NoSpacing"/>
+              <w:spacing w:after="0" w:line="240" w:lineRule="auto"/>
               <w:rPr>
                 <w:rFonts w:ascii="Times New Roman" w:hAnsi="Times New Roman" w:cs="Times New Roman"/>
                 <w:b/>
@@ -26032,18 +25565,22 @@
           </w:tcPr>
           <w:p>
             <w:pPr>
-              <w:pStyle w:val="ListParagraph"/>
+              <w:widowControl w:val="0"/>
               <w:numPr>
                 <w:ilvl w:val="0"/>
                 <w:numId w:val="34"/>
               </w:numPr>
+              <w:autoSpaceDE w:val="0"/>
+              <w:autoSpaceDN w:val="0"/>
+              <w:spacing w:before="119" w:after="0" w:line="240" w:lineRule="auto"/>
               <w:contextualSpacing/>
-              <w:rPr>
-                <w:rFonts w:eastAsia="Times New Roman" w:cstheme="minorHAnsi"/>
-                <w:color w:val="000000"/>
-                <w:sz w:val="16"/>
-                <w:szCs w:val="16"/>
-                <w:lang w:val="en-ID" w:eastAsia="en-ID"/>
+              <w:jc w:val="both"/>
+              <w:rPr>
+                <w:rFonts w:ascii="Arial" w:eastAsia="Times New Roman" w:hAnsi="Arial" w:cstheme="minorHAnsi"/>
+                <w:color w:val="000000"/>
+                <w:sz w:val="16"/>
+                <w:szCs w:val="16"/>
+                <w:lang w:val="en-ID" w:eastAsia="en-ID" w:bidi="en-US"/>
               </w:rPr>
             </w:pPr>
           </w:p>
@@ -26080,7 +25617,7 @@
                 <w:szCs w:val="16"/>
                 <w:lang w:val="en-ID" w:eastAsia="en-ID"/>
               </w:rPr>
-              <w:t>QAV-106</w:t>
+              <w:t>QAV-122</w:t>
             </w:r>
           </w:p>
         </w:tc>
@@ -26335,7 +25872,7 @@
                 <w:szCs w:val="16"/>
                 <w:lang w:val="en-ID" w:eastAsia="en-ID"/>
               </w:rPr>
-              <w:t>0</w:t>
+              <w:t>10</w:t>
             </w:r>
           </w:p>
         </w:tc>
@@ -26550,18 +26087,22 @@
           </w:tcPr>
           <w:p>
             <w:pPr>
-              <w:pStyle w:val="ListParagraph"/>
+              <w:widowControl w:val="0"/>
               <w:numPr>
                 <w:ilvl w:val="0"/>
                 <w:numId w:val="34"/>
               </w:numPr>
+              <w:autoSpaceDE w:val="0"/>
+              <w:autoSpaceDN w:val="0"/>
+              <w:spacing w:before="119" w:after="0" w:line="240" w:lineRule="auto"/>
               <w:contextualSpacing/>
-              <w:rPr>
-                <w:rFonts w:eastAsia="Times New Roman" w:cstheme="minorHAnsi"/>
-                <w:color w:val="000000"/>
-                <w:sz w:val="16"/>
-                <w:szCs w:val="16"/>
-                <w:lang w:val="en-ID" w:eastAsia="en-ID"/>
+              <w:jc w:val="both"/>
+              <w:rPr>
+                <w:rFonts w:ascii="Arial" w:eastAsia="Times New Roman" w:hAnsi="Arial" w:cstheme="minorHAnsi"/>
+                <w:color w:val="000000"/>
+                <w:sz w:val="16"/>
+                <w:szCs w:val="16"/>
+                <w:lang w:val="en-ID" w:eastAsia="en-ID" w:bidi="en-US"/>
               </w:rPr>
             </w:pPr>
           </w:p>
@@ -26843,7 +26384,7 @@
                 <w:szCs w:val="16"/>
                 <w:lang w:val="en-ID" w:eastAsia="en-ID"/>
               </w:rPr>
-              <w:t>1</w:t>
+              <w:t>11</w:t>
             </w:r>
           </w:p>
         </w:tc>
@@ -27058,18 +26599,22 @@
           </w:tcPr>
           <w:p>
             <w:pPr>
-              <w:pStyle w:val="ListParagraph"/>
+              <w:widowControl w:val="0"/>
               <w:numPr>
                 <w:ilvl w:val="0"/>
                 <w:numId w:val="34"/>
               </w:numPr>
+              <w:autoSpaceDE w:val="0"/>
+              <w:autoSpaceDN w:val="0"/>
+              <w:spacing w:before="119" w:after="0" w:line="240" w:lineRule="auto"/>
               <w:contextualSpacing/>
-              <w:rPr>
-                <w:rFonts w:eastAsia="Times New Roman" w:cstheme="minorHAnsi"/>
-                <w:color w:val="000000"/>
-                <w:sz w:val="16"/>
-                <w:szCs w:val="16"/>
-                <w:lang w:val="en-ID" w:eastAsia="en-ID"/>
+              <w:jc w:val="both"/>
+              <w:rPr>
+                <w:rFonts w:ascii="Arial" w:eastAsia="Times New Roman" w:hAnsi="Arial" w:cstheme="minorHAnsi"/>
+                <w:color w:val="000000"/>
+                <w:sz w:val="16"/>
+                <w:szCs w:val="16"/>
+                <w:lang w:val="en-ID" w:eastAsia="en-ID" w:bidi="en-US"/>
               </w:rPr>
             </w:pPr>
           </w:p>
@@ -27294,16 +26839,6 @@
                 <w:lang w:val="en-ID" w:eastAsia="en-ID"/>
               </w:rPr>
             </w:pPr>
-            <w:r>
-              <w:rPr>
-                <w:rFonts w:eastAsia="Times New Roman" w:cstheme="minorHAnsi"/>
-                <w:color w:val="000000"/>
-                <w:sz w:val="16"/>
-                <w:szCs w:val="16"/>
-                <w:lang w:val="en-ID" w:eastAsia="en-ID"/>
-              </w:rPr>
-              <w:t>2</w:t>
-            </w:r>
           </w:p>
         </w:tc>
         <w:tc>
@@ -27507,18 +27042,22 @@
           </w:tcPr>
           <w:p>
             <w:pPr>
-              <w:pStyle w:val="ListParagraph"/>
+              <w:widowControl w:val="0"/>
               <w:numPr>
                 <w:ilvl w:val="0"/>
                 <w:numId w:val="34"/>
               </w:numPr>
+              <w:autoSpaceDE w:val="0"/>
+              <w:autoSpaceDN w:val="0"/>
+              <w:spacing w:before="119" w:after="0" w:line="240" w:lineRule="auto"/>
               <w:contextualSpacing/>
-              <w:rPr>
-                <w:rFonts w:eastAsia="Times New Roman" w:cstheme="minorHAnsi"/>
-                <w:color w:val="000000"/>
-                <w:sz w:val="16"/>
-                <w:szCs w:val="16"/>
-                <w:lang w:val="en-ID" w:eastAsia="en-ID"/>
+              <w:jc w:val="both"/>
+              <w:rPr>
+                <w:rFonts w:ascii="Arial" w:eastAsia="Times New Roman" w:hAnsi="Arial" w:cstheme="minorHAnsi"/>
+                <w:color w:val="000000"/>
+                <w:sz w:val="16"/>
+                <w:szCs w:val="16"/>
+                <w:lang w:val="en-ID" w:eastAsia="en-ID" w:bidi="en-US"/>
               </w:rPr>
             </w:pPr>
           </w:p>
@@ -27743,16 +27282,6 @@
                 <w:lang w:val="en-ID" w:eastAsia="en-ID"/>
               </w:rPr>
             </w:pPr>
-            <w:r>
-              <w:rPr>
-                <w:rFonts w:eastAsia="Times New Roman" w:cstheme="minorHAnsi"/>
-                <w:color w:val="000000"/>
-                <w:sz w:val="16"/>
-                <w:szCs w:val="16"/>
-                <w:lang w:val="en-ID" w:eastAsia="en-ID"/>
-              </w:rPr>
-              <w:t>3</w:t>
-            </w:r>
           </w:p>
         </w:tc>
         <w:tc>
@@ -27956,18 +27485,22 @@
           </w:tcPr>
           <w:p>
             <w:pPr>
-              <w:pStyle w:val="ListParagraph"/>
+              <w:widowControl w:val="0"/>
               <w:numPr>
                 <w:ilvl w:val="0"/>
                 <w:numId w:val="34"/>
               </w:numPr>
+              <w:autoSpaceDE w:val="0"/>
+              <w:autoSpaceDN w:val="0"/>
+              <w:spacing w:before="119" w:after="0" w:line="240" w:lineRule="auto"/>
               <w:contextualSpacing/>
-              <w:rPr>
-                <w:rFonts w:eastAsia="Times New Roman" w:cstheme="minorHAnsi"/>
-                <w:color w:val="000000"/>
-                <w:sz w:val="16"/>
-                <w:szCs w:val="16"/>
-                <w:lang w:val="en-ID" w:eastAsia="en-ID"/>
+              <w:jc w:val="both"/>
+              <w:rPr>
+                <w:rFonts w:ascii="Arial" w:eastAsia="Times New Roman" w:hAnsi="Arial" w:cstheme="minorHAnsi"/>
+                <w:color w:val="000000"/>
+                <w:sz w:val="16"/>
+                <w:szCs w:val="16"/>
+                <w:lang w:val="en-ID" w:eastAsia="en-ID" w:bidi="en-US"/>
               </w:rPr>
             </w:pPr>
           </w:p>
@@ -28192,16 +27725,6 @@
                 <w:lang w:val="en-ID" w:eastAsia="en-ID"/>
               </w:rPr>
             </w:pPr>
-            <w:r>
-              <w:rPr>
-                <w:rFonts w:eastAsia="Times New Roman" w:cstheme="minorHAnsi"/>
-                <w:color w:val="000000"/>
-                <w:sz w:val="16"/>
-                <w:szCs w:val="16"/>
-                <w:lang w:val="en-ID" w:eastAsia="en-ID"/>
-              </w:rPr>
-              <w:t>4</w:t>
-            </w:r>
           </w:p>
         </w:tc>
         <w:tc>
@@ -28405,18 +27928,22 @@
           </w:tcPr>
           <w:p>
             <w:pPr>
-              <w:pStyle w:val="ListParagraph"/>
+              <w:widowControl w:val="0"/>
               <w:numPr>
                 <w:ilvl w:val="0"/>
                 <w:numId w:val="34"/>
               </w:numPr>
+              <w:autoSpaceDE w:val="0"/>
+              <w:autoSpaceDN w:val="0"/>
+              <w:spacing w:before="119" w:after="0" w:line="240" w:lineRule="auto"/>
               <w:contextualSpacing/>
-              <w:rPr>
-                <w:rFonts w:eastAsia="Times New Roman" w:cstheme="minorHAnsi"/>
-                <w:color w:val="000000"/>
-                <w:sz w:val="16"/>
-                <w:szCs w:val="16"/>
-                <w:lang w:val="en-ID" w:eastAsia="en-ID"/>
+              <w:jc w:val="both"/>
+              <w:rPr>
+                <w:rFonts w:ascii="Arial" w:eastAsia="Times New Roman" w:hAnsi="Arial" w:cstheme="minorHAnsi"/>
+                <w:color w:val="000000"/>
+                <w:sz w:val="16"/>
+                <w:szCs w:val="16"/>
+                <w:lang w:val="en-ID" w:eastAsia="en-ID" w:bidi="en-US"/>
               </w:rPr>
             </w:pPr>
           </w:p>
@@ -28844,18 +28371,22 @@
           </w:tcPr>
           <w:p>
             <w:pPr>
-              <w:pStyle w:val="ListParagraph"/>
+              <w:widowControl w:val="0"/>
               <w:numPr>
                 <w:ilvl w:val="0"/>
                 <w:numId w:val="34"/>
               </w:numPr>
+              <w:autoSpaceDE w:val="0"/>
+              <w:autoSpaceDN w:val="0"/>
+              <w:spacing w:before="119" w:after="0" w:line="240" w:lineRule="auto"/>
               <w:contextualSpacing/>
-              <w:rPr>
-                <w:rFonts w:eastAsia="Times New Roman" w:cstheme="minorHAnsi"/>
-                <w:color w:val="000000"/>
-                <w:sz w:val="16"/>
-                <w:szCs w:val="16"/>
-                <w:lang w:val="en-ID" w:eastAsia="en-ID"/>
+              <w:jc w:val="both"/>
+              <w:rPr>
+                <w:rFonts w:ascii="Arial" w:eastAsia="Times New Roman" w:hAnsi="Arial" w:cstheme="minorHAnsi"/>
+                <w:color w:val="000000"/>
+                <w:sz w:val="16"/>
+                <w:szCs w:val="16"/>
+                <w:lang w:val="en-ID" w:eastAsia="en-ID" w:bidi="en-US"/>
               </w:rPr>
             </w:pPr>
           </w:p>
@@ -29721,8 +29252,13 @@
           </w:tcPr>
           <w:p>
             <w:pPr>
-              <w:pStyle w:val="Heading1"/>
-              <w:rPr>
+              <w:keepNext/>
+              <w:spacing w:before="60" w:after="60" w:line="240" w:lineRule="auto"/>
+              <w:jc w:val="both"/>
+              <w:outlineLvl w:val="0"/>
+              <w:rPr>
+                <w:rFonts w:ascii="Times New Roman" w:hAnsi="Times New Roman" w:cs="Times New Roman"/>
+                <w:b/>
                 <w:sz w:val="16"/>
                 <w:szCs w:val="16"/>
                 <w:lang w:val="en-ID" w:eastAsia="en-ID"/>
@@ -29731,23 +29267,19 @@
             <w:bookmarkStart w:id="5" w:name="_Toc206760398"/>
             <w:r>
               <w:rPr>
-                <w:sz w:val="16"/>
-                <w:szCs w:val="16"/>
-                <w:lang w:val="en-ID" w:eastAsia="en-ID"/>
-              </w:rPr>
-              <w:t>ANALOG INPUT</w:t>
-            </w:r>
-            <w:r>
-              <w:rPr>
-                <w:sz w:val="16"/>
-                <w:szCs w:val="16"/>
-                <w:lang w:val="en-ID" w:eastAsia="en-ID"/>
-              </w:rPr>
-              <w:t xml:space="preserve"> </w:t>
+                <w:rFonts w:ascii="Times New Roman" w:hAnsi="Times New Roman" w:cs="Times New Roman"/>
+                <w:b/>
+                <w:sz w:val="16"/>
+                <w:szCs w:val="16"/>
+                <w:lang w:val="en-ID" w:eastAsia="en-ID"/>
+              </w:rPr>
+              <w:t xml:space="preserve">ANALOG INPUT </w:t>
             </w:r>
             <w:bookmarkEnd w:id="5"/>
             <w:r>
               <w:rPr>
+                <w:rFonts w:ascii="Times New Roman" w:hAnsi="Times New Roman" w:cs="Times New Roman"/>
+                <w:b/>
                 <w:bCs/>
                 <w:sz w:val="16"/>
                 <w:szCs w:val="16"/>
@@ -29827,8 +29359,34 @@
                 <w:sz w:val="16"/>
                 <w:szCs w:val="16"/>
               </w:rPr>
-              <w:t>AI</w:t>
-            </w:r>
+              <w:t>AIFT-101</w:t>
+            </w:r>
+          </w:p>
+        </w:tc>
+        <w:tc>
+          <w:tcPr>
+            <w:tcW w:w="1687" w:type="dxa"/>
+            <w:tcBorders>
+              <w:top w:val="single" w:sz="4" w:space="0" w:color="auto"/>
+              <w:left w:val="nil"/>
+              <w:bottom w:val="single" w:sz="4" w:space="0" w:color="auto"/>
+              <w:right w:val="single" w:sz="4" w:space="0" w:color="auto"/>
+            </w:tcBorders>
+            <w:noWrap/>
+            <w:vAlign w:val="center"/>
+          </w:tcPr>
+          <w:p>
+            <w:pPr>
+              <w:spacing w:line="240" w:lineRule="auto"/>
+              <w:jc w:val="center"/>
+              <w:rPr>
+                <w:rFonts w:eastAsia="Times New Roman" w:cs="Arial"/>
+                <w:color w:val="000000"/>
+                <w:sz w:val="16"/>
+                <w:szCs w:val="16"/>
+                <w:lang w:val="en-ID" w:eastAsia="en-ID"/>
+              </w:rPr>
+            </w:pPr>
             <w:r>
               <w:rPr>
                 <w:rFonts w:cs="Arial"/>
@@ -29836,56 +29394,6 @@
                 <w:szCs w:val="16"/>
               </w:rPr>
               <w:t>FT-101</w:t>
-            </w:r>
-          </w:p>
-        </w:tc>
-        <w:tc>
-          <w:tcPr>
-            <w:tcW w:w="1687" w:type="dxa"/>
-            <w:tcBorders>
-              <w:top w:val="single" w:sz="4" w:space="0" w:color="auto"/>
-              <w:left w:val="nil"/>
-              <w:bottom w:val="single" w:sz="4" w:space="0" w:color="auto"/>
-              <w:right w:val="single" w:sz="4" w:space="0" w:color="auto"/>
-            </w:tcBorders>
-            <w:noWrap/>
-            <w:vAlign w:val="center"/>
-          </w:tcPr>
-          <w:p>
-            <w:pPr>
-              <w:spacing w:line="240" w:lineRule="auto"/>
-              <w:jc w:val="center"/>
-              <w:rPr>
-                <w:rFonts w:eastAsia="Times New Roman" w:cs="Arial"/>
-                <w:color w:val="000000"/>
-                <w:sz w:val="16"/>
-                <w:szCs w:val="16"/>
-                <w:lang w:val="en-ID" w:eastAsia="en-ID"/>
-              </w:rPr>
-            </w:pPr>
-            <w:r>
-              <w:rPr>
-                <w:rFonts w:cs="Arial"/>
-                <w:sz w:val="16"/>
-                <w:szCs w:val="16"/>
-              </w:rPr>
-              <w:t>F</w:t>
-            </w:r>
-            <w:r>
-              <w:rPr>
-                <w:rFonts w:cs="Arial"/>
-                <w:sz w:val="16"/>
-                <w:szCs w:val="16"/>
-              </w:rPr>
-              <w:t>T-</w:t>
-            </w:r>
-            <w:r>
-              <w:rPr>
-                <w:rFonts w:cs="Arial"/>
-                <w:sz w:val="16"/>
-                <w:szCs w:val="16"/>
-              </w:rPr>
-              <w:t>101</w:t>
             </w:r>
           </w:p>
         </w:tc>
@@ -30425,15 +29933,7 @@
                 <w:sz w:val="16"/>
                 <w:szCs w:val="16"/>
               </w:rPr>
-              <w:t>AI</w:t>
-            </w:r>
-            <w:r>
-              <w:rPr>
-                <w:rFonts w:cs="Arial"/>
-                <w:sz w:val="16"/>
-                <w:szCs w:val="16"/>
-              </w:rPr>
-              <w:t>AE-101</w:t>
+              <w:t>AILT-101</w:t>
             </w:r>
           </w:p>
         </w:tc>
@@ -30467,7 +29967,7 @@
                 <w:sz w:val="16"/>
                 <w:szCs w:val="16"/>
               </w:rPr>
-              <w:t>AE-101</w:t>
+              <w:t>LT-101</w:t>
             </w:r>
           </w:p>
         </w:tc>
@@ -30730,15 +30230,7 @@
                 <w:sz w:val="16"/>
                 <w:szCs w:val="16"/>
               </w:rPr>
-              <w:t>A</w:t>
-            </w:r>
-            <w:r>
-              <w:rPr>
-                <w:rFonts w:cs="Arial"/>
-                <w:sz w:val="16"/>
-                <w:szCs w:val="16"/>
-              </w:rPr>
-              <w:t>2</w:t>
+              <w:t>A2</w:t>
             </w:r>
           </w:p>
         </w:tc>
@@ -31007,15 +30499,7 @@
                 <w:sz w:val="16"/>
                 <w:szCs w:val="16"/>
               </w:rPr>
-              <w:t>AI</w:t>
-            </w:r>
-            <w:r>
-              <w:rPr>
-                <w:rFonts w:cs="Arial"/>
-                <w:sz w:val="16"/>
-                <w:szCs w:val="16"/>
-              </w:rPr>
-              <w:t>AE-102</w:t>
+              <w:t>AILT-102</w:t>
             </w:r>
           </w:p>
         </w:tc>
@@ -31049,7 +30533,7 @@
                 <w:sz w:val="16"/>
                 <w:szCs w:val="16"/>
               </w:rPr>
-              <w:t>AE-102</w:t>
+              <w:t>LT-102</w:t>
             </w:r>
           </w:p>
         </w:tc>
@@ -31312,15 +30796,7 @@
                 <w:sz w:val="16"/>
                 <w:szCs w:val="16"/>
               </w:rPr>
-              <w:t>A</w:t>
-            </w:r>
-            <w:r>
-              <w:rPr>
-                <w:rFonts w:cs="Arial"/>
-                <w:sz w:val="16"/>
-                <w:szCs w:val="16"/>
-              </w:rPr>
-              <w:t>3</w:t>
+              <w:t>A3</w:t>
             </w:r>
           </w:p>
         </w:tc>
@@ -31490,23 +30966,7 @@
                 <w:sz w:val="16"/>
                 <w:szCs w:val="16"/>
               </w:rPr>
-              <w:t>S</w:t>
-            </w:r>
-            <w:r>
-              <w:rPr>
-                <w:rFonts w:cs="Arial"/>
-                <w:sz w:val="16"/>
-                <w:szCs w:val="16"/>
-              </w:rPr>
-              <w:t>;</w:t>
-            </w:r>
-            <w:r>
-              <w:rPr>
-                <w:rFonts w:cs="Arial"/>
-                <w:sz w:val="16"/>
-                <w:szCs w:val="16"/>
-              </w:rPr>
-              <w:t>P-20%</w:t>
+              <w:t>S;P-20%</w:t>
             </w:r>
           </w:p>
         </w:tc>
@@ -32081,6 +31541,4129 @@
       </w:tr>
       <w:bookmarkEnd w:id="0"/>
     </w:tbl>
+    <w:p>
+      <w:pPr>
+        <w:pStyle w:val="Header"/>
+        <w:tabs>
+          <w:tab w:val="clear" w:pos="4680"/>
+          <w:tab w:val="clear" w:pos="9360"/>
+          <w:tab w:val="left" w:pos="1348"/>
+        </w:tabs>
+        <w:spacing w:before="120" w:after="120" w:line="259" w:lineRule="auto"/>
+        <w:rPr>
+          <w:rFonts w:asciiTheme="majorHAnsi" w:hAnsiTheme="majorHAnsi" w:cstheme="majorHAnsi"/>
+          <w:b/>
+        </w:rPr>
+      </w:pPr>
+    </w:p>
+    <w:tbl>
+      <w:tblPr>
+        <w:tblW w:w="14575" w:type="dxa"/>
+        <w:jc w:val="center"/>
+        <w:tblLayout w:type="fixed"/>
+        <w:tblLook w:val="04A0" w:firstRow="1" w:lastRow="0" w:firstColumn="1" w:lastColumn="0" w:noHBand="0" w:noVBand="1"/>
+      </w:tblPr>
+      <w:tblGrid>
+        <w:gridCol w:w="625"/>
+        <w:gridCol w:w="1225"/>
+        <w:gridCol w:w="1687"/>
+        <w:gridCol w:w="688"/>
+        <w:gridCol w:w="630"/>
+        <w:gridCol w:w="810"/>
+        <w:gridCol w:w="851"/>
+        <w:gridCol w:w="992"/>
+        <w:gridCol w:w="851"/>
+        <w:gridCol w:w="992"/>
+        <w:gridCol w:w="850"/>
+        <w:gridCol w:w="567"/>
+        <w:gridCol w:w="567"/>
+        <w:gridCol w:w="567"/>
+        <w:gridCol w:w="709"/>
+        <w:gridCol w:w="704"/>
+        <w:gridCol w:w="1260"/>
+      </w:tblGrid>
+      <w:tr>
+        <w:trPr>
+          <w:trHeight w:val="301"/>
+          <w:tblHeader/>
+          <w:jc w:val="center"/>
+        </w:trPr>
+        <w:tc>
+          <w:tcPr>
+            <w:tcW w:w="625" w:type="dxa"/>
+            <w:vMerge w:val="restart"/>
+            <w:tcBorders>
+              <w:top w:val="single" w:sz="4" w:space="0" w:color="auto"/>
+              <w:left w:val="single" w:sz="4" w:space="0" w:color="auto"/>
+              <w:bottom w:val="single" w:sz="4" w:space="0" w:color="auto"/>
+              <w:right w:val="single" w:sz="4" w:space="0" w:color="auto"/>
+            </w:tcBorders>
+            <w:shd w:val="clear" w:color="auto" w:fill="F7CAAC" w:themeFill="accent2" w:themeFillTint="66"/>
+            <w:noWrap/>
+            <w:vAlign w:val="center"/>
+            <w:hideMark/>
+          </w:tcPr>
+          <w:p>
+            <w:pPr>
+              <w:spacing w:line="240" w:lineRule="auto"/>
+              <w:jc w:val="center"/>
+              <w:rPr>
+                <w:rFonts w:ascii="Calibri" w:eastAsia="Times New Roman" w:hAnsi="Calibri" w:cs="Calibri"/>
+                <w:b/>
+                <w:bCs/>
+                <w:color w:val="000000"/>
+                <w:sz w:val="16"/>
+                <w:szCs w:val="16"/>
+                <w:lang w:val="en-ID" w:eastAsia="en-ID"/>
+              </w:rPr>
+            </w:pPr>
+            <w:r>
+              <w:rPr>
+                <w:rFonts w:ascii="Calibri" w:eastAsia="Times New Roman" w:hAnsi="Calibri" w:cs="Calibri"/>
+                <w:b/>
+                <w:bCs/>
+                <w:color w:val="000000"/>
+                <w:sz w:val="16"/>
+                <w:szCs w:val="16"/>
+                <w:lang w:val="en-ID" w:eastAsia="en-ID"/>
+              </w:rPr>
+              <w:t>No</w:t>
+            </w:r>
+          </w:p>
+        </w:tc>
+        <w:tc>
+          <w:tcPr>
+            <w:tcW w:w="1225" w:type="dxa"/>
+            <w:vMerge w:val="restart"/>
+            <w:tcBorders>
+              <w:top w:val="single" w:sz="4" w:space="0" w:color="auto"/>
+              <w:left w:val="single" w:sz="4" w:space="0" w:color="auto"/>
+              <w:bottom w:val="single" w:sz="4" w:space="0" w:color="auto"/>
+              <w:right w:val="single" w:sz="4" w:space="0" w:color="auto"/>
+            </w:tcBorders>
+            <w:shd w:val="clear" w:color="auto" w:fill="F7CAAC" w:themeFill="accent2" w:themeFillTint="66"/>
+            <w:noWrap/>
+            <w:vAlign w:val="center"/>
+            <w:hideMark/>
+          </w:tcPr>
+          <w:p>
+            <w:pPr>
+              <w:spacing w:line="240" w:lineRule="auto"/>
+              <w:jc w:val="center"/>
+              <w:rPr>
+                <w:rFonts w:ascii="Calibri" w:eastAsia="Times New Roman" w:hAnsi="Calibri" w:cs="Calibri"/>
+                <w:b/>
+                <w:bCs/>
+                <w:color w:val="000000"/>
+                <w:sz w:val="16"/>
+                <w:szCs w:val="16"/>
+                <w:lang w:val="en-ID" w:eastAsia="en-ID"/>
+              </w:rPr>
+            </w:pPr>
+            <w:r>
+              <w:rPr>
+                <w:rFonts w:ascii="Calibri" w:eastAsia="Times New Roman" w:hAnsi="Calibri" w:cs="Calibri"/>
+                <w:b/>
+                <w:bCs/>
+                <w:color w:val="000000"/>
+                <w:sz w:val="16"/>
+                <w:szCs w:val="16"/>
+                <w:lang w:val="en-ID" w:eastAsia="en-ID"/>
+              </w:rPr>
+              <w:t>Tag</w:t>
+            </w:r>
+          </w:p>
+        </w:tc>
+        <w:tc>
+          <w:tcPr>
+            <w:tcW w:w="1687" w:type="dxa"/>
+            <w:vMerge w:val="restart"/>
+            <w:tcBorders>
+              <w:top w:val="single" w:sz="4" w:space="0" w:color="auto"/>
+              <w:left w:val="single" w:sz="4" w:space="0" w:color="auto"/>
+              <w:bottom w:val="single" w:sz="4" w:space="0" w:color="auto"/>
+              <w:right w:val="single" w:sz="4" w:space="0" w:color="auto"/>
+            </w:tcBorders>
+            <w:shd w:val="clear" w:color="auto" w:fill="F7CAAC" w:themeFill="accent2" w:themeFillTint="66"/>
+            <w:noWrap/>
+            <w:vAlign w:val="center"/>
+            <w:hideMark/>
+          </w:tcPr>
+          <w:p>
+            <w:pPr>
+              <w:spacing w:line="240" w:lineRule="auto"/>
+              <w:jc w:val="center"/>
+              <w:rPr>
+                <w:rFonts w:ascii="Calibri" w:eastAsia="Times New Roman" w:hAnsi="Calibri" w:cs="Calibri"/>
+                <w:b/>
+                <w:bCs/>
+                <w:color w:val="000000"/>
+                <w:sz w:val="16"/>
+                <w:szCs w:val="16"/>
+                <w:lang w:val="en-ID" w:eastAsia="en-ID"/>
+              </w:rPr>
+            </w:pPr>
+            <w:r>
+              <w:rPr>
+                <w:rFonts w:ascii="Calibri" w:eastAsia="Times New Roman" w:hAnsi="Calibri" w:cs="Calibri"/>
+                <w:b/>
+                <w:bCs/>
+                <w:color w:val="000000"/>
+                <w:sz w:val="16"/>
+                <w:szCs w:val="16"/>
+                <w:lang w:val="en-ID" w:eastAsia="en-ID"/>
+              </w:rPr>
+              <w:t>Description</w:t>
+            </w:r>
+          </w:p>
+        </w:tc>
+        <w:tc>
+          <w:tcPr>
+            <w:tcW w:w="2128" w:type="dxa"/>
+            <w:gridSpan w:val="3"/>
+            <w:tcBorders>
+              <w:top w:val="single" w:sz="4" w:space="0" w:color="auto"/>
+              <w:left w:val="nil"/>
+              <w:bottom w:val="single" w:sz="4" w:space="0" w:color="auto"/>
+              <w:right w:val="single" w:sz="4" w:space="0" w:color="auto"/>
+            </w:tcBorders>
+            <w:shd w:val="clear" w:color="auto" w:fill="F7CAAC" w:themeFill="accent2" w:themeFillTint="66"/>
+            <w:noWrap/>
+            <w:vAlign w:val="center"/>
+            <w:hideMark/>
+          </w:tcPr>
+          <w:p>
+            <w:pPr>
+              <w:spacing w:line="240" w:lineRule="auto"/>
+              <w:jc w:val="center"/>
+              <w:rPr>
+                <w:rFonts w:ascii="Calibri" w:eastAsia="Times New Roman" w:hAnsi="Calibri" w:cs="Calibri"/>
+                <w:b/>
+                <w:bCs/>
+                <w:color w:val="000000"/>
+                <w:sz w:val="16"/>
+                <w:szCs w:val="16"/>
+                <w:lang w:val="en-ID" w:eastAsia="en-ID"/>
+              </w:rPr>
+            </w:pPr>
+            <w:r>
+              <w:rPr>
+                <w:rFonts w:ascii="Calibri" w:eastAsia="Times New Roman" w:hAnsi="Calibri" w:cs="Calibri"/>
+                <w:b/>
+                <w:bCs/>
+                <w:color w:val="000000"/>
+                <w:sz w:val="16"/>
+                <w:szCs w:val="16"/>
+                <w:lang w:val="en-ID" w:eastAsia="en-ID"/>
+              </w:rPr>
+              <w:t>Location</w:t>
+            </w:r>
+          </w:p>
+        </w:tc>
+        <w:tc>
+          <w:tcPr>
+            <w:tcW w:w="1843" w:type="dxa"/>
+            <w:gridSpan w:val="2"/>
+            <w:tcBorders>
+              <w:top w:val="single" w:sz="4" w:space="0" w:color="auto"/>
+              <w:left w:val="nil"/>
+              <w:bottom w:val="single" w:sz="4" w:space="0" w:color="auto"/>
+              <w:right w:val="single" w:sz="4" w:space="0" w:color="auto"/>
+            </w:tcBorders>
+            <w:shd w:val="clear" w:color="auto" w:fill="F7CAAC" w:themeFill="accent2" w:themeFillTint="66"/>
+            <w:noWrap/>
+            <w:vAlign w:val="center"/>
+            <w:hideMark/>
+          </w:tcPr>
+          <w:p>
+            <w:pPr>
+              <w:spacing w:line="240" w:lineRule="auto"/>
+              <w:jc w:val="center"/>
+              <w:rPr>
+                <w:rFonts w:ascii="Calibri" w:eastAsia="Times New Roman" w:hAnsi="Calibri" w:cs="Calibri"/>
+                <w:b/>
+                <w:bCs/>
+                <w:color w:val="000000"/>
+                <w:sz w:val="16"/>
+                <w:szCs w:val="16"/>
+                <w:lang w:val="en-ID" w:eastAsia="en-ID"/>
+              </w:rPr>
+            </w:pPr>
+            <w:r>
+              <w:rPr>
+                <w:rFonts w:ascii="Calibri" w:eastAsia="Times New Roman" w:hAnsi="Calibri" w:cs="Calibri"/>
+                <w:b/>
+                <w:bCs/>
+                <w:color w:val="000000"/>
+                <w:sz w:val="16"/>
+                <w:szCs w:val="16"/>
+                <w:lang w:val="en-ID" w:eastAsia="en-ID"/>
+              </w:rPr>
+              <w:t>I/O</w:t>
+            </w:r>
+          </w:p>
+        </w:tc>
+        <w:tc>
+          <w:tcPr>
+            <w:tcW w:w="2693" w:type="dxa"/>
+            <w:gridSpan w:val="3"/>
+            <w:tcBorders>
+              <w:top w:val="single" w:sz="4" w:space="0" w:color="auto"/>
+              <w:left w:val="nil"/>
+              <w:bottom w:val="single" w:sz="4" w:space="0" w:color="auto"/>
+              <w:right w:val="single" w:sz="4" w:space="0" w:color="auto"/>
+            </w:tcBorders>
+            <w:shd w:val="clear" w:color="auto" w:fill="F7CAAC" w:themeFill="accent2" w:themeFillTint="66"/>
+            <w:noWrap/>
+            <w:vAlign w:val="center"/>
+            <w:hideMark/>
+          </w:tcPr>
+          <w:p>
+            <w:pPr>
+              <w:spacing w:line="240" w:lineRule="auto"/>
+              <w:jc w:val="center"/>
+              <w:rPr>
+                <w:rFonts w:ascii="Calibri" w:eastAsia="Times New Roman" w:hAnsi="Calibri" w:cs="Calibri"/>
+                <w:b/>
+                <w:bCs/>
+                <w:color w:val="000000"/>
+                <w:sz w:val="16"/>
+                <w:szCs w:val="16"/>
+                <w:lang w:val="en-ID" w:eastAsia="en-ID"/>
+              </w:rPr>
+            </w:pPr>
+            <w:r>
+              <w:rPr>
+                <w:rFonts w:ascii="Calibri" w:eastAsia="Times New Roman" w:hAnsi="Calibri" w:cs="Calibri"/>
+                <w:b/>
+                <w:bCs/>
+                <w:color w:val="000000"/>
+                <w:sz w:val="16"/>
+                <w:szCs w:val="16"/>
+                <w:lang w:val="en-ID" w:eastAsia="en-ID"/>
+              </w:rPr>
+              <w:t>PLC</w:t>
+            </w:r>
+          </w:p>
+        </w:tc>
+        <w:tc>
+          <w:tcPr>
+            <w:tcW w:w="3114" w:type="dxa"/>
+            <w:gridSpan w:val="5"/>
+            <w:tcBorders>
+              <w:top w:val="single" w:sz="4" w:space="0" w:color="auto"/>
+              <w:left w:val="nil"/>
+              <w:bottom w:val="single" w:sz="4" w:space="0" w:color="auto"/>
+              <w:right w:val="single" w:sz="4" w:space="0" w:color="auto"/>
+            </w:tcBorders>
+            <w:shd w:val="clear" w:color="auto" w:fill="F7CAAC" w:themeFill="accent2" w:themeFillTint="66"/>
+            <w:noWrap/>
+            <w:vAlign w:val="center"/>
+            <w:hideMark/>
+          </w:tcPr>
+          <w:p>
+            <w:pPr>
+              <w:spacing w:line="240" w:lineRule="auto"/>
+              <w:jc w:val="center"/>
+              <w:rPr>
+                <w:rFonts w:ascii="Calibri" w:eastAsia="Times New Roman" w:hAnsi="Calibri" w:cs="Calibri"/>
+                <w:b/>
+                <w:bCs/>
+                <w:color w:val="000000"/>
+                <w:sz w:val="16"/>
+                <w:szCs w:val="16"/>
+                <w:lang w:val="en-ID" w:eastAsia="en-ID"/>
+              </w:rPr>
+            </w:pPr>
+            <w:r>
+              <w:rPr>
+                <w:rFonts w:ascii="Calibri" w:eastAsia="Times New Roman" w:hAnsi="Calibri" w:cs="Calibri"/>
+                <w:b/>
+                <w:bCs/>
+                <w:color w:val="000000"/>
+                <w:sz w:val="16"/>
+                <w:szCs w:val="16"/>
+                <w:lang w:val="en-ID" w:eastAsia="en-ID"/>
+              </w:rPr>
+              <w:t>Range</w:t>
+            </w:r>
+          </w:p>
+        </w:tc>
+        <w:tc>
+          <w:tcPr>
+            <w:tcW w:w="1260" w:type="dxa"/>
+            <w:vMerge w:val="restart"/>
+            <w:tcBorders>
+              <w:top w:val="single" w:sz="4" w:space="0" w:color="auto"/>
+              <w:left w:val="single" w:sz="4" w:space="0" w:color="auto"/>
+              <w:bottom w:val="single" w:sz="4" w:space="0" w:color="auto"/>
+              <w:right w:val="single" w:sz="4" w:space="0" w:color="auto"/>
+            </w:tcBorders>
+            <w:shd w:val="clear" w:color="auto" w:fill="F7CAAC" w:themeFill="accent2" w:themeFillTint="66"/>
+            <w:noWrap/>
+            <w:vAlign w:val="center"/>
+            <w:hideMark/>
+          </w:tcPr>
+          <w:p>
+            <w:pPr>
+              <w:spacing w:line="240" w:lineRule="auto"/>
+              <w:jc w:val="center"/>
+              <w:rPr>
+                <w:rFonts w:ascii="Calibri" w:eastAsia="Times New Roman" w:hAnsi="Calibri" w:cs="Calibri"/>
+                <w:b/>
+                <w:bCs/>
+                <w:color w:val="000000"/>
+                <w:sz w:val="16"/>
+                <w:szCs w:val="16"/>
+                <w:lang w:val="en-ID" w:eastAsia="en-ID"/>
+              </w:rPr>
+            </w:pPr>
+            <w:r>
+              <w:rPr>
+                <w:rFonts w:ascii="Calibri" w:eastAsia="Times New Roman" w:hAnsi="Calibri" w:cs="Calibri"/>
+                <w:b/>
+                <w:bCs/>
+                <w:color w:val="000000"/>
+                <w:sz w:val="16"/>
+                <w:szCs w:val="16"/>
+                <w:lang w:val="en-ID" w:eastAsia="en-ID"/>
+              </w:rPr>
+              <w:t>Remarks</w:t>
+            </w:r>
+          </w:p>
+        </w:tc>
+      </w:tr>
+      <w:tr>
+        <w:trPr>
+          <w:trHeight w:val="301"/>
+          <w:tblHeader/>
+          <w:jc w:val="center"/>
+        </w:trPr>
+        <w:tc>
+          <w:tcPr>
+            <w:tcW w:w="625" w:type="dxa"/>
+            <w:vMerge/>
+            <w:tcBorders>
+              <w:top w:val="single" w:sz="4" w:space="0" w:color="auto"/>
+              <w:left w:val="single" w:sz="4" w:space="0" w:color="auto"/>
+              <w:bottom w:val="single" w:sz="4" w:space="0" w:color="auto"/>
+              <w:right w:val="single" w:sz="4" w:space="0" w:color="auto"/>
+            </w:tcBorders>
+            <w:vAlign w:val="center"/>
+            <w:hideMark/>
+          </w:tcPr>
+          <w:p>
+            <w:pPr>
+              <w:spacing w:line="240" w:lineRule="auto"/>
+              <w:jc w:val="center"/>
+              <w:rPr>
+                <w:rFonts w:ascii="Calibri" w:eastAsia="Times New Roman" w:hAnsi="Calibri" w:cs="Calibri"/>
+                <w:color w:val="000000"/>
+                <w:sz w:val="16"/>
+                <w:szCs w:val="16"/>
+                <w:lang w:val="en-ID" w:eastAsia="en-ID"/>
+              </w:rPr>
+            </w:pPr>
+          </w:p>
+        </w:tc>
+        <w:tc>
+          <w:tcPr>
+            <w:tcW w:w="1225" w:type="dxa"/>
+            <w:vMerge/>
+            <w:tcBorders>
+              <w:top w:val="single" w:sz="4" w:space="0" w:color="auto"/>
+              <w:left w:val="single" w:sz="4" w:space="0" w:color="auto"/>
+              <w:bottom w:val="single" w:sz="4" w:space="0" w:color="auto"/>
+              <w:right w:val="single" w:sz="4" w:space="0" w:color="auto"/>
+            </w:tcBorders>
+            <w:vAlign w:val="center"/>
+            <w:hideMark/>
+          </w:tcPr>
+          <w:p>
+            <w:pPr>
+              <w:spacing w:line="240" w:lineRule="auto"/>
+              <w:jc w:val="center"/>
+              <w:rPr>
+                <w:rFonts w:ascii="Calibri" w:eastAsia="Times New Roman" w:hAnsi="Calibri" w:cs="Calibri"/>
+                <w:color w:val="000000"/>
+                <w:sz w:val="16"/>
+                <w:szCs w:val="16"/>
+                <w:lang w:val="en-ID" w:eastAsia="en-ID"/>
+              </w:rPr>
+            </w:pPr>
+          </w:p>
+        </w:tc>
+        <w:tc>
+          <w:tcPr>
+            <w:tcW w:w="1687" w:type="dxa"/>
+            <w:vMerge/>
+            <w:tcBorders>
+              <w:top w:val="single" w:sz="4" w:space="0" w:color="auto"/>
+              <w:left w:val="single" w:sz="4" w:space="0" w:color="auto"/>
+              <w:bottom w:val="single" w:sz="4" w:space="0" w:color="auto"/>
+              <w:right w:val="single" w:sz="4" w:space="0" w:color="auto"/>
+            </w:tcBorders>
+            <w:vAlign w:val="center"/>
+            <w:hideMark/>
+          </w:tcPr>
+          <w:p>
+            <w:pPr>
+              <w:spacing w:line="240" w:lineRule="auto"/>
+              <w:jc w:val="center"/>
+              <w:rPr>
+                <w:rFonts w:ascii="Calibri" w:eastAsia="Times New Roman" w:hAnsi="Calibri" w:cs="Calibri"/>
+                <w:color w:val="000000"/>
+                <w:sz w:val="16"/>
+                <w:szCs w:val="16"/>
+                <w:lang w:val="en-ID" w:eastAsia="en-ID"/>
+              </w:rPr>
+            </w:pPr>
+          </w:p>
+        </w:tc>
+        <w:tc>
+          <w:tcPr>
+            <w:tcW w:w="688" w:type="dxa"/>
+            <w:tcBorders>
+              <w:top w:val="nil"/>
+              <w:left w:val="nil"/>
+              <w:bottom w:val="single" w:sz="4" w:space="0" w:color="auto"/>
+              <w:right w:val="single" w:sz="4" w:space="0" w:color="auto"/>
+            </w:tcBorders>
+            <w:shd w:val="clear" w:color="auto" w:fill="F7CAAC" w:themeFill="accent2" w:themeFillTint="66"/>
+            <w:noWrap/>
+            <w:vAlign w:val="center"/>
+            <w:hideMark/>
+          </w:tcPr>
+          <w:p>
+            <w:pPr>
+              <w:spacing w:line="240" w:lineRule="auto"/>
+              <w:jc w:val="center"/>
+              <w:rPr>
+                <w:rFonts w:ascii="Calibri" w:eastAsia="Times New Roman" w:hAnsi="Calibri" w:cs="Calibri"/>
+                <w:b/>
+                <w:bCs/>
+                <w:color w:val="000000"/>
+                <w:sz w:val="16"/>
+                <w:szCs w:val="16"/>
+                <w:lang w:val="en-ID" w:eastAsia="en-ID"/>
+              </w:rPr>
+            </w:pPr>
+            <w:r>
+              <w:rPr>
+                <w:rFonts w:ascii="Calibri" w:eastAsia="Times New Roman" w:hAnsi="Calibri" w:cs="Calibri"/>
+                <w:b/>
+                <w:bCs/>
+                <w:color w:val="000000"/>
+                <w:sz w:val="16"/>
+                <w:szCs w:val="16"/>
+                <w:lang w:val="en-ID" w:eastAsia="en-ID"/>
+              </w:rPr>
+              <w:t>From</w:t>
+            </w:r>
+          </w:p>
+        </w:tc>
+        <w:tc>
+          <w:tcPr>
+            <w:tcW w:w="630" w:type="dxa"/>
+            <w:tcBorders>
+              <w:top w:val="nil"/>
+              <w:left w:val="nil"/>
+              <w:bottom w:val="single" w:sz="4" w:space="0" w:color="auto"/>
+              <w:right w:val="single" w:sz="4" w:space="0" w:color="auto"/>
+            </w:tcBorders>
+            <w:shd w:val="clear" w:color="auto" w:fill="F7CAAC" w:themeFill="accent2" w:themeFillTint="66"/>
+            <w:noWrap/>
+            <w:vAlign w:val="center"/>
+            <w:hideMark/>
+          </w:tcPr>
+          <w:p>
+            <w:pPr>
+              <w:spacing w:line="240" w:lineRule="auto"/>
+              <w:jc w:val="center"/>
+              <w:rPr>
+                <w:rFonts w:ascii="Calibri" w:eastAsia="Times New Roman" w:hAnsi="Calibri" w:cs="Calibri"/>
+                <w:b/>
+                <w:bCs/>
+                <w:color w:val="000000"/>
+                <w:sz w:val="16"/>
+                <w:szCs w:val="16"/>
+                <w:lang w:val="en-ID" w:eastAsia="en-ID"/>
+              </w:rPr>
+            </w:pPr>
+            <w:r>
+              <w:rPr>
+                <w:rFonts w:ascii="Calibri" w:eastAsia="Times New Roman" w:hAnsi="Calibri" w:cs="Calibri"/>
+                <w:b/>
+                <w:bCs/>
+                <w:color w:val="000000"/>
+                <w:sz w:val="16"/>
+                <w:szCs w:val="16"/>
+                <w:lang w:val="en-ID" w:eastAsia="en-ID"/>
+              </w:rPr>
+              <w:t>To</w:t>
+            </w:r>
+          </w:p>
+        </w:tc>
+        <w:tc>
+          <w:tcPr>
+            <w:tcW w:w="810" w:type="dxa"/>
+            <w:tcBorders>
+              <w:top w:val="nil"/>
+              <w:left w:val="nil"/>
+              <w:bottom w:val="single" w:sz="4" w:space="0" w:color="auto"/>
+              <w:right w:val="single" w:sz="4" w:space="0" w:color="auto"/>
+            </w:tcBorders>
+            <w:shd w:val="clear" w:color="auto" w:fill="F7CAAC" w:themeFill="accent2" w:themeFillTint="66"/>
+            <w:noWrap/>
+            <w:vAlign w:val="center"/>
+            <w:hideMark/>
+          </w:tcPr>
+          <w:p>
+            <w:pPr>
+              <w:spacing w:line="240" w:lineRule="auto"/>
+              <w:jc w:val="center"/>
+              <w:rPr>
+                <w:rFonts w:ascii="Calibri" w:eastAsia="Times New Roman" w:hAnsi="Calibri" w:cs="Calibri"/>
+                <w:b/>
+                <w:bCs/>
+                <w:color w:val="000000"/>
+                <w:sz w:val="16"/>
+                <w:szCs w:val="16"/>
+                <w:lang w:val="en-ID" w:eastAsia="en-ID"/>
+              </w:rPr>
+            </w:pPr>
+            <w:r>
+              <w:rPr>
+                <w:rFonts w:ascii="Calibri" w:eastAsia="Times New Roman" w:hAnsi="Calibri" w:cs="Calibri"/>
+                <w:b/>
+                <w:bCs/>
+                <w:color w:val="000000"/>
+                <w:sz w:val="16"/>
+                <w:szCs w:val="16"/>
+                <w:lang w:val="en-ID" w:eastAsia="en-ID"/>
+              </w:rPr>
+              <w:t>Service</w:t>
+            </w:r>
+          </w:p>
+        </w:tc>
+        <w:tc>
+          <w:tcPr>
+            <w:tcW w:w="851" w:type="dxa"/>
+            <w:tcBorders>
+              <w:top w:val="nil"/>
+              <w:left w:val="nil"/>
+              <w:bottom w:val="single" w:sz="4" w:space="0" w:color="auto"/>
+              <w:right w:val="single" w:sz="4" w:space="0" w:color="auto"/>
+            </w:tcBorders>
+            <w:shd w:val="clear" w:color="auto" w:fill="F7CAAC" w:themeFill="accent2" w:themeFillTint="66"/>
+            <w:noWrap/>
+            <w:vAlign w:val="center"/>
+            <w:hideMark/>
+          </w:tcPr>
+          <w:p>
+            <w:pPr>
+              <w:spacing w:line="240" w:lineRule="auto"/>
+              <w:jc w:val="center"/>
+              <w:rPr>
+                <w:rFonts w:ascii="Calibri" w:eastAsia="Times New Roman" w:hAnsi="Calibri" w:cs="Calibri"/>
+                <w:b/>
+                <w:bCs/>
+                <w:color w:val="000000"/>
+                <w:sz w:val="16"/>
+                <w:szCs w:val="16"/>
+                <w:lang w:val="en-ID" w:eastAsia="en-ID"/>
+              </w:rPr>
+            </w:pPr>
+            <w:r>
+              <w:rPr>
+                <w:rFonts w:ascii="Calibri" w:eastAsia="Times New Roman" w:hAnsi="Calibri" w:cs="Calibri"/>
+                <w:b/>
+                <w:bCs/>
+                <w:color w:val="000000"/>
+                <w:sz w:val="16"/>
+                <w:szCs w:val="16"/>
+                <w:lang w:val="en-ID" w:eastAsia="en-ID"/>
+              </w:rPr>
+              <w:t>Signal</w:t>
+            </w:r>
+          </w:p>
+        </w:tc>
+        <w:tc>
+          <w:tcPr>
+            <w:tcW w:w="992" w:type="dxa"/>
+            <w:tcBorders>
+              <w:top w:val="nil"/>
+              <w:left w:val="nil"/>
+              <w:bottom w:val="single" w:sz="4" w:space="0" w:color="auto"/>
+              <w:right w:val="single" w:sz="4" w:space="0" w:color="auto"/>
+            </w:tcBorders>
+            <w:shd w:val="clear" w:color="auto" w:fill="F7CAAC" w:themeFill="accent2" w:themeFillTint="66"/>
+            <w:noWrap/>
+            <w:vAlign w:val="center"/>
+            <w:hideMark/>
+          </w:tcPr>
+          <w:p>
+            <w:pPr>
+              <w:spacing w:line="240" w:lineRule="auto"/>
+              <w:jc w:val="center"/>
+              <w:rPr>
+                <w:rFonts w:ascii="Calibri" w:eastAsia="Times New Roman" w:hAnsi="Calibri" w:cs="Calibri"/>
+                <w:b/>
+                <w:bCs/>
+                <w:color w:val="000000"/>
+                <w:sz w:val="16"/>
+                <w:szCs w:val="16"/>
+                <w:lang w:val="en-ID" w:eastAsia="en-ID"/>
+              </w:rPr>
+            </w:pPr>
+            <w:r>
+              <w:rPr>
+                <w:rFonts w:ascii="Calibri" w:eastAsia="Times New Roman" w:hAnsi="Calibri" w:cs="Calibri"/>
+                <w:b/>
+                <w:bCs/>
+                <w:color w:val="000000"/>
+                <w:sz w:val="16"/>
+                <w:szCs w:val="16"/>
+                <w:lang w:val="en-ID" w:eastAsia="en-ID"/>
+              </w:rPr>
+              <w:t>Type</w:t>
+            </w:r>
+          </w:p>
+        </w:tc>
+        <w:tc>
+          <w:tcPr>
+            <w:tcW w:w="851" w:type="dxa"/>
+            <w:tcBorders>
+              <w:top w:val="nil"/>
+              <w:left w:val="nil"/>
+              <w:bottom w:val="single" w:sz="4" w:space="0" w:color="auto"/>
+              <w:right w:val="single" w:sz="4" w:space="0" w:color="auto"/>
+            </w:tcBorders>
+            <w:shd w:val="clear" w:color="auto" w:fill="F7CAAC" w:themeFill="accent2" w:themeFillTint="66"/>
+            <w:noWrap/>
+            <w:vAlign w:val="center"/>
+            <w:hideMark/>
+          </w:tcPr>
+          <w:p>
+            <w:pPr>
+              <w:spacing w:line="240" w:lineRule="auto"/>
+              <w:jc w:val="center"/>
+              <w:rPr>
+                <w:rFonts w:ascii="Calibri" w:eastAsia="Times New Roman" w:hAnsi="Calibri" w:cs="Calibri"/>
+                <w:b/>
+                <w:bCs/>
+                <w:color w:val="000000"/>
+                <w:sz w:val="16"/>
+                <w:szCs w:val="16"/>
+                <w:lang w:val="en-ID" w:eastAsia="en-ID"/>
+              </w:rPr>
+            </w:pPr>
+            <w:r>
+              <w:rPr>
+                <w:rFonts w:ascii="Calibri" w:eastAsia="Times New Roman" w:hAnsi="Calibri" w:cs="Calibri"/>
+                <w:b/>
+                <w:bCs/>
+                <w:color w:val="000000"/>
+                <w:sz w:val="16"/>
+                <w:szCs w:val="16"/>
+                <w:lang w:val="en-ID" w:eastAsia="en-ID"/>
+              </w:rPr>
+              <w:t>Module</w:t>
+            </w:r>
+          </w:p>
+        </w:tc>
+        <w:tc>
+          <w:tcPr>
+            <w:tcW w:w="992" w:type="dxa"/>
+            <w:tcBorders>
+              <w:top w:val="nil"/>
+              <w:left w:val="nil"/>
+              <w:bottom w:val="single" w:sz="4" w:space="0" w:color="auto"/>
+              <w:right w:val="single" w:sz="4" w:space="0" w:color="auto"/>
+            </w:tcBorders>
+            <w:shd w:val="clear" w:color="auto" w:fill="F7CAAC" w:themeFill="accent2" w:themeFillTint="66"/>
+            <w:noWrap/>
+            <w:vAlign w:val="center"/>
+            <w:hideMark/>
+          </w:tcPr>
+          <w:p>
+            <w:pPr>
+              <w:spacing w:line="240" w:lineRule="auto"/>
+              <w:jc w:val="center"/>
+              <w:rPr>
+                <w:rFonts w:ascii="Calibri" w:eastAsia="Times New Roman" w:hAnsi="Calibri" w:cs="Calibri"/>
+                <w:b/>
+                <w:bCs/>
+                <w:color w:val="000000"/>
+                <w:sz w:val="16"/>
+                <w:szCs w:val="16"/>
+                <w:lang w:val="en-ID" w:eastAsia="en-ID"/>
+              </w:rPr>
+            </w:pPr>
+            <w:r>
+              <w:rPr>
+                <w:rFonts w:ascii="Calibri" w:eastAsia="Times New Roman" w:hAnsi="Calibri" w:cs="Calibri"/>
+                <w:b/>
+                <w:bCs/>
+                <w:color w:val="000000"/>
+                <w:sz w:val="16"/>
+                <w:szCs w:val="16"/>
+                <w:lang w:val="en-ID" w:eastAsia="en-ID"/>
+              </w:rPr>
+              <w:t>Slave Address</w:t>
+            </w:r>
+          </w:p>
+        </w:tc>
+        <w:tc>
+          <w:tcPr>
+            <w:tcW w:w="850" w:type="dxa"/>
+            <w:tcBorders>
+              <w:top w:val="nil"/>
+              <w:left w:val="nil"/>
+              <w:bottom w:val="single" w:sz="4" w:space="0" w:color="auto"/>
+              <w:right w:val="single" w:sz="4" w:space="0" w:color="auto"/>
+            </w:tcBorders>
+            <w:shd w:val="clear" w:color="auto" w:fill="F7CAAC" w:themeFill="accent2" w:themeFillTint="66"/>
+            <w:noWrap/>
+            <w:vAlign w:val="center"/>
+            <w:hideMark/>
+          </w:tcPr>
+          <w:p>
+            <w:pPr>
+              <w:spacing w:line="240" w:lineRule="auto"/>
+              <w:jc w:val="center"/>
+              <w:rPr>
+                <w:rFonts w:ascii="Calibri" w:eastAsia="Times New Roman" w:hAnsi="Calibri" w:cs="Calibri"/>
+                <w:b/>
+                <w:bCs/>
+                <w:color w:val="000000"/>
+                <w:sz w:val="16"/>
+                <w:szCs w:val="16"/>
+                <w:lang w:val="en-ID" w:eastAsia="en-ID"/>
+              </w:rPr>
+            </w:pPr>
+            <w:r>
+              <w:rPr>
+                <w:rFonts w:ascii="Calibri" w:eastAsia="Times New Roman" w:hAnsi="Calibri" w:cs="Calibri"/>
+                <w:b/>
+                <w:bCs/>
+                <w:color w:val="000000"/>
+                <w:sz w:val="16"/>
+                <w:szCs w:val="16"/>
+                <w:lang w:val="en-ID" w:eastAsia="en-ID"/>
+              </w:rPr>
+              <w:t>Register Address</w:t>
+            </w:r>
+          </w:p>
+        </w:tc>
+        <w:tc>
+          <w:tcPr>
+            <w:tcW w:w="567" w:type="dxa"/>
+            <w:tcBorders>
+              <w:top w:val="nil"/>
+              <w:left w:val="nil"/>
+              <w:bottom w:val="single" w:sz="4" w:space="0" w:color="auto"/>
+              <w:right w:val="single" w:sz="4" w:space="0" w:color="auto"/>
+            </w:tcBorders>
+            <w:shd w:val="clear" w:color="auto" w:fill="F7CAAC" w:themeFill="accent2" w:themeFillTint="66"/>
+            <w:noWrap/>
+            <w:vAlign w:val="center"/>
+            <w:hideMark/>
+          </w:tcPr>
+          <w:p>
+            <w:pPr>
+              <w:spacing w:line="240" w:lineRule="auto"/>
+              <w:jc w:val="center"/>
+              <w:rPr>
+                <w:rFonts w:ascii="Calibri" w:eastAsia="Times New Roman" w:hAnsi="Calibri" w:cs="Calibri"/>
+                <w:b/>
+                <w:bCs/>
+                <w:color w:val="000000"/>
+                <w:sz w:val="16"/>
+                <w:szCs w:val="16"/>
+                <w:lang w:val="en-ID" w:eastAsia="en-ID"/>
+              </w:rPr>
+            </w:pPr>
+            <w:r>
+              <w:rPr>
+                <w:rFonts w:ascii="Calibri" w:eastAsia="Times New Roman" w:hAnsi="Calibri" w:cs="Calibri"/>
+                <w:b/>
+                <w:bCs/>
+                <w:color w:val="000000"/>
+                <w:sz w:val="16"/>
+                <w:szCs w:val="16"/>
+                <w:lang w:val="en-ID" w:eastAsia="en-ID"/>
+              </w:rPr>
+              <w:t>HH</w:t>
+            </w:r>
+          </w:p>
+        </w:tc>
+        <w:tc>
+          <w:tcPr>
+            <w:tcW w:w="567" w:type="dxa"/>
+            <w:tcBorders>
+              <w:top w:val="nil"/>
+              <w:left w:val="nil"/>
+              <w:bottom w:val="single" w:sz="4" w:space="0" w:color="auto"/>
+              <w:right w:val="single" w:sz="4" w:space="0" w:color="auto"/>
+            </w:tcBorders>
+            <w:shd w:val="clear" w:color="auto" w:fill="F7CAAC" w:themeFill="accent2" w:themeFillTint="66"/>
+            <w:noWrap/>
+            <w:vAlign w:val="center"/>
+            <w:hideMark/>
+          </w:tcPr>
+          <w:p>
+            <w:pPr>
+              <w:spacing w:line="240" w:lineRule="auto"/>
+              <w:jc w:val="center"/>
+              <w:rPr>
+                <w:rFonts w:ascii="Calibri" w:eastAsia="Times New Roman" w:hAnsi="Calibri" w:cs="Calibri"/>
+                <w:b/>
+                <w:bCs/>
+                <w:color w:val="000000"/>
+                <w:sz w:val="16"/>
+                <w:szCs w:val="16"/>
+                <w:lang w:val="en-ID" w:eastAsia="en-ID"/>
+              </w:rPr>
+            </w:pPr>
+            <w:r>
+              <w:rPr>
+                <w:rFonts w:ascii="Calibri" w:eastAsia="Times New Roman" w:hAnsi="Calibri" w:cs="Calibri"/>
+                <w:b/>
+                <w:bCs/>
+                <w:color w:val="000000"/>
+                <w:sz w:val="16"/>
+                <w:szCs w:val="16"/>
+                <w:lang w:val="en-ID" w:eastAsia="en-ID"/>
+              </w:rPr>
+              <w:t>H</w:t>
+            </w:r>
+          </w:p>
+        </w:tc>
+        <w:tc>
+          <w:tcPr>
+            <w:tcW w:w="567" w:type="dxa"/>
+            <w:tcBorders>
+              <w:top w:val="nil"/>
+              <w:left w:val="nil"/>
+              <w:bottom w:val="single" w:sz="4" w:space="0" w:color="auto"/>
+              <w:right w:val="single" w:sz="4" w:space="0" w:color="auto"/>
+            </w:tcBorders>
+            <w:shd w:val="clear" w:color="auto" w:fill="F7CAAC" w:themeFill="accent2" w:themeFillTint="66"/>
+            <w:noWrap/>
+            <w:vAlign w:val="center"/>
+            <w:hideMark/>
+          </w:tcPr>
+          <w:p>
+            <w:pPr>
+              <w:spacing w:line="240" w:lineRule="auto"/>
+              <w:jc w:val="center"/>
+              <w:rPr>
+                <w:rFonts w:ascii="Calibri" w:eastAsia="Times New Roman" w:hAnsi="Calibri" w:cs="Calibri"/>
+                <w:b/>
+                <w:bCs/>
+                <w:color w:val="000000"/>
+                <w:sz w:val="16"/>
+                <w:szCs w:val="16"/>
+                <w:lang w:val="en-ID" w:eastAsia="en-ID"/>
+              </w:rPr>
+            </w:pPr>
+            <w:r>
+              <w:rPr>
+                <w:rFonts w:ascii="Calibri" w:eastAsia="Times New Roman" w:hAnsi="Calibri" w:cs="Calibri"/>
+                <w:b/>
+                <w:bCs/>
+                <w:color w:val="000000"/>
+                <w:sz w:val="16"/>
+                <w:szCs w:val="16"/>
+                <w:lang w:val="en-ID" w:eastAsia="en-ID"/>
+              </w:rPr>
+              <w:t>SP</w:t>
+            </w:r>
+          </w:p>
+        </w:tc>
+        <w:tc>
+          <w:tcPr>
+            <w:tcW w:w="709" w:type="dxa"/>
+            <w:tcBorders>
+              <w:top w:val="nil"/>
+              <w:left w:val="nil"/>
+              <w:bottom w:val="single" w:sz="4" w:space="0" w:color="auto"/>
+              <w:right w:val="single" w:sz="4" w:space="0" w:color="auto"/>
+            </w:tcBorders>
+            <w:shd w:val="clear" w:color="auto" w:fill="F7CAAC" w:themeFill="accent2" w:themeFillTint="66"/>
+            <w:noWrap/>
+            <w:vAlign w:val="center"/>
+            <w:hideMark/>
+          </w:tcPr>
+          <w:p>
+            <w:pPr>
+              <w:spacing w:line="240" w:lineRule="auto"/>
+              <w:jc w:val="center"/>
+              <w:rPr>
+                <w:rFonts w:ascii="Calibri" w:eastAsia="Times New Roman" w:hAnsi="Calibri" w:cs="Calibri"/>
+                <w:b/>
+                <w:bCs/>
+                <w:color w:val="000000"/>
+                <w:sz w:val="16"/>
+                <w:szCs w:val="16"/>
+                <w:lang w:val="en-ID" w:eastAsia="en-ID"/>
+              </w:rPr>
+            </w:pPr>
+            <w:r>
+              <w:rPr>
+                <w:rFonts w:ascii="Calibri" w:eastAsia="Times New Roman" w:hAnsi="Calibri" w:cs="Calibri"/>
+                <w:b/>
+                <w:bCs/>
+                <w:color w:val="000000"/>
+                <w:sz w:val="16"/>
+                <w:szCs w:val="16"/>
+                <w:lang w:val="en-ID" w:eastAsia="en-ID"/>
+              </w:rPr>
+              <w:t>L</w:t>
+            </w:r>
+          </w:p>
+        </w:tc>
+        <w:tc>
+          <w:tcPr>
+            <w:tcW w:w="704" w:type="dxa"/>
+            <w:tcBorders>
+              <w:top w:val="nil"/>
+              <w:left w:val="nil"/>
+              <w:bottom w:val="single" w:sz="4" w:space="0" w:color="auto"/>
+              <w:right w:val="single" w:sz="4" w:space="0" w:color="auto"/>
+            </w:tcBorders>
+            <w:shd w:val="clear" w:color="auto" w:fill="F7CAAC" w:themeFill="accent2" w:themeFillTint="66"/>
+            <w:noWrap/>
+            <w:vAlign w:val="center"/>
+            <w:hideMark/>
+          </w:tcPr>
+          <w:p>
+            <w:pPr>
+              <w:spacing w:line="240" w:lineRule="auto"/>
+              <w:jc w:val="center"/>
+              <w:rPr>
+                <w:rFonts w:ascii="Calibri" w:eastAsia="Times New Roman" w:hAnsi="Calibri" w:cs="Calibri"/>
+                <w:b/>
+                <w:bCs/>
+                <w:color w:val="000000"/>
+                <w:sz w:val="16"/>
+                <w:szCs w:val="16"/>
+                <w:lang w:val="en-ID" w:eastAsia="en-ID"/>
+              </w:rPr>
+            </w:pPr>
+            <w:r>
+              <w:rPr>
+                <w:rFonts w:ascii="Calibri" w:eastAsia="Times New Roman" w:hAnsi="Calibri" w:cs="Calibri"/>
+                <w:b/>
+                <w:bCs/>
+                <w:color w:val="000000"/>
+                <w:sz w:val="16"/>
+                <w:szCs w:val="16"/>
+                <w:lang w:val="en-ID" w:eastAsia="en-ID"/>
+              </w:rPr>
+              <w:t>LL</w:t>
+            </w:r>
+          </w:p>
+        </w:tc>
+        <w:tc>
+          <w:tcPr>
+            <w:tcW w:w="1260" w:type="dxa"/>
+            <w:vMerge/>
+            <w:tcBorders>
+              <w:top w:val="single" w:sz="4" w:space="0" w:color="auto"/>
+              <w:left w:val="single" w:sz="4" w:space="0" w:color="auto"/>
+              <w:bottom w:val="single" w:sz="4" w:space="0" w:color="auto"/>
+              <w:right w:val="single" w:sz="4" w:space="0" w:color="auto"/>
+            </w:tcBorders>
+            <w:vAlign w:val="center"/>
+            <w:hideMark/>
+          </w:tcPr>
+          <w:p>
+            <w:pPr>
+              <w:spacing w:line="240" w:lineRule="auto"/>
+              <w:jc w:val="center"/>
+              <w:rPr>
+                <w:rFonts w:ascii="Calibri" w:eastAsia="Times New Roman" w:hAnsi="Calibri" w:cs="Calibri"/>
+                <w:b/>
+                <w:bCs/>
+                <w:color w:val="000000"/>
+                <w:sz w:val="16"/>
+                <w:szCs w:val="16"/>
+                <w:lang w:val="en-ID" w:eastAsia="en-ID"/>
+              </w:rPr>
+            </w:pPr>
+          </w:p>
+        </w:tc>
+      </w:tr>
+      <w:tr>
+        <w:trPr>
+          <w:trHeight w:val="301"/>
+          <w:jc w:val="center"/>
+        </w:trPr>
+        <w:tc>
+          <w:tcPr>
+            <w:tcW w:w="14575" w:type="dxa"/>
+            <w:gridSpan w:val="17"/>
+            <w:tcBorders>
+              <w:top w:val="single" w:sz="4" w:space="0" w:color="auto"/>
+              <w:left w:val="single" w:sz="4" w:space="0" w:color="auto"/>
+              <w:bottom w:val="single" w:sz="4" w:space="0" w:color="auto"/>
+              <w:right w:val="single" w:sz="4" w:space="0" w:color="auto"/>
+            </w:tcBorders>
+            <w:shd w:val="clear" w:color="auto" w:fill="DEEAF6" w:themeFill="accent1" w:themeFillTint="33"/>
+            <w:noWrap/>
+            <w:vAlign w:val="bottom"/>
+          </w:tcPr>
+          <w:p>
+            <w:pPr>
+              <w:pStyle w:val="Heading1"/>
+              <w:rPr>
+                <w:sz w:val="16"/>
+                <w:szCs w:val="16"/>
+                <w:lang w:val="en-ID" w:eastAsia="en-ID"/>
+              </w:rPr>
+            </w:pPr>
+            <w:r>
+              <w:rPr>
+                <w:sz w:val="16"/>
+                <w:szCs w:val="16"/>
+                <w:lang w:val="en-ID" w:eastAsia="en-ID"/>
+              </w:rPr>
+              <w:t>MODBUS PORT</w:t>
+            </w:r>
+          </w:p>
+        </w:tc>
+      </w:tr>
+      <w:tr>
+        <w:trPr>
+          <w:trHeight w:val="174"/>
+          <w:jc w:val="center"/>
+        </w:trPr>
+        <w:tc>
+          <w:tcPr>
+            <w:tcW w:w="625" w:type="dxa"/>
+            <w:vMerge w:val="restart"/>
+            <w:tcBorders>
+              <w:top w:val="single" w:sz="4" w:space="0" w:color="auto"/>
+              <w:left w:val="single" w:sz="4" w:space="0" w:color="auto"/>
+              <w:right w:val="single" w:sz="4" w:space="0" w:color="auto"/>
+            </w:tcBorders>
+            <w:noWrap/>
+            <w:vAlign w:val="center"/>
+          </w:tcPr>
+          <w:p>
+            <w:pPr>
+              <w:spacing w:line="240" w:lineRule="auto"/>
+              <w:jc w:val="center"/>
+              <w:rPr>
+                <w:rFonts w:eastAsia="Times New Roman" w:cs="Arial"/>
+                <w:color w:val="000000"/>
+                <w:sz w:val="16"/>
+                <w:szCs w:val="16"/>
+                <w:lang w:val="en-ID" w:eastAsia="en-ID"/>
+              </w:rPr>
+            </w:pPr>
+            <w:r>
+              <w:rPr>
+                <w:rFonts w:cs="Arial"/>
+                <w:sz w:val="16"/>
+                <w:szCs w:val="16"/>
+              </w:rPr>
+              <w:t>1</w:t>
+            </w:r>
+          </w:p>
+        </w:tc>
+        <w:tc>
+          <w:tcPr>
+            <w:tcW w:w="1225" w:type="dxa"/>
+            <w:vMerge w:val="restart"/>
+            <w:tcBorders>
+              <w:top w:val="single" w:sz="4" w:space="0" w:color="auto"/>
+              <w:left w:val="nil"/>
+              <w:right w:val="single" w:sz="4" w:space="0" w:color="auto"/>
+            </w:tcBorders>
+            <w:noWrap/>
+            <w:vAlign w:val="center"/>
+          </w:tcPr>
+          <w:p>
+            <w:pPr>
+              <w:spacing w:line="240" w:lineRule="auto"/>
+              <w:jc w:val="center"/>
+              <w:rPr>
+                <w:rFonts w:eastAsia="Times New Roman" w:cs="Arial"/>
+                <w:color w:val="000000"/>
+                <w:sz w:val="16"/>
+                <w:szCs w:val="16"/>
+                <w:lang w:val="en-ID" w:eastAsia="en-ID"/>
+              </w:rPr>
+            </w:pPr>
+            <w:r>
+              <w:rPr>
+                <w:rFonts w:cs="Arial"/>
+                <w:sz w:val="16"/>
+                <w:szCs w:val="16"/>
+              </w:rPr>
+              <w:t>AI</w:t>
+            </w:r>
+            <w:r>
+              <w:rPr>
+                <w:rFonts w:cs="Arial"/>
+                <w:sz w:val="16"/>
+                <w:szCs w:val="16"/>
+              </w:rPr>
+              <w:t>AE-101</w:t>
+            </w:r>
+          </w:p>
+        </w:tc>
+        <w:tc>
+          <w:tcPr>
+            <w:tcW w:w="1687" w:type="dxa"/>
+            <w:vMerge w:val="restart"/>
+            <w:tcBorders>
+              <w:top w:val="single" w:sz="4" w:space="0" w:color="auto"/>
+              <w:left w:val="nil"/>
+              <w:right w:val="single" w:sz="4" w:space="0" w:color="auto"/>
+            </w:tcBorders>
+            <w:noWrap/>
+            <w:vAlign w:val="center"/>
+          </w:tcPr>
+          <w:p>
+            <w:pPr>
+              <w:spacing w:line="240" w:lineRule="auto"/>
+              <w:jc w:val="center"/>
+              <w:rPr>
+                <w:rFonts w:eastAsia="Times New Roman" w:cs="Arial"/>
+                <w:color w:val="000000"/>
+                <w:sz w:val="16"/>
+                <w:szCs w:val="16"/>
+                <w:lang w:val="en-ID" w:eastAsia="en-ID"/>
+              </w:rPr>
+            </w:pPr>
+            <w:r>
+              <w:rPr>
+                <w:rFonts w:cs="Arial"/>
+                <w:sz w:val="16"/>
+                <w:szCs w:val="16"/>
+              </w:rPr>
+              <w:t>AE-101</w:t>
+            </w:r>
+          </w:p>
+        </w:tc>
+        <w:tc>
+          <w:tcPr>
+            <w:tcW w:w="688" w:type="dxa"/>
+            <w:vMerge w:val="restart"/>
+            <w:tcBorders>
+              <w:top w:val="single" w:sz="4" w:space="0" w:color="auto"/>
+              <w:left w:val="nil"/>
+              <w:right w:val="single" w:sz="4" w:space="0" w:color="auto"/>
+            </w:tcBorders>
+            <w:noWrap/>
+            <w:vAlign w:val="center"/>
+          </w:tcPr>
+          <w:p>
+            <w:pPr>
+              <w:spacing w:line="240" w:lineRule="auto"/>
+              <w:jc w:val="center"/>
+              <w:rPr>
+                <w:rFonts w:eastAsia="Times New Roman" w:cs="Arial"/>
+                <w:color w:val="000000"/>
+                <w:sz w:val="16"/>
+                <w:szCs w:val="16"/>
+                <w:lang w:val="en-ID" w:eastAsia="en-ID"/>
+              </w:rPr>
+            </w:pPr>
+            <w:r>
+              <w:rPr>
+                <w:rFonts w:eastAsia="Times New Roman" w:cs="Arial"/>
+                <w:color w:val="000000"/>
+                <w:sz w:val="16"/>
+                <w:szCs w:val="16"/>
+                <w:lang w:val="en-ID" w:eastAsia="en-ID"/>
+              </w:rPr>
+              <w:t>Field</w:t>
+            </w:r>
+          </w:p>
+        </w:tc>
+        <w:tc>
+          <w:tcPr>
+            <w:tcW w:w="630" w:type="dxa"/>
+            <w:vMerge w:val="restart"/>
+            <w:tcBorders>
+              <w:top w:val="single" w:sz="4" w:space="0" w:color="auto"/>
+              <w:left w:val="nil"/>
+              <w:right w:val="single" w:sz="4" w:space="0" w:color="auto"/>
+            </w:tcBorders>
+            <w:noWrap/>
+            <w:vAlign w:val="center"/>
+          </w:tcPr>
+          <w:p>
+            <w:pPr>
+              <w:spacing w:line="240" w:lineRule="auto"/>
+              <w:jc w:val="center"/>
+              <w:rPr>
+                <w:rFonts w:eastAsia="Times New Roman" w:cs="Arial"/>
+                <w:color w:val="000000"/>
+                <w:sz w:val="16"/>
+                <w:szCs w:val="16"/>
+                <w:lang w:val="en-ID" w:eastAsia="en-ID"/>
+              </w:rPr>
+            </w:pPr>
+            <w:r>
+              <w:rPr>
+                <w:rFonts w:eastAsia="Times New Roman" w:cs="Arial"/>
+                <w:color w:val="000000"/>
+                <w:sz w:val="16"/>
+                <w:szCs w:val="16"/>
+                <w:lang w:val="en-ID" w:eastAsia="en-ID"/>
+              </w:rPr>
+              <w:t>MCP</w:t>
+            </w:r>
+          </w:p>
+        </w:tc>
+        <w:tc>
+          <w:tcPr>
+            <w:tcW w:w="810" w:type="dxa"/>
+            <w:vMerge w:val="restart"/>
+            <w:tcBorders>
+              <w:top w:val="single" w:sz="4" w:space="0" w:color="auto"/>
+              <w:left w:val="nil"/>
+              <w:right w:val="single" w:sz="4" w:space="0" w:color="auto"/>
+            </w:tcBorders>
+            <w:noWrap/>
+            <w:vAlign w:val="center"/>
+          </w:tcPr>
+          <w:p>
+            <w:pPr>
+              <w:spacing w:line="240" w:lineRule="auto"/>
+              <w:jc w:val="center"/>
+              <w:rPr>
+                <w:rFonts w:eastAsia="Times New Roman" w:cs="Arial"/>
+                <w:color w:val="000000"/>
+                <w:sz w:val="16"/>
+                <w:szCs w:val="16"/>
+                <w:lang w:val="en-ID" w:eastAsia="en-ID"/>
+              </w:rPr>
+            </w:pPr>
+            <w:r>
+              <w:rPr>
+                <w:rFonts w:eastAsia="Times New Roman" w:cs="Arial"/>
+                <w:color w:val="000000"/>
+                <w:sz w:val="16"/>
+                <w:szCs w:val="16"/>
+                <w:lang w:val="en-ID" w:eastAsia="en-ID"/>
+              </w:rPr>
+              <w:t>HMI</w:t>
+            </w:r>
+          </w:p>
+        </w:tc>
+        <w:tc>
+          <w:tcPr>
+            <w:tcW w:w="851" w:type="dxa"/>
+            <w:vMerge w:val="restart"/>
+            <w:tcBorders>
+              <w:top w:val="single" w:sz="4" w:space="0" w:color="auto"/>
+              <w:left w:val="nil"/>
+              <w:right w:val="single" w:sz="4" w:space="0" w:color="auto"/>
+            </w:tcBorders>
+            <w:noWrap/>
+            <w:vAlign w:val="center"/>
+          </w:tcPr>
+          <w:p>
+            <w:pPr>
+              <w:spacing w:line="240" w:lineRule="auto"/>
+              <w:jc w:val="center"/>
+              <w:rPr>
+                <w:rFonts w:eastAsia="Times New Roman" w:cs="Arial"/>
+                <w:color w:val="000000"/>
+                <w:sz w:val="16"/>
+                <w:szCs w:val="16"/>
+                <w:lang w:val="en-ID" w:eastAsia="en-ID"/>
+              </w:rPr>
+            </w:pPr>
+            <w:r>
+              <w:rPr>
+                <w:rFonts w:eastAsia="Times New Roman" w:cs="Arial"/>
+                <w:color w:val="000000"/>
+                <w:sz w:val="16"/>
+                <w:szCs w:val="16"/>
+                <w:lang w:val="en-ID" w:eastAsia="en-ID"/>
+              </w:rPr>
+              <w:t>Modbus</w:t>
+            </w:r>
+          </w:p>
+        </w:tc>
+        <w:tc>
+          <w:tcPr>
+            <w:tcW w:w="992" w:type="dxa"/>
+            <w:vMerge w:val="restart"/>
+            <w:tcBorders>
+              <w:top w:val="single" w:sz="4" w:space="0" w:color="auto"/>
+              <w:left w:val="nil"/>
+              <w:right w:val="single" w:sz="4" w:space="0" w:color="auto"/>
+            </w:tcBorders>
+            <w:noWrap/>
+            <w:vAlign w:val="center"/>
+          </w:tcPr>
+          <w:p>
+            <w:pPr>
+              <w:spacing w:line="240" w:lineRule="auto"/>
+              <w:jc w:val="center"/>
+              <w:rPr>
+                <w:rFonts w:eastAsia="Times New Roman" w:cs="Arial"/>
+                <w:color w:val="000000"/>
+                <w:sz w:val="16"/>
+                <w:szCs w:val="16"/>
+                <w:lang w:val="en-ID" w:eastAsia="en-ID"/>
+              </w:rPr>
+            </w:pPr>
+            <w:r>
+              <w:rPr>
+                <w:rFonts w:eastAsia="Times New Roman" w:cs="Arial"/>
+                <w:color w:val="000000"/>
+                <w:sz w:val="16"/>
+                <w:szCs w:val="16"/>
+                <w:lang w:val="en-ID" w:eastAsia="en-ID"/>
+              </w:rPr>
+              <w:t>Modbus</w:t>
+            </w:r>
+          </w:p>
+        </w:tc>
+        <w:tc>
+          <w:tcPr>
+            <w:tcW w:w="851" w:type="dxa"/>
+            <w:vMerge w:val="restart"/>
+            <w:tcBorders>
+              <w:left w:val="nil"/>
+              <w:right w:val="single" w:sz="4" w:space="0" w:color="auto"/>
+            </w:tcBorders>
+            <w:noWrap/>
+            <w:vAlign w:val="center"/>
+          </w:tcPr>
+          <w:p>
+            <w:pPr>
+              <w:spacing w:line="240" w:lineRule="auto"/>
+              <w:jc w:val="center"/>
+              <w:rPr>
+                <w:rFonts w:eastAsia="Times New Roman" w:cs="Arial"/>
+                <w:color w:val="000000"/>
+                <w:sz w:val="16"/>
+                <w:szCs w:val="16"/>
+                <w:lang w:val="en-ID" w:eastAsia="en-ID"/>
+              </w:rPr>
+            </w:pPr>
+            <w:r>
+              <w:rPr>
+                <w:rFonts w:eastAsia="Times New Roman" w:cs="Arial"/>
+                <w:color w:val="000000"/>
+                <w:sz w:val="16"/>
+                <w:szCs w:val="16"/>
+                <w:lang w:val="en-ID" w:eastAsia="en-ID"/>
+              </w:rPr>
+              <w:t>Serial Port 2</w:t>
+            </w:r>
+          </w:p>
+        </w:tc>
+        <w:tc>
+          <w:tcPr>
+            <w:tcW w:w="992" w:type="dxa"/>
+            <w:vMerge w:val="restart"/>
+            <w:tcBorders>
+              <w:top w:val="single" w:sz="4" w:space="0" w:color="auto"/>
+              <w:left w:val="nil"/>
+              <w:right w:val="single" w:sz="4" w:space="0" w:color="auto"/>
+            </w:tcBorders>
+            <w:noWrap/>
+            <w:vAlign w:val="center"/>
+          </w:tcPr>
+          <w:p>
+            <w:pPr>
+              <w:spacing w:line="240" w:lineRule="auto"/>
+              <w:jc w:val="center"/>
+              <w:rPr>
+                <w:rFonts w:eastAsia="Times New Roman" w:cs="Arial"/>
+                <w:color w:val="000000"/>
+                <w:sz w:val="16"/>
+                <w:szCs w:val="16"/>
+                <w:lang w:val="en-ID" w:eastAsia="en-ID"/>
+              </w:rPr>
+            </w:pPr>
+            <w:r>
+              <w:rPr>
+                <w:rFonts w:eastAsia="Times New Roman" w:cs="Arial"/>
+                <w:color w:val="000000"/>
+                <w:sz w:val="16"/>
+                <w:szCs w:val="16"/>
+                <w:lang w:val="en-ID" w:eastAsia="en-ID"/>
+              </w:rPr>
+              <w:t>1</w:t>
+            </w:r>
+          </w:p>
+        </w:tc>
+        <w:tc>
+          <w:tcPr>
+            <w:tcW w:w="850" w:type="dxa"/>
+            <w:tcBorders>
+              <w:top w:val="single" w:sz="4" w:space="0" w:color="auto"/>
+              <w:left w:val="nil"/>
+              <w:bottom w:val="single" w:sz="4" w:space="0" w:color="auto"/>
+              <w:right w:val="single" w:sz="4" w:space="0" w:color="auto"/>
+            </w:tcBorders>
+            <w:noWrap/>
+            <w:vAlign w:val="center"/>
+          </w:tcPr>
+          <w:p>
+            <w:pPr>
+              <w:spacing w:line="240" w:lineRule="auto"/>
+              <w:jc w:val="center"/>
+              <w:rPr>
+                <w:rFonts w:eastAsia="Times New Roman" w:cs="Arial"/>
+                <w:color w:val="000000"/>
+                <w:sz w:val="16"/>
+                <w:szCs w:val="16"/>
+                <w:lang w:val="en-ID" w:eastAsia="en-ID"/>
+              </w:rPr>
+            </w:pPr>
+            <w:r>
+              <w:rPr>
+                <w:rFonts w:eastAsia="Times New Roman" w:cs="Arial"/>
+                <w:color w:val="000000"/>
+                <w:sz w:val="16"/>
+                <w:szCs w:val="16"/>
+                <w:lang w:val="en-ID" w:eastAsia="en-ID"/>
+              </w:rPr>
+              <w:t>0</w:t>
+            </w:r>
+          </w:p>
+        </w:tc>
+        <w:tc>
+          <w:tcPr>
+            <w:tcW w:w="567" w:type="dxa"/>
+            <w:vMerge w:val="restart"/>
+            <w:tcBorders>
+              <w:top w:val="single" w:sz="4" w:space="0" w:color="auto"/>
+              <w:left w:val="nil"/>
+              <w:right w:val="single" w:sz="4" w:space="0" w:color="auto"/>
+            </w:tcBorders>
+            <w:noWrap/>
+            <w:vAlign w:val="center"/>
+          </w:tcPr>
+          <w:p>
+            <w:pPr>
+              <w:spacing w:line="240" w:lineRule="auto"/>
+              <w:jc w:val="center"/>
+              <w:rPr>
+                <w:rFonts w:eastAsia="Times New Roman" w:cs="Arial"/>
+                <w:color w:val="000000"/>
+                <w:sz w:val="16"/>
+                <w:szCs w:val="16"/>
+                <w:lang w:val="en-ID" w:eastAsia="en-ID"/>
+              </w:rPr>
+            </w:pPr>
+            <w:r>
+              <w:rPr>
+                <w:rFonts w:eastAsia="Times New Roman" w:cs="Arial"/>
+                <w:color w:val="000000"/>
+                <w:sz w:val="16"/>
+                <w:szCs w:val="16"/>
+                <w:lang w:val="en-ID" w:eastAsia="en-ID"/>
+              </w:rPr>
+              <w:t>0.3</w:t>
+            </w:r>
+          </w:p>
+        </w:tc>
+        <w:tc>
+          <w:tcPr>
+            <w:tcW w:w="567" w:type="dxa"/>
+            <w:vMerge w:val="restart"/>
+            <w:tcBorders>
+              <w:top w:val="single" w:sz="4" w:space="0" w:color="auto"/>
+              <w:left w:val="nil"/>
+              <w:right w:val="single" w:sz="4" w:space="0" w:color="auto"/>
+            </w:tcBorders>
+            <w:noWrap/>
+            <w:vAlign w:val="center"/>
+          </w:tcPr>
+          <w:p>
+            <w:pPr>
+              <w:spacing w:line="240" w:lineRule="auto"/>
+              <w:jc w:val="center"/>
+              <w:rPr>
+                <w:rFonts w:eastAsia="Times New Roman" w:cs="Arial"/>
+                <w:color w:val="000000"/>
+                <w:sz w:val="16"/>
+                <w:szCs w:val="16"/>
+                <w:lang w:val="en-ID" w:eastAsia="en-ID"/>
+              </w:rPr>
+            </w:pPr>
+            <w:r>
+              <w:rPr>
+                <w:rFonts w:eastAsia="Times New Roman" w:cs="Arial"/>
+                <w:color w:val="000000"/>
+                <w:sz w:val="16"/>
+                <w:szCs w:val="16"/>
+                <w:lang w:val="en-ID" w:eastAsia="en-ID"/>
+              </w:rPr>
+              <w:t>-</w:t>
+            </w:r>
+          </w:p>
+        </w:tc>
+        <w:tc>
+          <w:tcPr>
+            <w:tcW w:w="567" w:type="dxa"/>
+            <w:vMerge w:val="restart"/>
+            <w:tcBorders>
+              <w:top w:val="single" w:sz="4" w:space="0" w:color="auto"/>
+              <w:left w:val="nil"/>
+              <w:right w:val="single" w:sz="4" w:space="0" w:color="auto"/>
+            </w:tcBorders>
+            <w:noWrap/>
+            <w:vAlign w:val="center"/>
+          </w:tcPr>
+          <w:p>
+            <w:pPr>
+              <w:spacing w:line="240" w:lineRule="auto"/>
+              <w:jc w:val="center"/>
+              <w:rPr>
+                <w:rFonts w:eastAsia="Times New Roman" w:cs="Arial"/>
+                <w:color w:val="000000"/>
+                <w:sz w:val="16"/>
+                <w:szCs w:val="16"/>
+                <w:lang w:val="en-ID" w:eastAsia="en-ID"/>
+              </w:rPr>
+            </w:pPr>
+            <w:r>
+              <w:rPr>
+                <w:rFonts w:eastAsia="Times New Roman" w:cs="Arial"/>
+                <w:color w:val="000000"/>
+                <w:sz w:val="16"/>
+                <w:szCs w:val="16"/>
+                <w:lang w:val="en-ID" w:eastAsia="en-ID"/>
+              </w:rPr>
+              <w:t>-</w:t>
+            </w:r>
+          </w:p>
+        </w:tc>
+        <w:tc>
+          <w:tcPr>
+            <w:tcW w:w="709" w:type="dxa"/>
+            <w:vMerge w:val="restart"/>
+            <w:tcBorders>
+              <w:top w:val="single" w:sz="4" w:space="0" w:color="auto"/>
+              <w:left w:val="nil"/>
+              <w:right w:val="single" w:sz="4" w:space="0" w:color="auto"/>
+            </w:tcBorders>
+            <w:noWrap/>
+            <w:vAlign w:val="center"/>
+          </w:tcPr>
+          <w:p>
+            <w:pPr>
+              <w:spacing w:line="240" w:lineRule="auto"/>
+              <w:jc w:val="center"/>
+              <w:rPr>
+                <w:rFonts w:eastAsia="Times New Roman" w:cs="Arial"/>
+                <w:color w:val="000000"/>
+                <w:sz w:val="16"/>
+                <w:szCs w:val="16"/>
+                <w:lang w:val="en-ID" w:eastAsia="en-ID"/>
+              </w:rPr>
+            </w:pPr>
+            <w:r>
+              <w:rPr>
+                <w:rFonts w:eastAsia="Times New Roman" w:cs="Arial"/>
+                <w:color w:val="000000"/>
+                <w:sz w:val="16"/>
+                <w:szCs w:val="16"/>
+                <w:lang w:val="en-ID" w:eastAsia="en-ID"/>
+              </w:rPr>
+              <w:t>-</w:t>
+            </w:r>
+          </w:p>
+        </w:tc>
+        <w:tc>
+          <w:tcPr>
+            <w:tcW w:w="704" w:type="dxa"/>
+            <w:vMerge w:val="restart"/>
+            <w:tcBorders>
+              <w:top w:val="single" w:sz="4" w:space="0" w:color="auto"/>
+              <w:left w:val="nil"/>
+              <w:right w:val="single" w:sz="4" w:space="0" w:color="auto"/>
+            </w:tcBorders>
+            <w:noWrap/>
+            <w:vAlign w:val="center"/>
+          </w:tcPr>
+          <w:p>
+            <w:pPr>
+              <w:spacing w:line="240" w:lineRule="auto"/>
+              <w:jc w:val="center"/>
+              <w:rPr>
+                <w:rFonts w:eastAsia="Times New Roman" w:cs="Arial"/>
+                <w:color w:val="000000"/>
+                <w:sz w:val="16"/>
+                <w:szCs w:val="16"/>
+                <w:lang w:val="en-ID" w:eastAsia="en-ID"/>
+              </w:rPr>
+            </w:pPr>
+            <w:r>
+              <w:rPr>
+                <w:rFonts w:eastAsia="Times New Roman" w:cs="Arial"/>
+                <w:color w:val="000000"/>
+                <w:sz w:val="16"/>
+                <w:szCs w:val="16"/>
+                <w:lang w:val="en-ID" w:eastAsia="en-ID"/>
+              </w:rPr>
+              <w:t>0.1</w:t>
+            </w:r>
+          </w:p>
+        </w:tc>
+        <w:tc>
+          <w:tcPr>
+            <w:tcW w:w="1260" w:type="dxa"/>
+            <w:vMerge w:val="restart"/>
+            <w:tcBorders>
+              <w:top w:val="single" w:sz="4" w:space="0" w:color="auto"/>
+              <w:left w:val="nil"/>
+              <w:right w:val="single" w:sz="4" w:space="0" w:color="auto"/>
+            </w:tcBorders>
+            <w:noWrap/>
+          </w:tcPr>
+          <w:p>
+            <w:pPr>
+              <w:spacing w:line="240" w:lineRule="auto"/>
+              <w:jc w:val="center"/>
+              <w:rPr>
+                <w:rFonts w:eastAsia="Times New Roman" w:cs="Arial"/>
+                <w:color w:val="000000"/>
+                <w:sz w:val="16"/>
+                <w:szCs w:val="16"/>
+                <w:lang w:val="en-ID" w:eastAsia="en-ID"/>
+              </w:rPr>
+            </w:pPr>
+          </w:p>
+        </w:tc>
+      </w:tr>
+      <w:tr>
+        <w:trPr>
+          <w:trHeight w:val="174"/>
+          <w:jc w:val="center"/>
+        </w:trPr>
+        <w:tc>
+          <w:tcPr>
+            <w:tcW w:w="625" w:type="dxa"/>
+            <w:vMerge/>
+            <w:tcBorders>
+              <w:left w:val="single" w:sz="4" w:space="0" w:color="auto"/>
+              <w:bottom w:val="single" w:sz="4" w:space="0" w:color="auto"/>
+              <w:right w:val="single" w:sz="4" w:space="0" w:color="auto"/>
+            </w:tcBorders>
+            <w:noWrap/>
+            <w:vAlign w:val="center"/>
+          </w:tcPr>
+          <w:p>
+            <w:pPr>
+              <w:spacing w:line="240" w:lineRule="auto"/>
+              <w:jc w:val="center"/>
+              <w:rPr>
+                <w:rFonts w:cs="Arial"/>
+                <w:sz w:val="16"/>
+                <w:szCs w:val="16"/>
+              </w:rPr>
+            </w:pPr>
+          </w:p>
+        </w:tc>
+        <w:tc>
+          <w:tcPr>
+            <w:tcW w:w="1225" w:type="dxa"/>
+            <w:vMerge/>
+            <w:tcBorders>
+              <w:left w:val="nil"/>
+              <w:bottom w:val="single" w:sz="4" w:space="0" w:color="auto"/>
+              <w:right w:val="single" w:sz="4" w:space="0" w:color="auto"/>
+            </w:tcBorders>
+            <w:noWrap/>
+            <w:vAlign w:val="center"/>
+          </w:tcPr>
+          <w:p>
+            <w:pPr>
+              <w:spacing w:line="240" w:lineRule="auto"/>
+              <w:jc w:val="center"/>
+              <w:rPr>
+                <w:rFonts w:cs="Arial"/>
+                <w:sz w:val="16"/>
+                <w:szCs w:val="16"/>
+              </w:rPr>
+            </w:pPr>
+          </w:p>
+        </w:tc>
+        <w:tc>
+          <w:tcPr>
+            <w:tcW w:w="1687" w:type="dxa"/>
+            <w:vMerge/>
+            <w:tcBorders>
+              <w:left w:val="nil"/>
+              <w:bottom w:val="single" w:sz="4" w:space="0" w:color="auto"/>
+              <w:right w:val="single" w:sz="4" w:space="0" w:color="auto"/>
+            </w:tcBorders>
+            <w:noWrap/>
+            <w:vAlign w:val="center"/>
+          </w:tcPr>
+          <w:p>
+            <w:pPr>
+              <w:spacing w:line="240" w:lineRule="auto"/>
+              <w:jc w:val="center"/>
+              <w:rPr>
+                <w:rFonts w:cs="Arial"/>
+                <w:sz w:val="16"/>
+                <w:szCs w:val="16"/>
+              </w:rPr>
+            </w:pPr>
+          </w:p>
+        </w:tc>
+        <w:tc>
+          <w:tcPr>
+            <w:tcW w:w="688" w:type="dxa"/>
+            <w:vMerge/>
+            <w:tcBorders>
+              <w:left w:val="nil"/>
+              <w:bottom w:val="single" w:sz="4" w:space="0" w:color="auto"/>
+              <w:right w:val="single" w:sz="4" w:space="0" w:color="auto"/>
+            </w:tcBorders>
+            <w:noWrap/>
+            <w:vAlign w:val="center"/>
+          </w:tcPr>
+          <w:p>
+            <w:pPr>
+              <w:spacing w:line="240" w:lineRule="auto"/>
+              <w:jc w:val="center"/>
+              <w:rPr>
+                <w:rFonts w:eastAsia="Times New Roman" w:cs="Arial"/>
+                <w:color w:val="000000"/>
+                <w:sz w:val="16"/>
+                <w:szCs w:val="16"/>
+                <w:lang w:val="en-ID" w:eastAsia="en-ID"/>
+              </w:rPr>
+            </w:pPr>
+          </w:p>
+        </w:tc>
+        <w:tc>
+          <w:tcPr>
+            <w:tcW w:w="630" w:type="dxa"/>
+            <w:vMerge/>
+            <w:tcBorders>
+              <w:left w:val="nil"/>
+              <w:bottom w:val="single" w:sz="4" w:space="0" w:color="auto"/>
+              <w:right w:val="single" w:sz="4" w:space="0" w:color="auto"/>
+            </w:tcBorders>
+            <w:noWrap/>
+            <w:vAlign w:val="center"/>
+          </w:tcPr>
+          <w:p>
+            <w:pPr>
+              <w:spacing w:line="240" w:lineRule="auto"/>
+              <w:jc w:val="center"/>
+              <w:rPr>
+                <w:rFonts w:eastAsia="Times New Roman" w:cs="Arial"/>
+                <w:color w:val="000000"/>
+                <w:sz w:val="16"/>
+                <w:szCs w:val="16"/>
+                <w:lang w:val="en-ID" w:eastAsia="en-ID"/>
+              </w:rPr>
+            </w:pPr>
+          </w:p>
+        </w:tc>
+        <w:tc>
+          <w:tcPr>
+            <w:tcW w:w="810" w:type="dxa"/>
+            <w:vMerge/>
+            <w:tcBorders>
+              <w:left w:val="nil"/>
+              <w:bottom w:val="single" w:sz="4" w:space="0" w:color="auto"/>
+              <w:right w:val="single" w:sz="4" w:space="0" w:color="auto"/>
+            </w:tcBorders>
+            <w:noWrap/>
+            <w:vAlign w:val="center"/>
+          </w:tcPr>
+          <w:p>
+            <w:pPr>
+              <w:spacing w:line="240" w:lineRule="auto"/>
+              <w:jc w:val="center"/>
+              <w:rPr>
+                <w:rFonts w:eastAsia="Times New Roman" w:cs="Arial"/>
+                <w:color w:val="000000"/>
+                <w:sz w:val="16"/>
+                <w:szCs w:val="16"/>
+                <w:lang w:val="en-ID" w:eastAsia="en-ID"/>
+              </w:rPr>
+            </w:pPr>
+          </w:p>
+        </w:tc>
+        <w:tc>
+          <w:tcPr>
+            <w:tcW w:w="851" w:type="dxa"/>
+            <w:vMerge/>
+            <w:tcBorders>
+              <w:left w:val="nil"/>
+              <w:bottom w:val="single" w:sz="4" w:space="0" w:color="auto"/>
+              <w:right w:val="single" w:sz="4" w:space="0" w:color="auto"/>
+            </w:tcBorders>
+            <w:noWrap/>
+            <w:vAlign w:val="center"/>
+          </w:tcPr>
+          <w:p>
+            <w:pPr>
+              <w:spacing w:line="240" w:lineRule="auto"/>
+              <w:jc w:val="center"/>
+              <w:rPr>
+                <w:rFonts w:eastAsia="Times New Roman" w:cs="Arial"/>
+                <w:color w:val="000000"/>
+                <w:sz w:val="16"/>
+                <w:szCs w:val="16"/>
+                <w:lang w:val="en-ID" w:eastAsia="en-ID"/>
+              </w:rPr>
+            </w:pPr>
+          </w:p>
+        </w:tc>
+        <w:tc>
+          <w:tcPr>
+            <w:tcW w:w="992" w:type="dxa"/>
+            <w:vMerge/>
+            <w:tcBorders>
+              <w:left w:val="nil"/>
+              <w:bottom w:val="single" w:sz="4" w:space="0" w:color="auto"/>
+              <w:right w:val="single" w:sz="4" w:space="0" w:color="auto"/>
+            </w:tcBorders>
+            <w:noWrap/>
+            <w:vAlign w:val="center"/>
+          </w:tcPr>
+          <w:p>
+            <w:pPr>
+              <w:spacing w:line="240" w:lineRule="auto"/>
+              <w:jc w:val="center"/>
+              <w:rPr>
+                <w:rFonts w:eastAsia="Times New Roman" w:cs="Arial"/>
+                <w:color w:val="000000"/>
+                <w:sz w:val="16"/>
+                <w:szCs w:val="16"/>
+                <w:lang w:val="en-ID" w:eastAsia="en-ID"/>
+              </w:rPr>
+            </w:pPr>
+          </w:p>
+        </w:tc>
+        <w:tc>
+          <w:tcPr>
+            <w:tcW w:w="851" w:type="dxa"/>
+            <w:vMerge/>
+            <w:tcBorders>
+              <w:left w:val="nil"/>
+              <w:right w:val="single" w:sz="4" w:space="0" w:color="auto"/>
+            </w:tcBorders>
+            <w:noWrap/>
+            <w:vAlign w:val="center"/>
+          </w:tcPr>
+          <w:p>
+            <w:pPr>
+              <w:spacing w:line="240" w:lineRule="auto"/>
+              <w:jc w:val="center"/>
+              <w:rPr>
+                <w:rFonts w:eastAsia="Times New Roman" w:cs="Arial"/>
+                <w:color w:val="000000"/>
+                <w:sz w:val="16"/>
+                <w:szCs w:val="16"/>
+                <w:lang w:val="en-ID" w:eastAsia="en-ID"/>
+              </w:rPr>
+            </w:pPr>
+          </w:p>
+        </w:tc>
+        <w:tc>
+          <w:tcPr>
+            <w:tcW w:w="992" w:type="dxa"/>
+            <w:vMerge/>
+            <w:tcBorders>
+              <w:left w:val="nil"/>
+              <w:bottom w:val="single" w:sz="4" w:space="0" w:color="auto"/>
+              <w:right w:val="single" w:sz="4" w:space="0" w:color="auto"/>
+            </w:tcBorders>
+            <w:noWrap/>
+            <w:vAlign w:val="center"/>
+          </w:tcPr>
+          <w:p>
+            <w:pPr>
+              <w:spacing w:line="240" w:lineRule="auto"/>
+              <w:jc w:val="center"/>
+              <w:rPr>
+                <w:rFonts w:eastAsia="Times New Roman" w:cs="Arial"/>
+                <w:color w:val="000000"/>
+                <w:sz w:val="16"/>
+                <w:szCs w:val="16"/>
+                <w:lang w:val="en-ID" w:eastAsia="en-ID"/>
+              </w:rPr>
+            </w:pPr>
+          </w:p>
+        </w:tc>
+        <w:tc>
+          <w:tcPr>
+            <w:tcW w:w="850" w:type="dxa"/>
+            <w:tcBorders>
+              <w:top w:val="single" w:sz="4" w:space="0" w:color="auto"/>
+              <w:left w:val="nil"/>
+              <w:bottom w:val="single" w:sz="4" w:space="0" w:color="auto"/>
+              <w:right w:val="single" w:sz="4" w:space="0" w:color="auto"/>
+            </w:tcBorders>
+            <w:noWrap/>
+            <w:vAlign w:val="center"/>
+          </w:tcPr>
+          <w:p>
+            <w:pPr>
+              <w:spacing w:line="240" w:lineRule="auto"/>
+              <w:jc w:val="center"/>
+              <w:rPr>
+                <w:rFonts w:eastAsia="Times New Roman" w:cs="Arial"/>
+                <w:color w:val="000000"/>
+                <w:sz w:val="16"/>
+                <w:szCs w:val="16"/>
+                <w:lang w:val="en-ID" w:eastAsia="en-ID"/>
+              </w:rPr>
+            </w:pPr>
+            <w:r>
+              <w:rPr>
+                <w:rFonts w:eastAsia="Times New Roman" w:cs="Arial"/>
+                <w:color w:val="000000"/>
+                <w:sz w:val="16"/>
+                <w:szCs w:val="16"/>
+                <w:lang w:val="en-ID" w:eastAsia="en-ID"/>
+              </w:rPr>
+              <w:t>1</w:t>
+            </w:r>
+          </w:p>
+        </w:tc>
+        <w:tc>
+          <w:tcPr>
+            <w:tcW w:w="567" w:type="dxa"/>
+            <w:vMerge/>
+            <w:tcBorders>
+              <w:left w:val="nil"/>
+              <w:bottom w:val="single" w:sz="4" w:space="0" w:color="auto"/>
+              <w:right w:val="single" w:sz="4" w:space="0" w:color="auto"/>
+            </w:tcBorders>
+            <w:noWrap/>
+            <w:vAlign w:val="center"/>
+          </w:tcPr>
+          <w:p>
+            <w:pPr>
+              <w:spacing w:line="240" w:lineRule="auto"/>
+              <w:jc w:val="center"/>
+              <w:rPr>
+                <w:rFonts w:eastAsia="Times New Roman" w:cs="Arial"/>
+                <w:color w:val="000000"/>
+                <w:sz w:val="16"/>
+                <w:szCs w:val="16"/>
+                <w:lang w:val="en-ID" w:eastAsia="en-ID"/>
+              </w:rPr>
+            </w:pPr>
+          </w:p>
+        </w:tc>
+        <w:tc>
+          <w:tcPr>
+            <w:tcW w:w="567" w:type="dxa"/>
+            <w:vMerge/>
+            <w:tcBorders>
+              <w:left w:val="nil"/>
+              <w:bottom w:val="single" w:sz="4" w:space="0" w:color="auto"/>
+              <w:right w:val="single" w:sz="4" w:space="0" w:color="auto"/>
+            </w:tcBorders>
+            <w:noWrap/>
+            <w:vAlign w:val="center"/>
+          </w:tcPr>
+          <w:p>
+            <w:pPr>
+              <w:spacing w:line="240" w:lineRule="auto"/>
+              <w:jc w:val="center"/>
+              <w:rPr>
+                <w:rFonts w:eastAsia="Times New Roman" w:cs="Arial"/>
+                <w:color w:val="000000"/>
+                <w:sz w:val="16"/>
+                <w:szCs w:val="16"/>
+                <w:lang w:val="en-ID" w:eastAsia="en-ID"/>
+              </w:rPr>
+            </w:pPr>
+          </w:p>
+        </w:tc>
+        <w:tc>
+          <w:tcPr>
+            <w:tcW w:w="567" w:type="dxa"/>
+            <w:vMerge/>
+            <w:tcBorders>
+              <w:left w:val="nil"/>
+              <w:bottom w:val="single" w:sz="4" w:space="0" w:color="auto"/>
+              <w:right w:val="single" w:sz="4" w:space="0" w:color="auto"/>
+            </w:tcBorders>
+            <w:noWrap/>
+            <w:vAlign w:val="center"/>
+          </w:tcPr>
+          <w:p>
+            <w:pPr>
+              <w:spacing w:line="240" w:lineRule="auto"/>
+              <w:jc w:val="center"/>
+              <w:rPr>
+                <w:rFonts w:eastAsia="Times New Roman" w:cs="Arial"/>
+                <w:color w:val="000000"/>
+                <w:sz w:val="16"/>
+                <w:szCs w:val="16"/>
+                <w:lang w:val="en-ID" w:eastAsia="en-ID"/>
+              </w:rPr>
+            </w:pPr>
+          </w:p>
+        </w:tc>
+        <w:tc>
+          <w:tcPr>
+            <w:tcW w:w="709" w:type="dxa"/>
+            <w:vMerge/>
+            <w:tcBorders>
+              <w:left w:val="nil"/>
+              <w:bottom w:val="single" w:sz="4" w:space="0" w:color="auto"/>
+              <w:right w:val="single" w:sz="4" w:space="0" w:color="auto"/>
+            </w:tcBorders>
+            <w:noWrap/>
+            <w:vAlign w:val="center"/>
+          </w:tcPr>
+          <w:p>
+            <w:pPr>
+              <w:spacing w:line="240" w:lineRule="auto"/>
+              <w:jc w:val="center"/>
+              <w:rPr>
+                <w:rFonts w:eastAsia="Times New Roman" w:cs="Arial"/>
+                <w:color w:val="000000"/>
+                <w:sz w:val="16"/>
+                <w:szCs w:val="16"/>
+                <w:lang w:val="en-ID" w:eastAsia="en-ID"/>
+              </w:rPr>
+            </w:pPr>
+          </w:p>
+        </w:tc>
+        <w:tc>
+          <w:tcPr>
+            <w:tcW w:w="704" w:type="dxa"/>
+            <w:vMerge/>
+            <w:tcBorders>
+              <w:left w:val="nil"/>
+              <w:bottom w:val="single" w:sz="4" w:space="0" w:color="auto"/>
+              <w:right w:val="single" w:sz="4" w:space="0" w:color="auto"/>
+            </w:tcBorders>
+            <w:noWrap/>
+            <w:vAlign w:val="center"/>
+          </w:tcPr>
+          <w:p>
+            <w:pPr>
+              <w:spacing w:line="240" w:lineRule="auto"/>
+              <w:jc w:val="center"/>
+              <w:rPr>
+                <w:rFonts w:eastAsia="Times New Roman" w:cs="Arial"/>
+                <w:color w:val="000000"/>
+                <w:sz w:val="16"/>
+                <w:szCs w:val="16"/>
+                <w:lang w:val="en-ID" w:eastAsia="en-ID"/>
+              </w:rPr>
+            </w:pPr>
+          </w:p>
+        </w:tc>
+        <w:tc>
+          <w:tcPr>
+            <w:tcW w:w="1260" w:type="dxa"/>
+            <w:vMerge/>
+            <w:tcBorders>
+              <w:left w:val="nil"/>
+              <w:bottom w:val="single" w:sz="4" w:space="0" w:color="auto"/>
+              <w:right w:val="single" w:sz="4" w:space="0" w:color="auto"/>
+            </w:tcBorders>
+            <w:noWrap/>
+          </w:tcPr>
+          <w:p>
+            <w:pPr>
+              <w:spacing w:line="240" w:lineRule="auto"/>
+              <w:jc w:val="center"/>
+              <w:rPr>
+                <w:rFonts w:eastAsia="Times New Roman" w:cs="Arial"/>
+                <w:color w:val="000000"/>
+                <w:sz w:val="16"/>
+                <w:szCs w:val="16"/>
+                <w:lang w:val="en-ID" w:eastAsia="en-ID"/>
+              </w:rPr>
+            </w:pPr>
+          </w:p>
+        </w:tc>
+      </w:tr>
+      <w:tr>
+        <w:trPr>
+          <w:trHeight w:val="176"/>
+          <w:jc w:val="center"/>
+        </w:trPr>
+        <w:tc>
+          <w:tcPr>
+            <w:tcW w:w="625" w:type="dxa"/>
+            <w:vMerge w:val="restart"/>
+            <w:tcBorders>
+              <w:top w:val="single" w:sz="4" w:space="0" w:color="auto"/>
+              <w:left w:val="single" w:sz="4" w:space="0" w:color="auto"/>
+              <w:right w:val="single" w:sz="4" w:space="0" w:color="auto"/>
+            </w:tcBorders>
+            <w:noWrap/>
+            <w:vAlign w:val="center"/>
+          </w:tcPr>
+          <w:p>
+            <w:pPr>
+              <w:spacing w:line="240" w:lineRule="auto"/>
+              <w:jc w:val="center"/>
+              <w:rPr>
+                <w:rFonts w:eastAsia="Times New Roman" w:cs="Arial"/>
+                <w:color w:val="000000"/>
+                <w:sz w:val="16"/>
+                <w:szCs w:val="16"/>
+                <w:lang w:val="en-ID" w:eastAsia="en-ID"/>
+              </w:rPr>
+            </w:pPr>
+            <w:r>
+              <w:rPr>
+                <w:rFonts w:cs="Arial"/>
+                <w:sz w:val="16"/>
+                <w:szCs w:val="16"/>
+              </w:rPr>
+              <w:t>2</w:t>
+            </w:r>
+          </w:p>
+        </w:tc>
+        <w:tc>
+          <w:tcPr>
+            <w:tcW w:w="1225" w:type="dxa"/>
+            <w:vMerge w:val="restart"/>
+            <w:tcBorders>
+              <w:top w:val="single" w:sz="4" w:space="0" w:color="auto"/>
+              <w:left w:val="nil"/>
+              <w:right w:val="single" w:sz="4" w:space="0" w:color="auto"/>
+            </w:tcBorders>
+            <w:noWrap/>
+            <w:vAlign w:val="center"/>
+          </w:tcPr>
+          <w:p>
+            <w:pPr>
+              <w:spacing w:line="240" w:lineRule="auto"/>
+              <w:jc w:val="center"/>
+              <w:rPr>
+                <w:rFonts w:eastAsia="Times New Roman" w:cs="Arial"/>
+                <w:color w:val="000000"/>
+                <w:sz w:val="16"/>
+                <w:szCs w:val="16"/>
+                <w:lang w:val="en-ID" w:eastAsia="en-ID"/>
+              </w:rPr>
+            </w:pPr>
+            <w:r>
+              <w:rPr>
+                <w:rFonts w:cs="Arial"/>
+                <w:sz w:val="16"/>
+                <w:szCs w:val="16"/>
+              </w:rPr>
+              <w:t>AI</w:t>
+            </w:r>
+            <w:r>
+              <w:rPr>
+                <w:rFonts w:cs="Arial"/>
+                <w:sz w:val="16"/>
+                <w:szCs w:val="16"/>
+              </w:rPr>
+              <w:t>AE-102</w:t>
+            </w:r>
+          </w:p>
+        </w:tc>
+        <w:tc>
+          <w:tcPr>
+            <w:tcW w:w="1687" w:type="dxa"/>
+            <w:vMerge w:val="restart"/>
+            <w:tcBorders>
+              <w:top w:val="single" w:sz="4" w:space="0" w:color="auto"/>
+              <w:left w:val="nil"/>
+              <w:right w:val="single" w:sz="4" w:space="0" w:color="auto"/>
+            </w:tcBorders>
+            <w:noWrap/>
+            <w:vAlign w:val="center"/>
+          </w:tcPr>
+          <w:p>
+            <w:pPr>
+              <w:spacing w:line="240" w:lineRule="auto"/>
+              <w:jc w:val="center"/>
+              <w:rPr>
+                <w:rFonts w:eastAsia="Times New Roman" w:cs="Arial"/>
+                <w:color w:val="000000"/>
+                <w:sz w:val="16"/>
+                <w:szCs w:val="16"/>
+                <w:lang w:val="en-ID" w:eastAsia="en-ID"/>
+              </w:rPr>
+            </w:pPr>
+            <w:r>
+              <w:rPr>
+                <w:rFonts w:cs="Arial"/>
+                <w:sz w:val="16"/>
+                <w:szCs w:val="16"/>
+              </w:rPr>
+              <w:t>AE-102</w:t>
+            </w:r>
+          </w:p>
+        </w:tc>
+        <w:tc>
+          <w:tcPr>
+            <w:tcW w:w="688" w:type="dxa"/>
+            <w:vMerge w:val="restart"/>
+            <w:tcBorders>
+              <w:top w:val="single" w:sz="4" w:space="0" w:color="auto"/>
+              <w:left w:val="nil"/>
+              <w:right w:val="single" w:sz="4" w:space="0" w:color="auto"/>
+            </w:tcBorders>
+            <w:noWrap/>
+            <w:vAlign w:val="center"/>
+          </w:tcPr>
+          <w:p>
+            <w:pPr>
+              <w:spacing w:line="240" w:lineRule="auto"/>
+              <w:jc w:val="center"/>
+              <w:rPr>
+                <w:rFonts w:eastAsia="Times New Roman" w:cs="Arial"/>
+                <w:color w:val="000000"/>
+                <w:sz w:val="16"/>
+                <w:szCs w:val="16"/>
+                <w:lang w:val="en-ID" w:eastAsia="en-ID"/>
+              </w:rPr>
+            </w:pPr>
+            <w:r>
+              <w:rPr>
+                <w:rFonts w:eastAsia="Times New Roman" w:cs="Arial"/>
+                <w:color w:val="000000"/>
+                <w:sz w:val="16"/>
+                <w:szCs w:val="16"/>
+                <w:lang w:val="en-ID" w:eastAsia="en-ID"/>
+              </w:rPr>
+              <w:t>Field</w:t>
+            </w:r>
+          </w:p>
+        </w:tc>
+        <w:tc>
+          <w:tcPr>
+            <w:tcW w:w="630" w:type="dxa"/>
+            <w:vMerge w:val="restart"/>
+            <w:tcBorders>
+              <w:top w:val="single" w:sz="4" w:space="0" w:color="auto"/>
+              <w:left w:val="nil"/>
+              <w:right w:val="single" w:sz="4" w:space="0" w:color="auto"/>
+            </w:tcBorders>
+            <w:noWrap/>
+            <w:vAlign w:val="center"/>
+          </w:tcPr>
+          <w:p>
+            <w:pPr>
+              <w:spacing w:line="240" w:lineRule="auto"/>
+              <w:jc w:val="center"/>
+              <w:rPr>
+                <w:rFonts w:eastAsia="Times New Roman" w:cs="Arial"/>
+                <w:color w:val="000000"/>
+                <w:sz w:val="16"/>
+                <w:szCs w:val="16"/>
+                <w:lang w:val="en-ID" w:eastAsia="en-ID"/>
+              </w:rPr>
+            </w:pPr>
+            <w:r>
+              <w:rPr>
+                <w:rFonts w:eastAsia="Times New Roman" w:cs="Arial"/>
+                <w:color w:val="000000"/>
+                <w:sz w:val="16"/>
+                <w:szCs w:val="16"/>
+                <w:lang w:val="en-ID" w:eastAsia="en-ID"/>
+              </w:rPr>
+              <w:t>MCP</w:t>
+            </w:r>
+          </w:p>
+        </w:tc>
+        <w:tc>
+          <w:tcPr>
+            <w:tcW w:w="810" w:type="dxa"/>
+            <w:vMerge w:val="restart"/>
+            <w:tcBorders>
+              <w:top w:val="single" w:sz="4" w:space="0" w:color="auto"/>
+              <w:left w:val="nil"/>
+              <w:right w:val="single" w:sz="4" w:space="0" w:color="auto"/>
+            </w:tcBorders>
+            <w:noWrap/>
+            <w:vAlign w:val="center"/>
+          </w:tcPr>
+          <w:p>
+            <w:pPr>
+              <w:spacing w:line="240" w:lineRule="auto"/>
+              <w:jc w:val="center"/>
+              <w:rPr>
+                <w:rFonts w:eastAsia="Times New Roman" w:cs="Arial"/>
+                <w:color w:val="000000"/>
+                <w:sz w:val="16"/>
+                <w:szCs w:val="16"/>
+                <w:lang w:val="en-ID" w:eastAsia="en-ID"/>
+              </w:rPr>
+            </w:pPr>
+            <w:r>
+              <w:rPr>
+                <w:rFonts w:eastAsia="Times New Roman" w:cs="Arial"/>
+                <w:color w:val="000000"/>
+                <w:sz w:val="16"/>
+                <w:szCs w:val="16"/>
+                <w:lang w:val="en-ID" w:eastAsia="en-ID"/>
+              </w:rPr>
+              <w:t>HMI</w:t>
+            </w:r>
+          </w:p>
+        </w:tc>
+        <w:tc>
+          <w:tcPr>
+            <w:tcW w:w="851" w:type="dxa"/>
+            <w:vMerge w:val="restart"/>
+            <w:tcBorders>
+              <w:top w:val="single" w:sz="4" w:space="0" w:color="auto"/>
+              <w:left w:val="nil"/>
+              <w:right w:val="single" w:sz="4" w:space="0" w:color="auto"/>
+            </w:tcBorders>
+            <w:noWrap/>
+            <w:vAlign w:val="center"/>
+          </w:tcPr>
+          <w:p>
+            <w:pPr>
+              <w:spacing w:line="240" w:lineRule="auto"/>
+              <w:jc w:val="center"/>
+              <w:rPr>
+                <w:rFonts w:eastAsia="Times New Roman" w:cs="Arial"/>
+                <w:color w:val="000000"/>
+                <w:sz w:val="16"/>
+                <w:szCs w:val="16"/>
+                <w:lang w:val="en-ID" w:eastAsia="en-ID"/>
+              </w:rPr>
+            </w:pPr>
+            <w:r>
+              <w:rPr>
+                <w:rFonts w:eastAsia="Times New Roman" w:cs="Arial"/>
+                <w:color w:val="000000"/>
+                <w:sz w:val="16"/>
+                <w:szCs w:val="16"/>
+                <w:lang w:val="en-ID" w:eastAsia="en-ID"/>
+              </w:rPr>
+              <w:t>Modbus</w:t>
+            </w:r>
+          </w:p>
+        </w:tc>
+        <w:tc>
+          <w:tcPr>
+            <w:tcW w:w="992" w:type="dxa"/>
+            <w:vMerge w:val="restart"/>
+            <w:tcBorders>
+              <w:top w:val="single" w:sz="4" w:space="0" w:color="auto"/>
+              <w:left w:val="nil"/>
+              <w:right w:val="single" w:sz="4" w:space="0" w:color="auto"/>
+            </w:tcBorders>
+            <w:noWrap/>
+            <w:vAlign w:val="center"/>
+          </w:tcPr>
+          <w:p>
+            <w:pPr>
+              <w:spacing w:line="240" w:lineRule="auto"/>
+              <w:jc w:val="center"/>
+              <w:rPr>
+                <w:rFonts w:eastAsia="Times New Roman" w:cs="Arial"/>
+                <w:color w:val="000000"/>
+                <w:sz w:val="16"/>
+                <w:szCs w:val="16"/>
+                <w:lang w:val="en-ID" w:eastAsia="en-ID"/>
+              </w:rPr>
+            </w:pPr>
+            <w:r>
+              <w:rPr>
+                <w:rFonts w:eastAsia="Times New Roman" w:cs="Arial"/>
+                <w:color w:val="000000"/>
+                <w:sz w:val="16"/>
+                <w:szCs w:val="16"/>
+                <w:lang w:val="en-ID" w:eastAsia="en-ID"/>
+              </w:rPr>
+              <w:t>Modbus</w:t>
+            </w:r>
+          </w:p>
+        </w:tc>
+        <w:tc>
+          <w:tcPr>
+            <w:tcW w:w="851" w:type="dxa"/>
+            <w:vMerge/>
+            <w:tcBorders>
+              <w:left w:val="nil"/>
+              <w:right w:val="single" w:sz="4" w:space="0" w:color="auto"/>
+            </w:tcBorders>
+            <w:noWrap/>
+            <w:vAlign w:val="center"/>
+          </w:tcPr>
+          <w:p>
+            <w:pPr>
+              <w:spacing w:line="240" w:lineRule="auto"/>
+              <w:jc w:val="center"/>
+              <w:rPr>
+                <w:rFonts w:eastAsia="Times New Roman" w:cs="Arial"/>
+                <w:color w:val="000000"/>
+                <w:sz w:val="16"/>
+                <w:szCs w:val="16"/>
+                <w:lang w:val="en-ID" w:eastAsia="en-ID"/>
+              </w:rPr>
+            </w:pPr>
+          </w:p>
+        </w:tc>
+        <w:tc>
+          <w:tcPr>
+            <w:tcW w:w="992" w:type="dxa"/>
+            <w:vMerge w:val="restart"/>
+            <w:tcBorders>
+              <w:top w:val="single" w:sz="4" w:space="0" w:color="auto"/>
+              <w:left w:val="nil"/>
+              <w:right w:val="single" w:sz="4" w:space="0" w:color="auto"/>
+            </w:tcBorders>
+            <w:noWrap/>
+            <w:vAlign w:val="center"/>
+          </w:tcPr>
+          <w:p>
+            <w:pPr>
+              <w:spacing w:line="240" w:lineRule="auto"/>
+              <w:jc w:val="center"/>
+              <w:rPr>
+                <w:rFonts w:eastAsia="Times New Roman" w:cs="Arial"/>
+                <w:color w:val="000000"/>
+                <w:sz w:val="16"/>
+                <w:szCs w:val="16"/>
+                <w:lang w:val="en-ID" w:eastAsia="en-ID"/>
+              </w:rPr>
+            </w:pPr>
+            <w:r>
+              <w:rPr>
+                <w:rFonts w:eastAsia="Times New Roman" w:cs="Arial"/>
+                <w:color w:val="000000"/>
+                <w:sz w:val="16"/>
+                <w:szCs w:val="16"/>
+                <w:lang w:val="en-ID" w:eastAsia="en-ID"/>
+              </w:rPr>
+              <w:t>6</w:t>
+            </w:r>
+          </w:p>
+        </w:tc>
+        <w:tc>
+          <w:tcPr>
+            <w:tcW w:w="850" w:type="dxa"/>
+            <w:tcBorders>
+              <w:top w:val="single" w:sz="4" w:space="0" w:color="auto"/>
+              <w:left w:val="nil"/>
+              <w:bottom w:val="single" w:sz="4" w:space="0" w:color="auto"/>
+              <w:right w:val="single" w:sz="4" w:space="0" w:color="auto"/>
+            </w:tcBorders>
+            <w:noWrap/>
+            <w:vAlign w:val="center"/>
+          </w:tcPr>
+          <w:p>
+            <w:pPr>
+              <w:spacing w:line="240" w:lineRule="auto"/>
+              <w:jc w:val="center"/>
+              <w:rPr>
+                <w:rFonts w:eastAsia="Times New Roman" w:cs="Arial"/>
+                <w:color w:val="000000"/>
+                <w:sz w:val="16"/>
+                <w:szCs w:val="16"/>
+                <w:lang w:val="en-ID" w:eastAsia="en-ID"/>
+              </w:rPr>
+            </w:pPr>
+            <w:r>
+              <w:rPr>
+                <w:rFonts w:eastAsia="Times New Roman" w:cs="Arial"/>
+                <w:color w:val="000000"/>
+                <w:sz w:val="16"/>
+                <w:szCs w:val="16"/>
+                <w:lang w:val="en-ID" w:eastAsia="en-ID"/>
+              </w:rPr>
+              <w:t>2</w:t>
+            </w:r>
+          </w:p>
+        </w:tc>
+        <w:tc>
+          <w:tcPr>
+            <w:tcW w:w="567" w:type="dxa"/>
+            <w:vMerge w:val="restart"/>
+            <w:tcBorders>
+              <w:top w:val="single" w:sz="4" w:space="0" w:color="auto"/>
+              <w:left w:val="nil"/>
+              <w:right w:val="single" w:sz="4" w:space="0" w:color="auto"/>
+            </w:tcBorders>
+            <w:noWrap/>
+            <w:vAlign w:val="center"/>
+          </w:tcPr>
+          <w:p>
+            <w:pPr>
+              <w:spacing w:line="240" w:lineRule="auto"/>
+              <w:jc w:val="center"/>
+              <w:rPr>
+                <w:rFonts w:eastAsia="Times New Roman" w:cs="Arial"/>
+                <w:color w:val="000000"/>
+                <w:sz w:val="16"/>
+                <w:szCs w:val="16"/>
+                <w:lang w:val="en-ID" w:eastAsia="en-ID"/>
+              </w:rPr>
+            </w:pPr>
+            <w:r>
+              <w:rPr>
+                <w:rFonts w:eastAsia="Times New Roman" w:cs="Arial"/>
+                <w:color w:val="000000"/>
+                <w:sz w:val="16"/>
+                <w:szCs w:val="16"/>
+                <w:lang w:val="en-ID" w:eastAsia="en-ID"/>
+              </w:rPr>
+              <w:t>-</w:t>
+            </w:r>
+          </w:p>
+        </w:tc>
+        <w:tc>
+          <w:tcPr>
+            <w:tcW w:w="567" w:type="dxa"/>
+            <w:vMerge w:val="restart"/>
+            <w:tcBorders>
+              <w:top w:val="single" w:sz="4" w:space="0" w:color="auto"/>
+              <w:left w:val="nil"/>
+              <w:right w:val="single" w:sz="4" w:space="0" w:color="auto"/>
+            </w:tcBorders>
+            <w:noWrap/>
+            <w:vAlign w:val="center"/>
+          </w:tcPr>
+          <w:p>
+            <w:pPr>
+              <w:spacing w:line="240" w:lineRule="auto"/>
+              <w:jc w:val="center"/>
+              <w:rPr>
+                <w:rFonts w:eastAsia="Times New Roman" w:cs="Arial"/>
+                <w:color w:val="000000"/>
+                <w:sz w:val="16"/>
+                <w:szCs w:val="16"/>
+                <w:lang w:val="en-ID" w:eastAsia="en-ID"/>
+              </w:rPr>
+            </w:pPr>
+            <w:r>
+              <w:rPr>
+                <w:rFonts w:eastAsia="Times New Roman" w:cs="Arial"/>
+                <w:color w:val="000000"/>
+                <w:sz w:val="16"/>
+                <w:szCs w:val="16"/>
+                <w:lang w:val="en-ID" w:eastAsia="en-ID"/>
+              </w:rPr>
+              <w:t>-</w:t>
+            </w:r>
+          </w:p>
+        </w:tc>
+        <w:tc>
+          <w:tcPr>
+            <w:tcW w:w="567" w:type="dxa"/>
+            <w:vMerge w:val="restart"/>
+            <w:tcBorders>
+              <w:top w:val="single" w:sz="4" w:space="0" w:color="auto"/>
+              <w:left w:val="nil"/>
+              <w:right w:val="single" w:sz="4" w:space="0" w:color="auto"/>
+            </w:tcBorders>
+            <w:noWrap/>
+            <w:vAlign w:val="center"/>
+          </w:tcPr>
+          <w:p>
+            <w:pPr>
+              <w:spacing w:line="240" w:lineRule="auto"/>
+              <w:jc w:val="center"/>
+              <w:rPr>
+                <w:rFonts w:eastAsia="Times New Roman" w:cs="Arial"/>
+                <w:color w:val="000000"/>
+                <w:sz w:val="16"/>
+                <w:szCs w:val="16"/>
+                <w:lang w:val="en-ID" w:eastAsia="en-ID"/>
+              </w:rPr>
+            </w:pPr>
+            <w:r>
+              <w:rPr>
+                <w:rFonts w:eastAsia="Times New Roman" w:cs="Arial"/>
+                <w:color w:val="000000"/>
+                <w:sz w:val="16"/>
+                <w:szCs w:val="16"/>
+                <w:lang w:val="en-ID" w:eastAsia="en-ID"/>
+              </w:rPr>
+              <w:t>-</w:t>
+            </w:r>
+          </w:p>
+        </w:tc>
+        <w:tc>
+          <w:tcPr>
+            <w:tcW w:w="709" w:type="dxa"/>
+            <w:vMerge w:val="restart"/>
+            <w:tcBorders>
+              <w:top w:val="single" w:sz="4" w:space="0" w:color="auto"/>
+              <w:left w:val="nil"/>
+              <w:right w:val="single" w:sz="4" w:space="0" w:color="auto"/>
+            </w:tcBorders>
+            <w:noWrap/>
+            <w:vAlign w:val="center"/>
+          </w:tcPr>
+          <w:p>
+            <w:pPr>
+              <w:spacing w:line="240" w:lineRule="auto"/>
+              <w:jc w:val="center"/>
+              <w:rPr>
+                <w:rFonts w:eastAsia="Times New Roman" w:cs="Arial"/>
+                <w:color w:val="000000"/>
+                <w:sz w:val="16"/>
+                <w:szCs w:val="16"/>
+                <w:lang w:val="en-ID" w:eastAsia="en-ID"/>
+              </w:rPr>
+            </w:pPr>
+            <w:r>
+              <w:rPr>
+                <w:rFonts w:eastAsia="Times New Roman" w:cs="Arial"/>
+                <w:color w:val="000000"/>
+                <w:sz w:val="16"/>
+                <w:szCs w:val="16"/>
+                <w:lang w:val="en-ID" w:eastAsia="en-ID"/>
+              </w:rPr>
+              <w:t>-</w:t>
+            </w:r>
+          </w:p>
+        </w:tc>
+        <w:tc>
+          <w:tcPr>
+            <w:tcW w:w="704" w:type="dxa"/>
+            <w:vMerge w:val="restart"/>
+            <w:tcBorders>
+              <w:top w:val="single" w:sz="4" w:space="0" w:color="auto"/>
+              <w:left w:val="nil"/>
+              <w:right w:val="single" w:sz="4" w:space="0" w:color="auto"/>
+            </w:tcBorders>
+            <w:noWrap/>
+            <w:vAlign w:val="center"/>
+          </w:tcPr>
+          <w:p>
+            <w:pPr>
+              <w:spacing w:line="240" w:lineRule="auto"/>
+              <w:jc w:val="center"/>
+              <w:rPr>
+                <w:rFonts w:eastAsia="Times New Roman" w:cs="Arial"/>
+                <w:color w:val="000000"/>
+                <w:sz w:val="16"/>
+                <w:szCs w:val="16"/>
+                <w:lang w:val="en-ID" w:eastAsia="en-ID"/>
+              </w:rPr>
+            </w:pPr>
+            <w:r>
+              <w:rPr>
+                <w:rFonts w:eastAsia="Times New Roman" w:cs="Arial"/>
+                <w:color w:val="000000"/>
+                <w:sz w:val="16"/>
+                <w:szCs w:val="16"/>
+                <w:lang w:val="en-ID" w:eastAsia="en-ID"/>
+              </w:rPr>
+              <w:t>-</w:t>
+            </w:r>
+          </w:p>
+        </w:tc>
+        <w:tc>
+          <w:tcPr>
+            <w:tcW w:w="1260" w:type="dxa"/>
+            <w:vMerge w:val="restart"/>
+            <w:tcBorders>
+              <w:top w:val="single" w:sz="4" w:space="0" w:color="auto"/>
+              <w:left w:val="nil"/>
+              <w:right w:val="single" w:sz="4" w:space="0" w:color="auto"/>
+            </w:tcBorders>
+            <w:noWrap/>
+          </w:tcPr>
+          <w:p>
+            <w:pPr>
+              <w:spacing w:line="240" w:lineRule="auto"/>
+              <w:jc w:val="center"/>
+              <w:rPr>
+                <w:rFonts w:eastAsia="Times New Roman" w:cs="Arial"/>
+                <w:color w:val="000000"/>
+                <w:sz w:val="16"/>
+                <w:szCs w:val="16"/>
+                <w:lang w:val="en-ID" w:eastAsia="en-ID"/>
+              </w:rPr>
+            </w:pPr>
+          </w:p>
+        </w:tc>
+      </w:tr>
+      <w:tr>
+        <w:trPr>
+          <w:trHeight w:val="175"/>
+          <w:jc w:val="center"/>
+        </w:trPr>
+        <w:tc>
+          <w:tcPr>
+            <w:tcW w:w="625" w:type="dxa"/>
+            <w:vMerge/>
+            <w:tcBorders>
+              <w:left w:val="single" w:sz="4" w:space="0" w:color="auto"/>
+              <w:bottom w:val="single" w:sz="4" w:space="0" w:color="auto"/>
+              <w:right w:val="single" w:sz="4" w:space="0" w:color="auto"/>
+            </w:tcBorders>
+            <w:noWrap/>
+            <w:vAlign w:val="center"/>
+          </w:tcPr>
+          <w:p>
+            <w:pPr>
+              <w:spacing w:line="240" w:lineRule="auto"/>
+              <w:jc w:val="center"/>
+              <w:rPr>
+                <w:rFonts w:cs="Arial"/>
+                <w:sz w:val="16"/>
+                <w:szCs w:val="16"/>
+              </w:rPr>
+            </w:pPr>
+          </w:p>
+        </w:tc>
+        <w:tc>
+          <w:tcPr>
+            <w:tcW w:w="1225" w:type="dxa"/>
+            <w:vMerge/>
+            <w:tcBorders>
+              <w:left w:val="nil"/>
+              <w:bottom w:val="single" w:sz="4" w:space="0" w:color="auto"/>
+              <w:right w:val="single" w:sz="4" w:space="0" w:color="auto"/>
+            </w:tcBorders>
+            <w:noWrap/>
+            <w:vAlign w:val="center"/>
+          </w:tcPr>
+          <w:p>
+            <w:pPr>
+              <w:spacing w:line="240" w:lineRule="auto"/>
+              <w:jc w:val="center"/>
+              <w:rPr>
+                <w:rFonts w:cs="Arial"/>
+                <w:sz w:val="16"/>
+                <w:szCs w:val="16"/>
+              </w:rPr>
+            </w:pPr>
+          </w:p>
+        </w:tc>
+        <w:tc>
+          <w:tcPr>
+            <w:tcW w:w="1687" w:type="dxa"/>
+            <w:vMerge/>
+            <w:tcBorders>
+              <w:left w:val="nil"/>
+              <w:bottom w:val="single" w:sz="4" w:space="0" w:color="auto"/>
+              <w:right w:val="single" w:sz="4" w:space="0" w:color="auto"/>
+            </w:tcBorders>
+            <w:noWrap/>
+            <w:vAlign w:val="center"/>
+          </w:tcPr>
+          <w:p>
+            <w:pPr>
+              <w:spacing w:line="240" w:lineRule="auto"/>
+              <w:jc w:val="center"/>
+              <w:rPr>
+                <w:rFonts w:cs="Arial"/>
+                <w:sz w:val="16"/>
+                <w:szCs w:val="16"/>
+              </w:rPr>
+            </w:pPr>
+          </w:p>
+        </w:tc>
+        <w:tc>
+          <w:tcPr>
+            <w:tcW w:w="688" w:type="dxa"/>
+            <w:vMerge/>
+            <w:tcBorders>
+              <w:left w:val="nil"/>
+              <w:bottom w:val="single" w:sz="4" w:space="0" w:color="auto"/>
+              <w:right w:val="single" w:sz="4" w:space="0" w:color="auto"/>
+            </w:tcBorders>
+            <w:noWrap/>
+            <w:vAlign w:val="center"/>
+          </w:tcPr>
+          <w:p>
+            <w:pPr>
+              <w:spacing w:line="240" w:lineRule="auto"/>
+              <w:jc w:val="center"/>
+              <w:rPr>
+                <w:rFonts w:eastAsia="Times New Roman" w:cs="Arial"/>
+                <w:color w:val="000000"/>
+                <w:sz w:val="16"/>
+                <w:szCs w:val="16"/>
+                <w:lang w:val="en-ID" w:eastAsia="en-ID"/>
+              </w:rPr>
+            </w:pPr>
+          </w:p>
+        </w:tc>
+        <w:tc>
+          <w:tcPr>
+            <w:tcW w:w="630" w:type="dxa"/>
+            <w:vMerge/>
+            <w:tcBorders>
+              <w:left w:val="nil"/>
+              <w:bottom w:val="single" w:sz="4" w:space="0" w:color="auto"/>
+              <w:right w:val="single" w:sz="4" w:space="0" w:color="auto"/>
+            </w:tcBorders>
+            <w:noWrap/>
+            <w:vAlign w:val="center"/>
+          </w:tcPr>
+          <w:p>
+            <w:pPr>
+              <w:spacing w:line="240" w:lineRule="auto"/>
+              <w:jc w:val="center"/>
+              <w:rPr>
+                <w:rFonts w:eastAsia="Times New Roman" w:cs="Arial"/>
+                <w:color w:val="000000"/>
+                <w:sz w:val="16"/>
+                <w:szCs w:val="16"/>
+                <w:lang w:val="en-ID" w:eastAsia="en-ID"/>
+              </w:rPr>
+            </w:pPr>
+          </w:p>
+        </w:tc>
+        <w:tc>
+          <w:tcPr>
+            <w:tcW w:w="810" w:type="dxa"/>
+            <w:vMerge/>
+            <w:tcBorders>
+              <w:left w:val="nil"/>
+              <w:bottom w:val="single" w:sz="4" w:space="0" w:color="auto"/>
+              <w:right w:val="single" w:sz="4" w:space="0" w:color="auto"/>
+            </w:tcBorders>
+            <w:noWrap/>
+            <w:vAlign w:val="center"/>
+          </w:tcPr>
+          <w:p>
+            <w:pPr>
+              <w:spacing w:line="240" w:lineRule="auto"/>
+              <w:jc w:val="center"/>
+              <w:rPr>
+                <w:rFonts w:eastAsia="Times New Roman" w:cs="Arial"/>
+                <w:color w:val="000000"/>
+                <w:sz w:val="16"/>
+                <w:szCs w:val="16"/>
+                <w:lang w:val="en-ID" w:eastAsia="en-ID"/>
+              </w:rPr>
+            </w:pPr>
+          </w:p>
+        </w:tc>
+        <w:tc>
+          <w:tcPr>
+            <w:tcW w:w="851" w:type="dxa"/>
+            <w:vMerge/>
+            <w:tcBorders>
+              <w:left w:val="nil"/>
+              <w:bottom w:val="single" w:sz="4" w:space="0" w:color="auto"/>
+              <w:right w:val="single" w:sz="4" w:space="0" w:color="auto"/>
+            </w:tcBorders>
+            <w:noWrap/>
+            <w:vAlign w:val="center"/>
+          </w:tcPr>
+          <w:p>
+            <w:pPr>
+              <w:spacing w:line="240" w:lineRule="auto"/>
+              <w:jc w:val="center"/>
+              <w:rPr>
+                <w:rFonts w:eastAsia="Times New Roman" w:cs="Arial"/>
+                <w:color w:val="000000"/>
+                <w:sz w:val="16"/>
+                <w:szCs w:val="16"/>
+                <w:lang w:val="en-ID" w:eastAsia="en-ID"/>
+              </w:rPr>
+            </w:pPr>
+          </w:p>
+        </w:tc>
+        <w:tc>
+          <w:tcPr>
+            <w:tcW w:w="992" w:type="dxa"/>
+            <w:vMerge/>
+            <w:tcBorders>
+              <w:left w:val="nil"/>
+              <w:bottom w:val="single" w:sz="4" w:space="0" w:color="auto"/>
+              <w:right w:val="single" w:sz="4" w:space="0" w:color="auto"/>
+            </w:tcBorders>
+            <w:noWrap/>
+            <w:vAlign w:val="center"/>
+          </w:tcPr>
+          <w:p>
+            <w:pPr>
+              <w:spacing w:line="240" w:lineRule="auto"/>
+              <w:jc w:val="center"/>
+              <w:rPr>
+                <w:rFonts w:eastAsia="Times New Roman" w:cs="Arial"/>
+                <w:color w:val="000000"/>
+                <w:sz w:val="16"/>
+                <w:szCs w:val="16"/>
+                <w:lang w:val="en-ID" w:eastAsia="en-ID"/>
+              </w:rPr>
+            </w:pPr>
+          </w:p>
+        </w:tc>
+        <w:tc>
+          <w:tcPr>
+            <w:tcW w:w="851" w:type="dxa"/>
+            <w:vMerge/>
+            <w:tcBorders>
+              <w:left w:val="nil"/>
+              <w:right w:val="single" w:sz="4" w:space="0" w:color="auto"/>
+            </w:tcBorders>
+            <w:noWrap/>
+            <w:vAlign w:val="center"/>
+          </w:tcPr>
+          <w:p>
+            <w:pPr>
+              <w:spacing w:line="240" w:lineRule="auto"/>
+              <w:jc w:val="center"/>
+              <w:rPr>
+                <w:rFonts w:eastAsia="Times New Roman" w:cs="Arial"/>
+                <w:color w:val="000000"/>
+                <w:sz w:val="16"/>
+                <w:szCs w:val="16"/>
+                <w:lang w:val="en-ID" w:eastAsia="en-ID"/>
+              </w:rPr>
+            </w:pPr>
+          </w:p>
+        </w:tc>
+        <w:tc>
+          <w:tcPr>
+            <w:tcW w:w="992" w:type="dxa"/>
+            <w:vMerge/>
+            <w:tcBorders>
+              <w:left w:val="nil"/>
+              <w:bottom w:val="single" w:sz="4" w:space="0" w:color="auto"/>
+              <w:right w:val="single" w:sz="4" w:space="0" w:color="auto"/>
+            </w:tcBorders>
+            <w:noWrap/>
+            <w:vAlign w:val="center"/>
+          </w:tcPr>
+          <w:p>
+            <w:pPr>
+              <w:spacing w:line="240" w:lineRule="auto"/>
+              <w:jc w:val="center"/>
+              <w:rPr>
+                <w:rFonts w:eastAsia="Times New Roman" w:cs="Arial"/>
+                <w:color w:val="000000"/>
+                <w:sz w:val="16"/>
+                <w:szCs w:val="16"/>
+                <w:lang w:val="en-ID" w:eastAsia="en-ID"/>
+              </w:rPr>
+            </w:pPr>
+          </w:p>
+        </w:tc>
+        <w:tc>
+          <w:tcPr>
+            <w:tcW w:w="850" w:type="dxa"/>
+            <w:tcBorders>
+              <w:top w:val="single" w:sz="4" w:space="0" w:color="auto"/>
+              <w:left w:val="nil"/>
+              <w:bottom w:val="single" w:sz="4" w:space="0" w:color="auto"/>
+              <w:right w:val="single" w:sz="4" w:space="0" w:color="auto"/>
+            </w:tcBorders>
+            <w:noWrap/>
+            <w:vAlign w:val="center"/>
+          </w:tcPr>
+          <w:p>
+            <w:pPr>
+              <w:spacing w:line="240" w:lineRule="auto"/>
+              <w:jc w:val="center"/>
+              <w:rPr>
+                <w:rFonts w:eastAsia="Times New Roman" w:cs="Arial"/>
+                <w:color w:val="000000"/>
+                <w:sz w:val="16"/>
+                <w:szCs w:val="16"/>
+                <w:lang w:val="en-ID" w:eastAsia="en-ID"/>
+              </w:rPr>
+            </w:pPr>
+            <w:r>
+              <w:rPr>
+                <w:rFonts w:eastAsia="Times New Roman" w:cs="Arial"/>
+                <w:color w:val="000000"/>
+                <w:sz w:val="16"/>
+                <w:szCs w:val="16"/>
+                <w:lang w:val="en-ID" w:eastAsia="en-ID"/>
+              </w:rPr>
+              <w:t>3</w:t>
+            </w:r>
+          </w:p>
+        </w:tc>
+        <w:tc>
+          <w:tcPr>
+            <w:tcW w:w="567" w:type="dxa"/>
+            <w:vMerge/>
+            <w:tcBorders>
+              <w:left w:val="nil"/>
+              <w:bottom w:val="single" w:sz="4" w:space="0" w:color="auto"/>
+              <w:right w:val="single" w:sz="4" w:space="0" w:color="auto"/>
+            </w:tcBorders>
+            <w:noWrap/>
+            <w:vAlign w:val="center"/>
+          </w:tcPr>
+          <w:p>
+            <w:pPr>
+              <w:spacing w:line="240" w:lineRule="auto"/>
+              <w:jc w:val="center"/>
+              <w:rPr>
+                <w:rFonts w:eastAsia="Times New Roman" w:cs="Arial"/>
+                <w:color w:val="000000"/>
+                <w:sz w:val="16"/>
+                <w:szCs w:val="16"/>
+                <w:lang w:val="en-ID" w:eastAsia="en-ID"/>
+              </w:rPr>
+            </w:pPr>
+          </w:p>
+        </w:tc>
+        <w:tc>
+          <w:tcPr>
+            <w:tcW w:w="567" w:type="dxa"/>
+            <w:vMerge/>
+            <w:tcBorders>
+              <w:left w:val="nil"/>
+              <w:bottom w:val="single" w:sz="4" w:space="0" w:color="auto"/>
+              <w:right w:val="single" w:sz="4" w:space="0" w:color="auto"/>
+            </w:tcBorders>
+            <w:noWrap/>
+            <w:vAlign w:val="center"/>
+          </w:tcPr>
+          <w:p>
+            <w:pPr>
+              <w:spacing w:line="240" w:lineRule="auto"/>
+              <w:jc w:val="center"/>
+              <w:rPr>
+                <w:rFonts w:eastAsia="Times New Roman" w:cs="Arial"/>
+                <w:color w:val="000000"/>
+                <w:sz w:val="16"/>
+                <w:szCs w:val="16"/>
+                <w:lang w:val="en-ID" w:eastAsia="en-ID"/>
+              </w:rPr>
+            </w:pPr>
+          </w:p>
+        </w:tc>
+        <w:tc>
+          <w:tcPr>
+            <w:tcW w:w="567" w:type="dxa"/>
+            <w:vMerge/>
+            <w:tcBorders>
+              <w:left w:val="nil"/>
+              <w:bottom w:val="single" w:sz="4" w:space="0" w:color="auto"/>
+              <w:right w:val="single" w:sz="4" w:space="0" w:color="auto"/>
+            </w:tcBorders>
+            <w:noWrap/>
+            <w:vAlign w:val="center"/>
+          </w:tcPr>
+          <w:p>
+            <w:pPr>
+              <w:spacing w:line="240" w:lineRule="auto"/>
+              <w:jc w:val="center"/>
+              <w:rPr>
+                <w:rFonts w:eastAsia="Times New Roman" w:cs="Arial"/>
+                <w:color w:val="000000"/>
+                <w:sz w:val="16"/>
+                <w:szCs w:val="16"/>
+                <w:lang w:val="en-ID" w:eastAsia="en-ID"/>
+              </w:rPr>
+            </w:pPr>
+          </w:p>
+        </w:tc>
+        <w:tc>
+          <w:tcPr>
+            <w:tcW w:w="709" w:type="dxa"/>
+            <w:vMerge/>
+            <w:tcBorders>
+              <w:left w:val="nil"/>
+              <w:bottom w:val="single" w:sz="4" w:space="0" w:color="auto"/>
+              <w:right w:val="single" w:sz="4" w:space="0" w:color="auto"/>
+            </w:tcBorders>
+            <w:noWrap/>
+            <w:vAlign w:val="center"/>
+          </w:tcPr>
+          <w:p>
+            <w:pPr>
+              <w:spacing w:line="240" w:lineRule="auto"/>
+              <w:jc w:val="center"/>
+              <w:rPr>
+                <w:rFonts w:eastAsia="Times New Roman" w:cs="Arial"/>
+                <w:color w:val="000000"/>
+                <w:sz w:val="16"/>
+                <w:szCs w:val="16"/>
+                <w:lang w:val="en-ID" w:eastAsia="en-ID"/>
+              </w:rPr>
+            </w:pPr>
+          </w:p>
+        </w:tc>
+        <w:tc>
+          <w:tcPr>
+            <w:tcW w:w="704" w:type="dxa"/>
+            <w:vMerge/>
+            <w:tcBorders>
+              <w:left w:val="nil"/>
+              <w:bottom w:val="single" w:sz="4" w:space="0" w:color="auto"/>
+              <w:right w:val="single" w:sz="4" w:space="0" w:color="auto"/>
+            </w:tcBorders>
+            <w:noWrap/>
+            <w:vAlign w:val="center"/>
+          </w:tcPr>
+          <w:p>
+            <w:pPr>
+              <w:spacing w:line="240" w:lineRule="auto"/>
+              <w:jc w:val="center"/>
+              <w:rPr>
+                <w:rFonts w:eastAsia="Times New Roman" w:cs="Arial"/>
+                <w:color w:val="000000"/>
+                <w:sz w:val="16"/>
+                <w:szCs w:val="16"/>
+                <w:lang w:val="en-ID" w:eastAsia="en-ID"/>
+              </w:rPr>
+            </w:pPr>
+          </w:p>
+        </w:tc>
+        <w:tc>
+          <w:tcPr>
+            <w:tcW w:w="1260" w:type="dxa"/>
+            <w:vMerge/>
+            <w:tcBorders>
+              <w:left w:val="nil"/>
+              <w:bottom w:val="single" w:sz="4" w:space="0" w:color="auto"/>
+              <w:right w:val="single" w:sz="4" w:space="0" w:color="auto"/>
+            </w:tcBorders>
+            <w:noWrap/>
+          </w:tcPr>
+          <w:p>
+            <w:pPr>
+              <w:spacing w:line="240" w:lineRule="auto"/>
+              <w:jc w:val="center"/>
+              <w:rPr>
+                <w:rFonts w:eastAsia="Times New Roman" w:cs="Arial"/>
+                <w:color w:val="000000"/>
+                <w:sz w:val="16"/>
+                <w:szCs w:val="16"/>
+                <w:lang w:val="en-ID" w:eastAsia="en-ID"/>
+              </w:rPr>
+            </w:pPr>
+          </w:p>
+        </w:tc>
+      </w:tr>
+      <w:tr>
+        <w:trPr>
+          <w:trHeight w:val="301"/>
+          <w:jc w:val="center"/>
+        </w:trPr>
+        <w:tc>
+          <w:tcPr>
+            <w:tcW w:w="625" w:type="dxa"/>
+            <w:tcBorders>
+              <w:top w:val="single" w:sz="4" w:space="0" w:color="auto"/>
+              <w:left w:val="single" w:sz="4" w:space="0" w:color="auto"/>
+              <w:bottom w:val="single" w:sz="4" w:space="0" w:color="auto"/>
+              <w:right w:val="single" w:sz="4" w:space="0" w:color="auto"/>
+            </w:tcBorders>
+            <w:noWrap/>
+            <w:vAlign w:val="center"/>
+          </w:tcPr>
+          <w:p>
+            <w:pPr>
+              <w:spacing w:line="240" w:lineRule="auto"/>
+              <w:jc w:val="center"/>
+              <w:rPr>
+                <w:rFonts w:eastAsia="Times New Roman" w:cs="Arial"/>
+                <w:color w:val="000000"/>
+                <w:sz w:val="16"/>
+                <w:szCs w:val="16"/>
+                <w:lang w:val="en-ID" w:eastAsia="en-ID"/>
+              </w:rPr>
+            </w:pPr>
+            <w:r>
+              <w:rPr>
+                <w:rFonts w:cs="Arial"/>
+                <w:sz w:val="16"/>
+                <w:szCs w:val="16"/>
+              </w:rPr>
+              <w:lastRenderedPageBreak/>
+              <w:t>3</w:t>
+            </w:r>
+          </w:p>
+        </w:tc>
+        <w:tc>
+          <w:tcPr>
+            <w:tcW w:w="1225" w:type="dxa"/>
+            <w:tcBorders>
+              <w:top w:val="single" w:sz="4" w:space="0" w:color="auto"/>
+              <w:left w:val="nil"/>
+              <w:bottom w:val="single" w:sz="4" w:space="0" w:color="auto"/>
+              <w:right w:val="single" w:sz="4" w:space="0" w:color="auto"/>
+            </w:tcBorders>
+            <w:noWrap/>
+            <w:vAlign w:val="center"/>
+          </w:tcPr>
+          <w:p>
+            <w:pPr>
+              <w:spacing w:line="240" w:lineRule="auto"/>
+              <w:jc w:val="center"/>
+              <w:rPr>
+                <w:rFonts w:eastAsia="Times New Roman" w:cs="Arial"/>
+                <w:color w:val="000000"/>
+                <w:sz w:val="16"/>
+                <w:szCs w:val="16"/>
+                <w:lang w:val="en-ID" w:eastAsia="en-ID"/>
+              </w:rPr>
+            </w:pPr>
+          </w:p>
+        </w:tc>
+        <w:tc>
+          <w:tcPr>
+            <w:tcW w:w="1687" w:type="dxa"/>
+            <w:tcBorders>
+              <w:top w:val="single" w:sz="4" w:space="0" w:color="auto"/>
+              <w:left w:val="nil"/>
+              <w:bottom w:val="single" w:sz="4" w:space="0" w:color="auto"/>
+              <w:right w:val="single" w:sz="4" w:space="0" w:color="auto"/>
+            </w:tcBorders>
+            <w:noWrap/>
+            <w:vAlign w:val="center"/>
+          </w:tcPr>
+          <w:p>
+            <w:pPr>
+              <w:spacing w:line="240" w:lineRule="auto"/>
+              <w:jc w:val="center"/>
+              <w:rPr>
+                <w:rFonts w:eastAsia="Times New Roman" w:cs="Arial"/>
+                <w:color w:val="000000"/>
+                <w:sz w:val="16"/>
+                <w:szCs w:val="16"/>
+                <w:lang w:val="en-ID" w:eastAsia="en-ID"/>
+              </w:rPr>
+            </w:pPr>
+          </w:p>
+        </w:tc>
+        <w:tc>
+          <w:tcPr>
+            <w:tcW w:w="688" w:type="dxa"/>
+            <w:tcBorders>
+              <w:top w:val="single" w:sz="4" w:space="0" w:color="auto"/>
+              <w:left w:val="nil"/>
+              <w:bottom w:val="single" w:sz="4" w:space="0" w:color="auto"/>
+              <w:right w:val="single" w:sz="4" w:space="0" w:color="auto"/>
+            </w:tcBorders>
+            <w:noWrap/>
+            <w:vAlign w:val="center"/>
+          </w:tcPr>
+          <w:p>
+            <w:pPr>
+              <w:spacing w:line="240" w:lineRule="auto"/>
+              <w:jc w:val="center"/>
+              <w:rPr>
+                <w:rFonts w:eastAsia="Times New Roman" w:cs="Arial"/>
+                <w:color w:val="000000"/>
+                <w:sz w:val="16"/>
+                <w:szCs w:val="16"/>
+                <w:lang w:val="en-ID" w:eastAsia="en-ID"/>
+              </w:rPr>
+            </w:pPr>
+          </w:p>
+        </w:tc>
+        <w:tc>
+          <w:tcPr>
+            <w:tcW w:w="630" w:type="dxa"/>
+            <w:tcBorders>
+              <w:top w:val="single" w:sz="4" w:space="0" w:color="auto"/>
+              <w:left w:val="nil"/>
+              <w:bottom w:val="single" w:sz="4" w:space="0" w:color="auto"/>
+              <w:right w:val="single" w:sz="4" w:space="0" w:color="auto"/>
+            </w:tcBorders>
+            <w:noWrap/>
+            <w:vAlign w:val="center"/>
+          </w:tcPr>
+          <w:p>
+            <w:pPr>
+              <w:spacing w:line="240" w:lineRule="auto"/>
+              <w:jc w:val="center"/>
+              <w:rPr>
+                <w:rFonts w:eastAsia="Times New Roman" w:cs="Arial"/>
+                <w:color w:val="000000"/>
+                <w:sz w:val="16"/>
+                <w:szCs w:val="16"/>
+                <w:lang w:val="en-ID" w:eastAsia="en-ID"/>
+              </w:rPr>
+            </w:pPr>
+          </w:p>
+        </w:tc>
+        <w:tc>
+          <w:tcPr>
+            <w:tcW w:w="810" w:type="dxa"/>
+            <w:tcBorders>
+              <w:top w:val="single" w:sz="4" w:space="0" w:color="auto"/>
+              <w:left w:val="nil"/>
+              <w:bottom w:val="single" w:sz="4" w:space="0" w:color="auto"/>
+              <w:right w:val="single" w:sz="4" w:space="0" w:color="auto"/>
+            </w:tcBorders>
+            <w:noWrap/>
+            <w:vAlign w:val="center"/>
+          </w:tcPr>
+          <w:p>
+            <w:pPr>
+              <w:spacing w:line="240" w:lineRule="auto"/>
+              <w:jc w:val="center"/>
+              <w:rPr>
+                <w:rFonts w:eastAsia="Times New Roman" w:cs="Arial"/>
+                <w:color w:val="000000"/>
+                <w:sz w:val="16"/>
+                <w:szCs w:val="16"/>
+                <w:lang w:val="en-ID" w:eastAsia="en-ID"/>
+              </w:rPr>
+            </w:pPr>
+          </w:p>
+        </w:tc>
+        <w:tc>
+          <w:tcPr>
+            <w:tcW w:w="851" w:type="dxa"/>
+            <w:tcBorders>
+              <w:top w:val="single" w:sz="4" w:space="0" w:color="auto"/>
+              <w:left w:val="nil"/>
+              <w:bottom w:val="single" w:sz="4" w:space="0" w:color="auto"/>
+              <w:right w:val="single" w:sz="4" w:space="0" w:color="auto"/>
+            </w:tcBorders>
+            <w:noWrap/>
+            <w:vAlign w:val="center"/>
+          </w:tcPr>
+          <w:p>
+            <w:pPr>
+              <w:spacing w:line="240" w:lineRule="auto"/>
+              <w:jc w:val="center"/>
+              <w:rPr>
+                <w:rFonts w:eastAsia="Times New Roman" w:cs="Arial"/>
+                <w:color w:val="000000"/>
+                <w:sz w:val="16"/>
+                <w:szCs w:val="16"/>
+                <w:lang w:val="en-ID" w:eastAsia="en-ID"/>
+              </w:rPr>
+            </w:pPr>
+          </w:p>
+        </w:tc>
+        <w:tc>
+          <w:tcPr>
+            <w:tcW w:w="992" w:type="dxa"/>
+            <w:tcBorders>
+              <w:top w:val="single" w:sz="4" w:space="0" w:color="auto"/>
+              <w:left w:val="nil"/>
+              <w:bottom w:val="single" w:sz="4" w:space="0" w:color="auto"/>
+              <w:right w:val="single" w:sz="4" w:space="0" w:color="auto"/>
+            </w:tcBorders>
+            <w:noWrap/>
+            <w:vAlign w:val="center"/>
+          </w:tcPr>
+          <w:p>
+            <w:pPr>
+              <w:spacing w:line="240" w:lineRule="auto"/>
+              <w:jc w:val="center"/>
+              <w:rPr>
+                <w:rFonts w:eastAsia="Times New Roman" w:cs="Arial"/>
+                <w:color w:val="000000"/>
+                <w:sz w:val="16"/>
+                <w:szCs w:val="16"/>
+                <w:lang w:val="en-ID" w:eastAsia="en-ID"/>
+              </w:rPr>
+            </w:pPr>
+          </w:p>
+        </w:tc>
+        <w:tc>
+          <w:tcPr>
+            <w:tcW w:w="851" w:type="dxa"/>
+            <w:vMerge/>
+            <w:tcBorders>
+              <w:left w:val="nil"/>
+              <w:right w:val="single" w:sz="4" w:space="0" w:color="auto"/>
+            </w:tcBorders>
+            <w:noWrap/>
+            <w:vAlign w:val="center"/>
+          </w:tcPr>
+          <w:p>
+            <w:pPr>
+              <w:spacing w:line="240" w:lineRule="auto"/>
+              <w:jc w:val="center"/>
+              <w:rPr>
+                <w:rFonts w:eastAsia="Times New Roman" w:cs="Arial"/>
+                <w:color w:val="000000"/>
+                <w:sz w:val="16"/>
+                <w:szCs w:val="16"/>
+                <w:lang w:val="en-ID" w:eastAsia="en-ID"/>
+              </w:rPr>
+            </w:pPr>
+          </w:p>
+        </w:tc>
+        <w:tc>
+          <w:tcPr>
+            <w:tcW w:w="992" w:type="dxa"/>
+            <w:tcBorders>
+              <w:top w:val="single" w:sz="4" w:space="0" w:color="auto"/>
+              <w:left w:val="nil"/>
+              <w:bottom w:val="single" w:sz="4" w:space="0" w:color="auto"/>
+              <w:right w:val="single" w:sz="4" w:space="0" w:color="auto"/>
+            </w:tcBorders>
+            <w:noWrap/>
+            <w:vAlign w:val="center"/>
+          </w:tcPr>
+          <w:p>
+            <w:pPr>
+              <w:spacing w:line="240" w:lineRule="auto"/>
+              <w:jc w:val="center"/>
+              <w:rPr>
+                <w:rFonts w:eastAsia="Times New Roman" w:cs="Arial"/>
+                <w:color w:val="000000"/>
+                <w:sz w:val="16"/>
+                <w:szCs w:val="16"/>
+                <w:lang w:val="en-ID" w:eastAsia="en-ID"/>
+              </w:rPr>
+            </w:pPr>
+          </w:p>
+        </w:tc>
+        <w:tc>
+          <w:tcPr>
+            <w:tcW w:w="850" w:type="dxa"/>
+            <w:tcBorders>
+              <w:top w:val="single" w:sz="4" w:space="0" w:color="auto"/>
+              <w:left w:val="nil"/>
+              <w:bottom w:val="single" w:sz="4" w:space="0" w:color="auto"/>
+              <w:right w:val="single" w:sz="4" w:space="0" w:color="auto"/>
+            </w:tcBorders>
+            <w:noWrap/>
+            <w:vAlign w:val="center"/>
+          </w:tcPr>
+          <w:p>
+            <w:pPr>
+              <w:spacing w:line="240" w:lineRule="auto"/>
+              <w:jc w:val="center"/>
+              <w:rPr>
+                <w:rFonts w:eastAsia="Times New Roman" w:cs="Arial"/>
+                <w:color w:val="000000"/>
+                <w:sz w:val="16"/>
+                <w:szCs w:val="16"/>
+                <w:lang w:val="en-ID" w:eastAsia="en-ID"/>
+              </w:rPr>
+            </w:pPr>
+          </w:p>
+        </w:tc>
+        <w:tc>
+          <w:tcPr>
+            <w:tcW w:w="567" w:type="dxa"/>
+            <w:tcBorders>
+              <w:top w:val="single" w:sz="4" w:space="0" w:color="auto"/>
+              <w:left w:val="nil"/>
+              <w:bottom w:val="single" w:sz="4" w:space="0" w:color="auto"/>
+              <w:right w:val="single" w:sz="4" w:space="0" w:color="auto"/>
+            </w:tcBorders>
+            <w:noWrap/>
+            <w:vAlign w:val="center"/>
+          </w:tcPr>
+          <w:p>
+            <w:pPr>
+              <w:spacing w:line="240" w:lineRule="auto"/>
+              <w:jc w:val="center"/>
+              <w:rPr>
+                <w:rFonts w:eastAsia="Times New Roman" w:cs="Arial"/>
+                <w:color w:val="000000"/>
+                <w:sz w:val="16"/>
+                <w:szCs w:val="16"/>
+                <w:lang w:val="en-ID" w:eastAsia="en-ID"/>
+              </w:rPr>
+            </w:pPr>
+          </w:p>
+        </w:tc>
+        <w:tc>
+          <w:tcPr>
+            <w:tcW w:w="567" w:type="dxa"/>
+            <w:tcBorders>
+              <w:top w:val="single" w:sz="4" w:space="0" w:color="auto"/>
+              <w:left w:val="nil"/>
+              <w:bottom w:val="single" w:sz="4" w:space="0" w:color="auto"/>
+              <w:right w:val="single" w:sz="4" w:space="0" w:color="auto"/>
+            </w:tcBorders>
+            <w:noWrap/>
+            <w:vAlign w:val="center"/>
+          </w:tcPr>
+          <w:p>
+            <w:pPr>
+              <w:spacing w:line="240" w:lineRule="auto"/>
+              <w:jc w:val="center"/>
+              <w:rPr>
+                <w:rFonts w:eastAsia="Times New Roman" w:cs="Arial"/>
+                <w:color w:val="000000"/>
+                <w:sz w:val="16"/>
+                <w:szCs w:val="16"/>
+                <w:lang w:val="en-ID" w:eastAsia="en-ID"/>
+              </w:rPr>
+            </w:pPr>
+          </w:p>
+        </w:tc>
+        <w:tc>
+          <w:tcPr>
+            <w:tcW w:w="567" w:type="dxa"/>
+            <w:tcBorders>
+              <w:top w:val="single" w:sz="4" w:space="0" w:color="auto"/>
+              <w:left w:val="nil"/>
+              <w:bottom w:val="single" w:sz="4" w:space="0" w:color="auto"/>
+              <w:right w:val="single" w:sz="4" w:space="0" w:color="auto"/>
+            </w:tcBorders>
+            <w:noWrap/>
+            <w:vAlign w:val="center"/>
+          </w:tcPr>
+          <w:p>
+            <w:pPr>
+              <w:spacing w:line="240" w:lineRule="auto"/>
+              <w:jc w:val="center"/>
+              <w:rPr>
+                <w:rFonts w:eastAsia="Times New Roman" w:cs="Arial"/>
+                <w:color w:val="000000"/>
+                <w:sz w:val="16"/>
+                <w:szCs w:val="16"/>
+                <w:lang w:val="en-ID" w:eastAsia="en-ID"/>
+              </w:rPr>
+            </w:pPr>
+          </w:p>
+        </w:tc>
+        <w:tc>
+          <w:tcPr>
+            <w:tcW w:w="709" w:type="dxa"/>
+            <w:tcBorders>
+              <w:top w:val="single" w:sz="4" w:space="0" w:color="auto"/>
+              <w:left w:val="nil"/>
+              <w:bottom w:val="single" w:sz="4" w:space="0" w:color="auto"/>
+              <w:right w:val="single" w:sz="4" w:space="0" w:color="auto"/>
+            </w:tcBorders>
+            <w:noWrap/>
+            <w:vAlign w:val="center"/>
+          </w:tcPr>
+          <w:p>
+            <w:pPr>
+              <w:spacing w:line="240" w:lineRule="auto"/>
+              <w:jc w:val="center"/>
+              <w:rPr>
+                <w:rFonts w:eastAsia="Times New Roman" w:cs="Arial"/>
+                <w:color w:val="000000"/>
+                <w:sz w:val="16"/>
+                <w:szCs w:val="16"/>
+                <w:lang w:val="en-ID" w:eastAsia="en-ID"/>
+              </w:rPr>
+            </w:pPr>
+          </w:p>
+        </w:tc>
+        <w:tc>
+          <w:tcPr>
+            <w:tcW w:w="704" w:type="dxa"/>
+            <w:tcBorders>
+              <w:top w:val="single" w:sz="4" w:space="0" w:color="auto"/>
+              <w:left w:val="nil"/>
+              <w:bottom w:val="single" w:sz="4" w:space="0" w:color="auto"/>
+              <w:right w:val="single" w:sz="4" w:space="0" w:color="auto"/>
+            </w:tcBorders>
+            <w:noWrap/>
+            <w:vAlign w:val="center"/>
+          </w:tcPr>
+          <w:p>
+            <w:pPr>
+              <w:spacing w:line="240" w:lineRule="auto"/>
+              <w:jc w:val="center"/>
+              <w:rPr>
+                <w:rFonts w:eastAsia="Times New Roman" w:cs="Arial"/>
+                <w:color w:val="000000"/>
+                <w:sz w:val="16"/>
+                <w:szCs w:val="16"/>
+                <w:lang w:val="en-ID" w:eastAsia="en-ID"/>
+              </w:rPr>
+            </w:pPr>
+          </w:p>
+        </w:tc>
+        <w:tc>
+          <w:tcPr>
+            <w:tcW w:w="1260" w:type="dxa"/>
+            <w:tcBorders>
+              <w:top w:val="single" w:sz="4" w:space="0" w:color="auto"/>
+              <w:left w:val="nil"/>
+              <w:bottom w:val="single" w:sz="4" w:space="0" w:color="auto"/>
+              <w:right w:val="single" w:sz="4" w:space="0" w:color="auto"/>
+            </w:tcBorders>
+            <w:noWrap/>
+          </w:tcPr>
+          <w:p>
+            <w:pPr>
+              <w:spacing w:line="240" w:lineRule="auto"/>
+              <w:jc w:val="center"/>
+              <w:rPr>
+                <w:rFonts w:eastAsia="Times New Roman" w:cs="Arial"/>
+                <w:color w:val="000000"/>
+                <w:sz w:val="16"/>
+                <w:szCs w:val="16"/>
+                <w:lang w:val="en-ID" w:eastAsia="en-ID"/>
+              </w:rPr>
+            </w:pPr>
+          </w:p>
+        </w:tc>
+      </w:tr>
+      <w:tr>
+        <w:trPr>
+          <w:trHeight w:val="301"/>
+          <w:jc w:val="center"/>
+        </w:trPr>
+        <w:tc>
+          <w:tcPr>
+            <w:tcW w:w="625" w:type="dxa"/>
+            <w:tcBorders>
+              <w:top w:val="single" w:sz="4" w:space="0" w:color="auto"/>
+              <w:left w:val="single" w:sz="4" w:space="0" w:color="auto"/>
+              <w:bottom w:val="single" w:sz="4" w:space="0" w:color="auto"/>
+              <w:right w:val="single" w:sz="4" w:space="0" w:color="auto"/>
+            </w:tcBorders>
+            <w:noWrap/>
+            <w:vAlign w:val="center"/>
+          </w:tcPr>
+          <w:p>
+            <w:pPr>
+              <w:spacing w:line="240" w:lineRule="auto"/>
+              <w:jc w:val="center"/>
+              <w:rPr>
+                <w:rFonts w:cs="Arial"/>
+                <w:sz w:val="16"/>
+                <w:szCs w:val="16"/>
+              </w:rPr>
+            </w:pPr>
+            <w:r>
+              <w:rPr>
+                <w:rFonts w:cs="Arial"/>
+                <w:sz w:val="16"/>
+                <w:szCs w:val="16"/>
+              </w:rPr>
+              <w:t>4</w:t>
+            </w:r>
+          </w:p>
+        </w:tc>
+        <w:tc>
+          <w:tcPr>
+            <w:tcW w:w="1225" w:type="dxa"/>
+            <w:tcBorders>
+              <w:top w:val="single" w:sz="4" w:space="0" w:color="auto"/>
+              <w:left w:val="nil"/>
+              <w:bottom w:val="single" w:sz="4" w:space="0" w:color="auto"/>
+              <w:right w:val="single" w:sz="4" w:space="0" w:color="auto"/>
+            </w:tcBorders>
+            <w:noWrap/>
+            <w:vAlign w:val="center"/>
+          </w:tcPr>
+          <w:p>
+            <w:pPr>
+              <w:spacing w:line="240" w:lineRule="auto"/>
+              <w:jc w:val="center"/>
+              <w:rPr>
+                <w:rFonts w:eastAsia="Times New Roman" w:cs="Arial"/>
+                <w:color w:val="000000"/>
+                <w:sz w:val="16"/>
+                <w:szCs w:val="16"/>
+                <w:lang w:val="en-ID" w:eastAsia="en-ID"/>
+              </w:rPr>
+            </w:pPr>
+          </w:p>
+        </w:tc>
+        <w:tc>
+          <w:tcPr>
+            <w:tcW w:w="1687" w:type="dxa"/>
+            <w:tcBorders>
+              <w:top w:val="single" w:sz="4" w:space="0" w:color="auto"/>
+              <w:left w:val="nil"/>
+              <w:bottom w:val="single" w:sz="4" w:space="0" w:color="auto"/>
+              <w:right w:val="single" w:sz="4" w:space="0" w:color="auto"/>
+            </w:tcBorders>
+            <w:noWrap/>
+            <w:vAlign w:val="center"/>
+          </w:tcPr>
+          <w:p>
+            <w:pPr>
+              <w:spacing w:line="240" w:lineRule="auto"/>
+              <w:jc w:val="center"/>
+              <w:rPr>
+                <w:rFonts w:eastAsia="Times New Roman" w:cs="Arial"/>
+                <w:color w:val="000000"/>
+                <w:sz w:val="16"/>
+                <w:szCs w:val="16"/>
+                <w:lang w:val="en-ID" w:eastAsia="en-ID"/>
+              </w:rPr>
+            </w:pPr>
+          </w:p>
+        </w:tc>
+        <w:tc>
+          <w:tcPr>
+            <w:tcW w:w="688" w:type="dxa"/>
+            <w:tcBorders>
+              <w:top w:val="single" w:sz="4" w:space="0" w:color="auto"/>
+              <w:left w:val="nil"/>
+              <w:bottom w:val="single" w:sz="4" w:space="0" w:color="auto"/>
+              <w:right w:val="single" w:sz="4" w:space="0" w:color="auto"/>
+            </w:tcBorders>
+            <w:noWrap/>
+            <w:vAlign w:val="center"/>
+          </w:tcPr>
+          <w:p>
+            <w:pPr>
+              <w:spacing w:line="240" w:lineRule="auto"/>
+              <w:jc w:val="center"/>
+              <w:rPr>
+                <w:rFonts w:eastAsia="Times New Roman" w:cs="Arial"/>
+                <w:color w:val="000000"/>
+                <w:sz w:val="16"/>
+                <w:szCs w:val="16"/>
+                <w:lang w:val="en-ID" w:eastAsia="en-ID"/>
+              </w:rPr>
+            </w:pPr>
+          </w:p>
+        </w:tc>
+        <w:tc>
+          <w:tcPr>
+            <w:tcW w:w="630" w:type="dxa"/>
+            <w:tcBorders>
+              <w:top w:val="single" w:sz="4" w:space="0" w:color="auto"/>
+              <w:left w:val="nil"/>
+              <w:bottom w:val="single" w:sz="4" w:space="0" w:color="auto"/>
+              <w:right w:val="single" w:sz="4" w:space="0" w:color="auto"/>
+            </w:tcBorders>
+            <w:noWrap/>
+            <w:vAlign w:val="center"/>
+          </w:tcPr>
+          <w:p>
+            <w:pPr>
+              <w:spacing w:line="240" w:lineRule="auto"/>
+              <w:jc w:val="center"/>
+              <w:rPr>
+                <w:rFonts w:eastAsia="Times New Roman" w:cs="Arial"/>
+                <w:color w:val="000000"/>
+                <w:sz w:val="16"/>
+                <w:szCs w:val="16"/>
+                <w:lang w:val="en-ID" w:eastAsia="en-ID"/>
+              </w:rPr>
+            </w:pPr>
+          </w:p>
+        </w:tc>
+        <w:tc>
+          <w:tcPr>
+            <w:tcW w:w="810" w:type="dxa"/>
+            <w:tcBorders>
+              <w:top w:val="single" w:sz="4" w:space="0" w:color="auto"/>
+              <w:left w:val="nil"/>
+              <w:bottom w:val="single" w:sz="4" w:space="0" w:color="auto"/>
+              <w:right w:val="single" w:sz="4" w:space="0" w:color="auto"/>
+            </w:tcBorders>
+            <w:noWrap/>
+            <w:vAlign w:val="center"/>
+          </w:tcPr>
+          <w:p>
+            <w:pPr>
+              <w:spacing w:line="240" w:lineRule="auto"/>
+              <w:jc w:val="center"/>
+              <w:rPr>
+                <w:rFonts w:eastAsia="Times New Roman" w:cs="Arial"/>
+                <w:color w:val="000000"/>
+                <w:sz w:val="16"/>
+                <w:szCs w:val="16"/>
+                <w:lang w:val="en-ID" w:eastAsia="en-ID"/>
+              </w:rPr>
+            </w:pPr>
+          </w:p>
+        </w:tc>
+        <w:tc>
+          <w:tcPr>
+            <w:tcW w:w="851" w:type="dxa"/>
+            <w:tcBorders>
+              <w:top w:val="single" w:sz="4" w:space="0" w:color="auto"/>
+              <w:left w:val="nil"/>
+              <w:bottom w:val="single" w:sz="4" w:space="0" w:color="auto"/>
+              <w:right w:val="single" w:sz="4" w:space="0" w:color="auto"/>
+            </w:tcBorders>
+            <w:noWrap/>
+            <w:vAlign w:val="center"/>
+          </w:tcPr>
+          <w:p>
+            <w:pPr>
+              <w:spacing w:line="240" w:lineRule="auto"/>
+              <w:jc w:val="center"/>
+              <w:rPr>
+                <w:rFonts w:eastAsia="Times New Roman" w:cs="Arial"/>
+                <w:color w:val="000000"/>
+                <w:sz w:val="16"/>
+                <w:szCs w:val="16"/>
+                <w:lang w:val="en-ID" w:eastAsia="en-ID"/>
+              </w:rPr>
+            </w:pPr>
+          </w:p>
+        </w:tc>
+        <w:tc>
+          <w:tcPr>
+            <w:tcW w:w="992" w:type="dxa"/>
+            <w:tcBorders>
+              <w:top w:val="single" w:sz="4" w:space="0" w:color="auto"/>
+              <w:left w:val="nil"/>
+              <w:bottom w:val="single" w:sz="4" w:space="0" w:color="auto"/>
+              <w:right w:val="single" w:sz="4" w:space="0" w:color="auto"/>
+            </w:tcBorders>
+            <w:noWrap/>
+            <w:vAlign w:val="center"/>
+          </w:tcPr>
+          <w:p>
+            <w:pPr>
+              <w:spacing w:line="240" w:lineRule="auto"/>
+              <w:jc w:val="center"/>
+              <w:rPr>
+                <w:rFonts w:eastAsia="Times New Roman" w:cs="Arial"/>
+                <w:color w:val="000000"/>
+                <w:sz w:val="16"/>
+                <w:szCs w:val="16"/>
+                <w:lang w:val="en-ID" w:eastAsia="en-ID"/>
+              </w:rPr>
+            </w:pPr>
+          </w:p>
+        </w:tc>
+        <w:tc>
+          <w:tcPr>
+            <w:tcW w:w="851" w:type="dxa"/>
+            <w:tcBorders>
+              <w:left w:val="nil"/>
+              <w:bottom w:val="single" w:sz="4" w:space="0" w:color="auto"/>
+              <w:right w:val="single" w:sz="4" w:space="0" w:color="auto"/>
+            </w:tcBorders>
+            <w:noWrap/>
+            <w:vAlign w:val="center"/>
+          </w:tcPr>
+          <w:p>
+            <w:pPr>
+              <w:spacing w:line="240" w:lineRule="auto"/>
+              <w:jc w:val="center"/>
+              <w:rPr>
+                <w:rFonts w:eastAsia="Times New Roman" w:cs="Arial"/>
+                <w:color w:val="000000"/>
+                <w:sz w:val="16"/>
+                <w:szCs w:val="16"/>
+                <w:lang w:val="en-ID" w:eastAsia="en-ID"/>
+              </w:rPr>
+            </w:pPr>
+          </w:p>
+        </w:tc>
+        <w:tc>
+          <w:tcPr>
+            <w:tcW w:w="992" w:type="dxa"/>
+            <w:tcBorders>
+              <w:top w:val="single" w:sz="4" w:space="0" w:color="auto"/>
+              <w:left w:val="nil"/>
+              <w:bottom w:val="single" w:sz="4" w:space="0" w:color="auto"/>
+              <w:right w:val="single" w:sz="4" w:space="0" w:color="auto"/>
+            </w:tcBorders>
+            <w:noWrap/>
+            <w:vAlign w:val="center"/>
+          </w:tcPr>
+          <w:p>
+            <w:pPr>
+              <w:spacing w:line="240" w:lineRule="auto"/>
+              <w:jc w:val="center"/>
+              <w:rPr>
+                <w:rFonts w:eastAsia="Times New Roman" w:cs="Arial"/>
+                <w:color w:val="000000"/>
+                <w:sz w:val="16"/>
+                <w:szCs w:val="16"/>
+                <w:lang w:val="en-ID" w:eastAsia="en-ID"/>
+              </w:rPr>
+            </w:pPr>
+          </w:p>
+        </w:tc>
+        <w:tc>
+          <w:tcPr>
+            <w:tcW w:w="850" w:type="dxa"/>
+            <w:tcBorders>
+              <w:top w:val="single" w:sz="4" w:space="0" w:color="auto"/>
+              <w:left w:val="nil"/>
+              <w:bottom w:val="single" w:sz="4" w:space="0" w:color="auto"/>
+              <w:right w:val="single" w:sz="4" w:space="0" w:color="auto"/>
+            </w:tcBorders>
+            <w:noWrap/>
+            <w:vAlign w:val="center"/>
+          </w:tcPr>
+          <w:p>
+            <w:pPr>
+              <w:spacing w:line="240" w:lineRule="auto"/>
+              <w:jc w:val="center"/>
+              <w:rPr>
+                <w:rFonts w:eastAsia="Times New Roman" w:cs="Arial"/>
+                <w:color w:val="000000"/>
+                <w:sz w:val="16"/>
+                <w:szCs w:val="16"/>
+                <w:lang w:val="en-ID" w:eastAsia="en-ID"/>
+              </w:rPr>
+            </w:pPr>
+          </w:p>
+        </w:tc>
+        <w:tc>
+          <w:tcPr>
+            <w:tcW w:w="567" w:type="dxa"/>
+            <w:tcBorders>
+              <w:top w:val="single" w:sz="4" w:space="0" w:color="auto"/>
+              <w:left w:val="nil"/>
+              <w:bottom w:val="single" w:sz="4" w:space="0" w:color="auto"/>
+              <w:right w:val="single" w:sz="4" w:space="0" w:color="auto"/>
+            </w:tcBorders>
+            <w:noWrap/>
+            <w:vAlign w:val="center"/>
+          </w:tcPr>
+          <w:p>
+            <w:pPr>
+              <w:spacing w:line="240" w:lineRule="auto"/>
+              <w:jc w:val="center"/>
+              <w:rPr>
+                <w:rFonts w:eastAsia="Times New Roman" w:cs="Arial"/>
+                <w:color w:val="000000"/>
+                <w:sz w:val="16"/>
+                <w:szCs w:val="16"/>
+                <w:lang w:val="en-ID" w:eastAsia="en-ID"/>
+              </w:rPr>
+            </w:pPr>
+          </w:p>
+        </w:tc>
+        <w:tc>
+          <w:tcPr>
+            <w:tcW w:w="567" w:type="dxa"/>
+            <w:tcBorders>
+              <w:top w:val="single" w:sz="4" w:space="0" w:color="auto"/>
+              <w:left w:val="nil"/>
+              <w:bottom w:val="single" w:sz="4" w:space="0" w:color="auto"/>
+              <w:right w:val="single" w:sz="4" w:space="0" w:color="auto"/>
+            </w:tcBorders>
+            <w:noWrap/>
+            <w:vAlign w:val="center"/>
+          </w:tcPr>
+          <w:p>
+            <w:pPr>
+              <w:spacing w:line="240" w:lineRule="auto"/>
+              <w:jc w:val="center"/>
+              <w:rPr>
+                <w:rFonts w:eastAsia="Times New Roman" w:cs="Arial"/>
+                <w:color w:val="000000"/>
+                <w:sz w:val="16"/>
+                <w:szCs w:val="16"/>
+                <w:lang w:val="en-ID" w:eastAsia="en-ID"/>
+              </w:rPr>
+            </w:pPr>
+          </w:p>
+        </w:tc>
+        <w:tc>
+          <w:tcPr>
+            <w:tcW w:w="567" w:type="dxa"/>
+            <w:tcBorders>
+              <w:top w:val="single" w:sz="4" w:space="0" w:color="auto"/>
+              <w:left w:val="nil"/>
+              <w:bottom w:val="single" w:sz="4" w:space="0" w:color="auto"/>
+              <w:right w:val="single" w:sz="4" w:space="0" w:color="auto"/>
+            </w:tcBorders>
+            <w:noWrap/>
+            <w:vAlign w:val="center"/>
+          </w:tcPr>
+          <w:p>
+            <w:pPr>
+              <w:spacing w:line="240" w:lineRule="auto"/>
+              <w:jc w:val="center"/>
+              <w:rPr>
+                <w:rFonts w:eastAsia="Times New Roman" w:cs="Arial"/>
+                <w:color w:val="000000"/>
+                <w:sz w:val="16"/>
+                <w:szCs w:val="16"/>
+                <w:lang w:val="en-ID" w:eastAsia="en-ID"/>
+              </w:rPr>
+            </w:pPr>
+          </w:p>
+        </w:tc>
+        <w:tc>
+          <w:tcPr>
+            <w:tcW w:w="709" w:type="dxa"/>
+            <w:tcBorders>
+              <w:top w:val="single" w:sz="4" w:space="0" w:color="auto"/>
+              <w:left w:val="nil"/>
+              <w:bottom w:val="single" w:sz="4" w:space="0" w:color="auto"/>
+              <w:right w:val="single" w:sz="4" w:space="0" w:color="auto"/>
+            </w:tcBorders>
+            <w:noWrap/>
+            <w:vAlign w:val="center"/>
+          </w:tcPr>
+          <w:p>
+            <w:pPr>
+              <w:spacing w:line="240" w:lineRule="auto"/>
+              <w:jc w:val="center"/>
+              <w:rPr>
+                <w:rFonts w:eastAsia="Times New Roman" w:cs="Arial"/>
+                <w:color w:val="000000"/>
+                <w:sz w:val="16"/>
+                <w:szCs w:val="16"/>
+                <w:lang w:val="en-ID" w:eastAsia="en-ID"/>
+              </w:rPr>
+            </w:pPr>
+          </w:p>
+        </w:tc>
+        <w:tc>
+          <w:tcPr>
+            <w:tcW w:w="704" w:type="dxa"/>
+            <w:tcBorders>
+              <w:top w:val="single" w:sz="4" w:space="0" w:color="auto"/>
+              <w:left w:val="nil"/>
+              <w:bottom w:val="single" w:sz="4" w:space="0" w:color="auto"/>
+              <w:right w:val="single" w:sz="4" w:space="0" w:color="auto"/>
+            </w:tcBorders>
+            <w:noWrap/>
+            <w:vAlign w:val="center"/>
+          </w:tcPr>
+          <w:p>
+            <w:pPr>
+              <w:spacing w:line="240" w:lineRule="auto"/>
+              <w:jc w:val="center"/>
+              <w:rPr>
+                <w:rFonts w:eastAsia="Times New Roman" w:cs="Arial"/>
+                <w:color w:val="000000"/>
+                <w:sz w:val="16"/>
+                <w:szCs w:val="16"/>
+                <w:lang w:val="en-ID" w:eastAsia="en-ID"/>
+              </w:rPr>
+            </w:pPr>
+          </w:p>
+        </w:tc>
+        <w:tc>
+          <w:tcPr>
+            <w:tcW w:w="1260" w:type="dxa"/>
+            <w:tcBorders>
+              <w:top w:val="single" w:sz="4" w:space="0" w:color="auto"/>
+              <w:left w:val="nil"/>
+              <w:bottom w:val="single" w:sz="4" w:space="0" w:color="auto"/>
+              <w:right w:val="single" w:sz="4" w:space="0" w:color="auto"/>
+            </w:tcBorders>
+            <w:noWrap/>
+          </w:tcPr>
+          <w:p>
+            <w:pPr>
+              <w:spacing w:line="240" w:lineRule="auto"/>
+              <w:jc w:val="center"/>
+              <w:rPr>
+                <w:rFonts w:eastAsia="Times New Roman" w:cs="Arial"/>
+                <w:color w:val="000000"/>
+                <w:sz w:val="16"/>
+                <w:szCs w:val="16"/>
+                <w:lang w:val="en-ID" w:eastAsia="en-ID"/>
+              </w:rPr>
+            </w:pPr>
+          </w:p>
+        </w:tc>
+      </w:tr>
+    </w:tbl>
+    <w:p>
+      <w:pPr>
+        <w:pStyle w:val="Header"/>
+        <w:tabs>
+          <w:tab w:val="clear" w:pos="4680"/>
+          <w:tab w:val="clear" w:pos="9360"/>
+          <w:tab w:val="left" w:pos="1348"/>
+        </w:tabs>
+        <w:spacing w:before="120" w:after="120" w:line="259" w:lineRule="auto"/>
+        <w:rPr>
+          <w:rFonts w:asciiTheme="majorHAnsi" w:hAnsiTheme="majorHAnsi" w:cstheme="majorHAnsi"/>
+          <w:b/>
+        </w:rPr>
+      </w:pPr>
+    </w:p>
     <w:p>
       <w:pPr>
         <w:pStyle w:val="Header"/>
@@ -37605,6 +41188,18 @@
       <w:spacing w:after="0" w:line="240" w:lineRule="auto"/>
     </w:pPr>
   </w:style>
+  <w:style w:type="character" w:styleId="FollowedHyperlink">
+    <w:name w:val="FollowedHyperlink"/>
+    <w:basedOn w:val="DefaultParagraphFont"/>
+    <w:uiPriority w:val="99"/>
+    <w:semiHidden/>
+    <w:unhideWhenUsed/>
+    <w:rsid w:val="00111AA0"/>
+    <w:rPr>
+      <w:color w:val="954F72" w:themeColor="followedHyperlink"/>
+      <w:u w:val="single"/>
+    </w:rPr>
+  </w:style>
 </w:styles>
 </file>
 
